--- a/屏保状态与操作说明.docx
+++ b/屏保状态与操作说明.docx
@@ -2,7 +2,7 @@
 <file path=word/document.xml><?xml version="1.0" encoding="utf-8"?>
 <w:document xmlns:w="http://schemas.openxmlformats.org/wordprocessingml/2006/main" xmlns:m="http://schemas.openxmlformats.org/officeDocument/2006/math" xmlns:r="http://schemas.openxmlformats.org/officeDocument/2006/relationships" xmlns:o="urn:schemas-microsoft-com:office:office" xmlns:v="urn:schemas-microsoft-com:vml" xmlns:w10="urn:schemas-microsoft-com:office:word" xmlns:a="http://schemas.openxmlformats.org/drawingml/2006/main" xmlns:pic="http://schemas.openxmlformats.org/drawingml/2006/picture" xmlns:wp="http://schemas.openxmlformats.org/drawingml/2006/wordprocessingDrawing">
   <w:body>
-    <w:bookmarkStart w:id="41" w:name="屏保活动主题状态与操作说明文档辅助"/>
+    <w:bookmarkStart w:id="36" w:name="屏保活动主题状态与操作说明文档辅助"/>
     <w:p>
       <w:pPr>
         <w:pStyle w:val="Heading1"/>
@@ -572,7 +572,7 @@
           <w:b/>
           <w:bCs/>
         </w:rPr>
-        <w:t xml:space="preserve">§7.1～§7.6</w:t>
+        <w:t xml:space="preserve">§7.2～§7.6</w:t>
       </w:r>
       <w:r>
         <w:rPr>
@@ -603,7 +603,7 @@
         <w:rPr>
           <w:rFonts w:hint="eastAsia"/>
         </w:rPr>
-        <w:t xml:space="preserve">已覆盖全部流转关系。</w:t>
+        <w:t xml:space="preserve">已覆盖生效与门店侧流转关系。</w:t>
       </w:r>
     </w:p>
     <w:p>
@@ -751,48 +751,10 @@
               <w:t xml:space="preserve">distributeChannels</w:t>
             </w:r>
             <w:r>
-              <w:t xml:space="preserve">、</w:t>
-            </w:r>
-            <w:r>
-              <w:rPr>
-                <w:rStyle w:val="VerbatimChar"/>
-              </w:rPr>
-              <w:t xml:space="preserve">distributedStores</w:t>
-            </w:r>
-            <w:r>
-              <w:t xml:space="preserve">、</w:t>
-            </w:r>
-            <w:r>
-              <w:rPr>
-                <w:rStyle w:val="VerbatimChar"/>
-              </w:rPr>
-              <w:t xml:space="preserve">effectShelfStatus</w:t>
-            </w:r>
-            <w:r>
-              <w:t xml:space="preserve"> </w:t>
-            </w:r>
-            <w:r>
-              <w:rPr>
-                <w:rFonts w:hint="eastAsia"/>
-              </w:rPr>
-              <w:t xml:space="preserve">等</w:t>
-            </w:r>
-          </w:p>
-        </w:tc>
-        <w:tc>
-          <w:tcPr/>
-          <w:p>
-            <w:pPr>
-              <w:pStyle w:val="Compact"/>
-            </w:pPr>
-            <w:r>
-              <w:rPr>
-                <w:rFonts w:hint="eastAsia"/>
-              </w:rPr>
-              <w:t xml:space="preserve">列表卡片的</w:t>
-            </w:r>
-            <w:r>
-              <w:t xml:space="preserve"> </w:t>
+              <w:rPr>
+                <w:rFonts w:hint="eastAsia"/>
+              </w:rPr>
+              <w:t xml:space="preserve">（展示为</w:t>
             </w:r>
             <w:r>
               <w:rPr>
@@ -800,10 +762,54 @@
                 <w:b/>
                 <w:bCs/>
               </w:rPr>
-              <w:t xml:space="preserve">下发状态</w:t>
+              <w:t xml:space="preserve">展示渠道</w:t>
+            </w:r>
+            <w:r>
+              <w:rPr>
+                <w:rFonts w:hint="eastAsia"/>
+              </w:rPr>
+              <w:t xml:space="preserve">）、</w:t>
+            </w:r>
+            <w:r>
+              <w:rPr>
+                <w:rStyle w:val="VerbatimChar"/>
+              </w:rPr>
+              <w:t xml:space="preserve">distributedStores</w:t>
             </w:r>
             <w:r>
               <w:t xml:space="preserve">、</w:t>
+            </w:r>
+            <w:r>
+              <w:rPr>
+                <w:rStyle w:val="VerbatimChar"/>
+              </w:rPr>
+              <w:t xml:space="preserve">effectShelfStatus</w:t>
+            </w:r>
+            <w:r>
+              <w:t xml:space="preserve"> </w:t>
+            </w:r>
+            <w:r>
+              <w:rPr>
+                <w:rFonts w:hint="eastAsia"/>
+              </w:rPr>
+              <w:t xml:space="preserve">等</w:t>
+            </w:r>
+          </w:p>
+        </w:tc>
+        <w:tc>
+          <w:tcPr/>
+          <w:p>
+            <w:pPr>
+              <w:pStyle w:val="Compact"/>
+            </w:pPr>
+            <w:r>
+              <w:rPr>
+                <w:rFonts w:hint="eastAsia"/>
+              </w:rPr>
+              <w:t xml:space="preserve">列表卡片仅</w:t>
+            </w:r>
+            <w:r>
+              <w:t xml:space="preserve"> </w:t>
             </w:r>
             <w:r>
               <w:rPr>
@@ -817,10 +823,7 @@
               <w:rPr>
                 <w:rFonts w:hint="eastAsia"/>
               </w:rPr>
-              <w:t xml:space="preserve">；卡片菜单</w:t>
-            </w:r>
-            <w:r>
-              <w:t xml:space="preserve"> </w:t>
+              <w:t xml:space="preserve">（及创建时间、生效时间、展示渠道等）；</w:t>
             </w:r>
             <w:r>
               <w:rPr>
@@ -828,21 +831,38 @@
                 <w:b/>
                 <w:bCs/>
               </w:rPr>
-              <w:t xml:space="preserve">屏保下架</w:t>
-            </w:r>
-            <w:r>
-              <w:rPr>
+              <w:t xml:space="preserve">不展示</w:t>
+            </w:r>
+            <w:r>
+              <w:rPr>
+                <w:rFonts w:hint="eastAsia"/>
+              </w:rPr>
+              <w:t xml:space="preserve">主题级「下发状态」；卡片菜单</w:t>
+            </w:r>
+            <w:r>
+              <w:t xml:space="preserve"> </w:t>
+            </w:r>
+            <w:r>
+              <w:rPr>
+                <w:rFonts w:hint="eastAsia"/>
                 <w:b/>
                 <w:bCs/>
               </w:rPr>
-              <w:t xml:space="preserve"> / </w:t>
-            </w:r>
-            <w:r>
-              <w:rPr>
-                <w:rFonts w:hint="eastAsia"/>
+              <w:t xml:space="preserve">屏保下架</w:t>
+            </w:r>
+            <w:r>
+              <w:rPr>
                 <w:b/>
                 <w:bCs/>
               </w:rPr>
+              <w:t xml:space="preserve"> / </w:t>
+            </w:r>
+            <w:r>
+              <w:rPr>
+                <w:rFonts w:hint="eastAsia"/>
+                <w:b/>
+                <w:bCs/>
+              </w:rPr>
               <w:t xml:space="preserve">重新上架、编辑屏保、下发门店、删除</w:t>
             </w:r>
           </w:p>
@@ -899,7 +919,28 @@
               <w:t xml:space="preserve">channelStatuses</w:t>
             </w:r>
             <w:r>
-              <w:t xml:space="preserve">、</w:t>
+              <w:rPr>
+                <w:rFonts w:hint="eastAsia"/>
+              </w:rPr>
+              <w:t xml:space="preserve">（可含每条成功渠道的</w:t>
+            </w:r>
+            <w:r>
+              <w:t xml:space="preserve"> </w:t>
+            </w:r>
+            <w:r>
+              <w:rPr>
+                <w:rStyle w:val="VerbatimChar"/>
+              </w:rPr>
+              <w:t xml:space="preserve">shelfStatus</w:t>
+            </w:r>
+            <w:r>
+              <w:rPr>
+                <w:rFonts w:hint="eastAsia"/>
+              </w:rPr>
+              <w:t xml:space="preserve">）、兼容旧数据的门店级</w:t>
+            </w:r>
+            <w:r>
+              <w:t xml:space="preserve"> </w:t>
             </w:r>
             <w:r>
               <w:rPr>
@@ -953,7 +994,7 @@
                 <w:b/>
                 <w:bCs/>
               </w:rPr>
-              <w:t xml:space="preserve">门店下架</w:t>
+              <w:t xml:space="preserve">按渠道下架</w:t>
             </w:r>
             <w:r>
               <w:rPr>
@@ -971,19 +1012,15 @@
               <w:t xml:space="preserve">重新上架</w:t>
             </w:r>
             <w:r>
-              <w:rPr>
+              <w:t xml:space="preserve">、</w:t>
+            </w:r>
+            <w:r>
+              <w:rPr>
+                <w:rFonts w:hint="eastAsia"/>
                 <w:b/>
                 <w:bCs/>
               </w:rPr>
-              <w:t xml:space="preserve"> / </w:t>
-            </w:r>
-            <w:r>
-              <w:rPr>
-                <w:rFonts w:hint="eastAsia"/>
-                <w:b/>
-                <w:bCs/>
-              </w:rPr>
-              <w:t xml:space="preserve">删除</w:t>
+              <w:t xml:space="preserve">删除门店</w:t>
             </w:r>
           </w:p>
         </w:tc>
@@ -1014,17 +1051,6 @@
           <w:b/>
           <w:bCs/>
         </w:rPr>
-        <w:t xml:space="preserve">下发状态</w:t>
-      </w:r>
-      <w:r>
-        <w:t xml:space="preserve">、</w:t>
-      </w:r>
-      <w:r>
-        <w:rPr>
-          <w:rFonts w:hint="eastAsia"/>
-          <w:b/>
-          <w:bCs/>
-        </w:rPr>
         <w:t xml:space="preserve">待生效</w:t>
       </w:r>
       <w:r>
@@ -1064,7 +1090,60 @@
         <w:rPr>
           <w:rFonts w:hint="eastAsia"/>
         </w:rPr>
-        <w:t xml:space="preserve">为主题级聚合或时间窗结果。</w:t>
+        <w:t xml:space="preserve">为主题级</w:t>
+      </w:r>
+      <w:r>
+        <w:t xml:space="preserve"> </w:t>
+      </w:r>
+      <w:r>
+        <w:rPr>
+          <w:rFonts w:hint="eastAsia"/>
+          <w:b/>
+          <w:bCs/>
+        </w:rPr>
+        <w:t xml:space="preserve">生效状态</w:t>
+      </w:r>
+      <w:r>
+        <w:rPr>
+          <w:rFonts w:hint="eastAsia"/>
+        </w:rPr>
+        <w:t xml:space="preserve">（由</w:t>
+      </w:r>
+      <w:r>
+        <w:t xml:space="preserve"> </w:t>
+      </w:r>
+      <w:r>
+        <w:rPr>
+          <w:rStyle w:val="VerbatimChar"/>
+        </w:rPr>
+        <w:t xml:space="preserve">effectTime</w:t>
+      </w:r>
+      <w:r>
+        <w:t xml:space="preserve"> </w:t>
+      </w:r>
+      <w:r>
+        <w:rPr>
+          <w:rFonts w:hint="eastAsia"/>
+        </w:rPr>
+        <w:t xml:space="preserve">时段与</w:t>
+      </w:r>
+      <w:r>
+        <w:t xml:space="preserve"> </w:t>
+      </w:r>
+      <w:r>
+        <w:rPr>
+          <w:rStyle w:val="VerbatimChar"/>
+        </w:rPr>
+        <w:t xml:space="preserve">now</w:t>
+      </w:r>
+      <w:r>
+        <w:t xml:space="preserve"> </w:t>
+      </w:r>
+      <w:r>
+        <w:rPr>
+          <w:rFonts w:hint="eastAsia"/>
+        </w:rPr>
+        <w:t xml:space="preserve">比较；新下发仅配置开始—结束；本地旧数据可能仍为「立即生效」）。</w:t>
       </w:r>
     </w:p>
     <w:p>
@@ -1105,63 +1184,77 @@
         <w:rPr>
           <w:rFonts w:hint="eastAsia"/>
         </w:rPr>
-        <w:t xml:space="preserve">仅作用于单条门店记录；当前实现中</w:t>
-      </w:r>
-      <w:r>
-        <w:t xml:space="preserve"> </w:t>
-      </w:r>
-      <w:r>
-        <w:rPr>
-          <w:rFonts w:hint="eastAsia"/>
-          <w:b/>
-          <w:bCs/>
-        </w:rPr>
-        <w:t xml:space="preserve">未</w:t>
-      </w:r>
-      <w:r>
-        <w:t xml:space="preserve"> </w:t>
-      </w:r>
-      <w:r>
-        <w:rPr>
-          <w:rFonts w:hint="eastAsia"/>
-        </w:rPr>
-        <w:t xml:space="preserve">将门店</w:t>
-      </w:r>
-      <w:r>
-        <w:t xml:space="preserve"> </w:t>
-      </w:r>
-      <w:r>
-        <w:rPr>
-          <w:rStyle w:val="VerbatimChar"/>
-        </w:rPr>
-        <w:t xml:space="preserve">shelfStatus</w:t>
-      </w:r>
-      <w:r>
-        <w:t xml:space="preserve"> </w:t>
-      </w:r>
-      <w:r>
-        <w:rPr>
-          <w:rFonts w:hint="eastAsia"/>
-        </w:rPr>
-        <w:t xml:space="preserve">纳入主题级</w:t>
-      </w:r>
-      <w:r>
-        <w:t xml:space="preserve"> </w:t>
-      </w:r>
-      <w:r>
-        <w:rPr>
-          <w:rStyle w:val="VerbatimChar"/>
-        </w:rPr>
-        <w:t xml:space="preserve">computeDistributeStatus</w:t>
-      </w:r>
-      <w:r>
-        <w:t xml:space="preserve"> </w:t>
-      </w:r>
-      <w:r>
-        <w:rPr>
-          <w:rFonts w:hint="eastAsia"/>
-        </w:rPr>
-        <w:t xml:space="preserve">的计算。</w:t>
+        <w:t xml:space="preserve">仅作用于单条门店记录；各门店</w:t>
+      </w:r>
+      <w:r>
+        <w:t xml:space="preserve"> </w:t>
+      </w:r>
+      <w:r>
+        <w:rPr>
+          <w:rFonts w:hint="eastAsia"/>
+          <w:b/>
+          <w:bCs/>
+        </w:rPr>
+        <w:t xml:space="preserve">成功</w:t>
+      </w:r>
+      <w:r>
+        <w:rPr>
+          <w:b/>
+          <w:bCs/>
+        </w:rPr>
+        <w:t xml:space="preserve"> / </w:t>
+      </w:r>
+      <w:r>
+        <w:rPr>
+          <w:rFonts w:hint="eastAsia"/>
+          <w:b/>
+          <w:bCs/>
+        </w:rPr>
+        <w:t xml:space="preserve">下发中</w:t>
+      </w:r>
+      <w:r>
+        <w:rPr>
+          <w:b/>
+          <w:bCs/>
+        </w:rPr>
+        <w:t xml:space="preserve"> / </w:t>
+      </w:r>
+      <w:r>
+        <w:rPr>
+          <w:rFonts w:hint="eastAsia"/>
+          <w:b/>
+          <w:bCs/>
+        </w:rPr>
+        <w:t xml:space="preserve">失败</w:t>
+      </w:r>
+      <w:r>
+        <w:t xml:space="preserve"> </w:t>
+      </w:r>
+      <w:r>
+        <w:rPr>
+          <w:rFonts w:hint="eastAsia"/>
+        </w:rPr>
+        <w:t xml:space="preserve">在</w:t>
+      </w:r>
+      <w:r>
+        <w:t xml:space="preserve"> </w:t>
+      </w:r>
+      <w:r>
+        <w:rPr>
+          <w:rFonts w:hint="eastAsia"/>
+          <w:b/>
+          <w:bCs/>
+        </w:rPr>
+        <w:t xml:space="preserve">下发门店详情</w:t>
+      </w:r>
+      <w:r>
+        <w:t xml:space="preserve"> </w:t>
+      </w:r>
+      <w:r>
+        <w:rPr>
+          <w:rFonts w:hint="eastAsia"/>
+        </w:rPr>
+        <w:t xml:space="preserve">中查看与筛选。</w:t>
       </w:r>
     </w:p>
     <w:p>
@@ -1172,7 +1265,7 @@
       </w:r>
     </w:p>
     <w:bookmarkEnd w:id="10"/>
-    <w:bookmarkStart w:id="14" w:name="下发状态主题级"/>
+    <w:bookmarkStart w:id="11" w:name="列表上的下发状态已移除"/>
     <w:p>
       <w:pPr>
         <w:pStyle w:val="Heading2"/>
@@ -1184,22 +1277,7 @@
         <w:rPr>
           <w:rFonts w:hint="eastAsia"/>
         </w:rPr>
-        <w:t xml:space="preserve">下发状态（主题级）</w:t>
-      </w:r>
-    </w:p>
-    <w:bookmarkStart w:id="11" w:name="前提"/>
-    <w:p>
-      <w:pPr>
-        <w:pStyle w:val="Heading3"/>
-      </w:pPr>
-      <w:r>
-        <w:t xml:space="preserve">2.1 </w:t>
-      </w:r>
-      <w:r>
-        <w:rPr>
-          <w:rFonts w:hint="eastAsia"/>
-        </w:rPr>
-        <w:t xml:space="preserve">前提</w:t>
+        <w:t xml:space="preserve">列表上的「下发状态」（已移除）</w:t>
       </w:r>
     </w:p>
     <w:p>
@@ -1212,80 +1290,165 @@
       </w:pPr>
       <w:r>
         <w:rPr>
-          <w:rFonts w:hint="eastAsia"/>
-        </w:rPr>
-        <w:t xml:space="preserve">需存在可解析的</w:t>
-      </w:r>
-      <w:r>
-        <w:t xml:space="preserve"> </w:t>
-      </w:r>
-      <w:r>
-        <w:rPr>
-          <w:rStyle w:val="VerbatimChar"/>
-        </w:rPr>
-        <w:t xml:space="preserve">distributeTime</w:t>
-      </w:r>
-      <w:r>
-        <w:rPr>
-          <w:rFonts w:hint="eastAsia"/>
-        </w:rPr>
-        <w:t xml:space="preserve">，且不为</w:t>
-      </w:r>
-      <w:r>
-        <w:t xml:space="preserve"> </w:t>
-      </w:r>
-      <w:r>
-        <w:rPr>
-          <w:rStyle w:val="VerbatimChar"/>
-        </w:rPr>
-        <w:t xml:space="preserve">'--'</w:t>
-      </w:r>
-      <w:r>
-        <w:rPr>
-          <w:rFonts w:hint="eastAsia"/>
-        </w:rPr>
-        <w:t xml:space="preserve">；否则列表中可无下发状态（实现中为</w:t>
-      </w:r>
-      <w:r>
-        <w:t xml:space="preserve"> </w:t>
-      </w:r>
-      <w:r>
-        <w:rPr>
-          <w:rStyle w:val="VerbatimChar"/>
-        </w:rPr>
-        <w:t xml:space="preserve">null</w:t>
-      </w:r>
-      <w:r>
-        <w:t xml:space="preserve"> </w:t>
-      </w:r>
-      <w:r>
-        <w:t xml:space="preserve">/ </w:t>
-      </w:r>
-      <w:r>
-        <w:rPr>
-          <w:rFonts w:hint="eastAsia"/>
-        </w:rPr>
-        <w:t xml:space="preserve">展示为「—」）。</w:t>
+          <w:rStyle w:val="VerbatimChar"/>
+          <w:b/>
+          <w:bCs/>
+        </w:rPr>
+        <w:t xml:space="preserve">kiosk-theme-list.html</w:t>
+      </w:r>
+      <w:r>
+        <w:t xml:space="preserve"> </w:t>
+      </w:r>
+      <w:r>
+        <w:rPr>
+          <w:rFonts w:hint="eastAsia"/>
+        </w:rPr>
+        <w:t xml:space="preserve">的屏保卡片</w:t>
+      </w:r>
+      <w:r>
+        <w:t xml:space="preserve"> </w:t>
+      </w:r>
+      <w:r>
+        <w:rPr>
+          <w:rFonts w:hint="eastAsia"/>
+          <w:b/>
+          <w:bCs/>
+        </w:rPr>
+        <w:t xml:space="preserve">不再展示、不提供筛选</w:t>
+      </w:r>
+      <w:r>
+        <w:t xml:space="preserve"> </w:t>
+      </w:r>
+      <w:r>
+        <w:rPr>
+          <w:rFonts w:hint="eastAsia"/>
+        </w:rPr>
+        <w:t xml:space="preserve">主题级「下发状态」标签（不再调用</w:t>
+      </w:r>
+      <w:r>
+        <w:t xml:space="preserve"> </w:t>
+      </w:r>
+      <w:r>
+        <w:rPr>
+          <w:rStyle w:val="VerbatimChar"/>
+        </w:rPr>
+        <w:t xml:space="preserve">computeDistributeStatus</w:t>
+      </w:r>
+      <w:r>
+        <w:rPr>
+          <w:rFonts w:hint="eastAsia"/>
+        </w:rPr>
+        <w:t xml:space="preserve">）。</w:t>
+      </w:r>
+    </w:p>
+    <w:p>
+      <w:pPr>
+        <w:pStyle w:val="Compact"/>
+        <w:numPr>
+          <w:ilvl w:val="0"/>
+          <w:numId w:val="1002"/>
+        </w:numPr>
+      </w:pPr>
+      <w:r>
+        <w:rPr>
+          <w:rFonts w:hint="eastAsia"/>
+        </w:rPr>
+        <w:t xml:space="preserve">门店维度的成功</w:t>
+      </w:r>
+      <w:r>
+        <w:t xml:space="preserve"> / </w:t>
+      </w:r>
+      <w:r>
+        <w:rPr>
+          <w:rFonts w:hint="eastAsia"/>
+        </w:rPr>
+        <w:t xml:space="preserve">下发中</w:t>
+      </w:r>
+      <w:r>
+        <w:t xml:space="preserve"> / </w:t>
+      </w:r>
+      <w:r>
+        <w:rPr>
+          <w:rFonts w:hint="eastAsia"/>
+        </w:rPr>
+        <w:t xml:space="preserve">失败及渠道行，仍在</w:t>
+      </w:r>
+      <w:r>
+        <w:t xml:space="preserve"> </w:t>
+      </w:r>
+      <w:r>
+        <w:rPr>
+          <w:rFonts w:hint="eastAsia"/>
+          <w:b/>
+          <w:bCs/>
+        </w:rPr>
+        <w:t xml:space="preserve">下发门店详情</w:t>
+      </w:r>
+      <w:r>
+        <w:t xml:space="preserve"> </w:t>
+      </w:r>
+      <w:r>
+        <w:rPr>
+          <w:rFonts w:hint="eastAsia"/>
+        </w:rPr>
+        <w:t xml:space="preserve">弹窗中展示；弹窗内筛选项文案为</w:t>
+      </w:r>
+      <w:r>
+        <w:t xml:space="preserve"> </w:t>
+      </w:r>
+      <w:r>
+        <w:rPr>
+          <w:rFonts w:hint="eastAsia"/>
+          <w:b/>
+          <w:bCs/>
+        </w:rPr>
+        <w:t xml:space="preserve">「门店状态」</w:t>
+      </w:r>
+      <w:r>
+        <w:t xml:space="preserve">。</w:t>
+      </w:r>
+    </w:p>
+    <w:p>
+      <w:r>
+        <w:pict>
+          <v:rect style="width:0;height:1.5pt" o:hralign="center" o:hrstd="t" o:hr="t"/>
+        </w:pict>
       </w:r>
     </w:p>
     <w:bookmarkEnd w:id="11"/>
-    <w:bookmarkStart w:id="12" w:name="判定顺序先命中先返回"/>
+    <w:bookmarkStart w:id="17" w:name="生效状态主题级"/>
     <w:p>
       <w:pPr>
+        <w:pStyle w:val="Heading2"/>
+      </w:pPr>
+      <w:r>
+        <w:t xml:space="preserve">3. </w:t>
+      </w:r>
+      <w:r>
+        <w:rPr>
+          <w:rFonts w:hint="eastAsia"/>
+        </w:rPr>
+        <w:t xml:space="preserve">生效状态（主题级）</w:t>
+      </w:r>
+    </w:p>
+    <w:bookmarkStart w:id="12" w:name="前提"/>
+    <w:p>
+      <w:pPr>
         <w:pStyle w:val="Heading3"/>
       </w:pPr>
       <w:r>
-        <w:t xml:space="preserve">2.2 </w:t>
-      </w:r>
-      <w:r>
-        <w:rPr>
-          <w:rFonts w:hint="eastAsia"/>
-        </w:rPr>
-        <w:t xml:space="preserve">判定顺序（先命中先返回）</w:t>
+        <w:t xml:space="preserve">3.1 </w:t>
+      </w:r>
+      <w:r>
+        <w:rPr>
+          <w:rFonts w:hint="eastAsia"/>
+        </w:rPr>
+        <w:t xml:space="preserve">前提</w:t>
       </w:r>
     </w:p>
     <w:p>
       <w:pPr>
+        <w:pStyle w:val="Compact"/>
         <w:numPr>
           <w:ilvl w:val="0"/>
           <w:numId w:val="1003"/>
@@ -1294,599 +1457,69 @@
       <w:r>
         <w:rPr>
           <w:rFonts w:hint="eastAsia"/>
-          <w:b/>
-          <w:bCs/>
-        </w:rPr>
-        <w:t xml:space="preserve">待下发</w:t>
+        </w:rPr>
+        <w:t xml:space="preserve">需存在</w:t>
+      </w:r>
+      <w:r>
+        <w:t xml:space="preserve"> </w:t>
+      </w:r>
+      <w:r>
+        <w:rPr>
+          <w:rStyle w:val="VerbatimChar"/>
+        </w:rPr>
+        <w:t xml:space="preserve">effectTime</w:t>
+      </w:r>
+      <w:r>
+        <w:t xml:space="preserve"> </w:t>
+      </w:r>
+      <w:r>
+        <w:rPr>
+          <w:rFonts w:hint="eastAsia"/>
+        </w:rPr>
+        <w:t xml:space="preserve">且不为</w:t>
+      </w:r>
+      <w:r>
+        <w:t xml:space="preserve"> </w:t>
+      </w:r>
+      <w:r>
+        <w:rPr>
+          <w:rStyle w:val="VerbatimChar"/>
+        </w:rPr>
+        <w:t xml:space="preserve">'--'</w:t>
+      </w:r>
+      <w:r>
+        <w:rPr>
+          <w:rFonts w:hint="eastAsia"/>
+        </w:rPr>
+        <w:t xml:space="preserve">；否则无生效状态（</w:t>
+      </w:r>
+      <w:r>
+        <w:rPr>
+          <w:rStyle w:val="VerbatimChar"/>
+        </w:rPr>
+        <w:t xml:space="preserve">null</w:t>
+      </w:r>
+      <w:r>
+        <w:rPr>
+          <w:rFonts w:hint="eastAsia"/>
+        </w:rPr>
+        <w:t xml:space="preserve">）。</w:t>
       </w:r>
     </w:p>
+    <w:bookmarkEnd w:id="12"/>
+    <w:bookmarkStart w:id="13" w:name="时段effecttime-为开始---结束两段当前下发页唯一写法"/>
     <w:p>
       <w:pPr>
-        <w:pStyle w:val="Compact"/>
-        <w:numPr>
-          <w:ilvl w:val="1"/>
-          <w:numId w:val="1004"/>
-        </w:numPr>
-      </w:pPr>
-      <w:r>
-        <w:rPr>
-          <w:rFonts w:hint="eastAsia"/>
-          <w:b/>
-          <w:bCs/>
-        </w:rPr>
-        <w:t xml:space="preserve">定义</w:t>
-      </w:r>
-      <w:r>
-        <w:rPr>
-          <w:rFonts w:hint="eastAsia"/>
-        </w:rPr>
-        <w:t xml:space="preserve">：当前时间</w:t>
-      </w:r>
-      <w:r>
-        <w:t xml:space="preserve"> </w:t>
-      </w:r>
-      <w:r>
-        <w:rPr>
-          <w:rFonts w:hint="eastAsia"/>
-          <w:b/>
-          <w:bCs/>
-        </w:rPr>
-        <w:t xml:space="preserve">早于</w:t>
-      </w:r>
-      <w:r>
-        <w:t xml:space="preserve"> </w:t>
-      </w:r>
-      <w:r>
-        <w:rPr>
-          <w:rFonts w:hint="eastAsia"/>
-        </w:rPr>
-        <w:t xml:space="preserve">所配置的下发时间点。</w:t>
-      </w:r>
-      <w:r>
-        <w:br/>
-      </w:r>
-    </w:p>
-    <w:p>
-      <w:pPr>
-        <w:pStyle w:val="Compact"/>
-        <w:numPr>
-          <w:ilvl w:val="1"/>
-          <w:numId w:val="1004"/>
-        </w:numPr>
-      </w:pPr>
-      <w:r>
-        <w:rPr>
-          <w:rFonts w:hint="eastAsia"/>
-          <w:b/>
-          <w:bCs/>
-        </w:rPr>
-        <w:t xml:space="preserve">说明</w:t>
-      </w:r>
-      <w:r>
-        <w:rPr>
-          <w:rFonts w:hint="eastAsia"/>
-        </w:rPr>
-        <w:t xml:space="preserve">：未到计划下发时刻；若已有历史</w:t>
-      </w:r>
-      <w:r>
-        <w:t xml:space="preserve"> </w:t>
-      </w:r>
-      <w:r>
-        <w:rPr>
-          <w:rStyle w:val="VerbatimChar"/>
-        </w:rPr>
-        <w:t xml:space="preserve">distributedStores</w:t>
-      </w:r>
-      <w:r>
-        <w:rPr>
-          <w:rFonts w:hint="eastAsia"/>
-        </w:rPr>
-        <w:t xml:space="preserve">，仍以「未到下发时间」优先显示待下发。</w:t>
-      </w:r>
-    </w:p>
-    <w:p>
-      <w:pPr>
-        <w:numPr>
-          <w:ilvl w:val="0"/>
-          <w:numId w:val="1003"/>
-        </w:numPr>
-      </w:pPr>
-      <w:r>
-        <w:rPr>
-          <w:rFonts w:hint="eastAsia"/>
-          <w:b/>
-          <w:bCs/>
-        </w:rPr>
-        <w:t xml:space="preserve">已到或已过下发时间</w:t>
-      </w:r>
-      <w:r>
-        <w:rPr>
-          <w:rFonts w:hint="eastAsia"/>
-        </w:rPr>
-        <w:t xml:space="preserve">，且存在</w:t>
-      </w:r>
-      <w:r>
-        <w:t xml:space="preserve"> </w:t>
-      </w:r>
-      <w:r>
-        <w:rPr>
-          <w:rStyle w:val="VerbatimChar"/>
-        </w:rPr>
-        <w:t xml:space="preserve">distributedStores.length &gt; 0</w:t>
-      </w:r>
-      <w:r>
-        <w:t xml:space="preserve"> </w:t>
-      </w:r>
-      <w:r>
-        <w:rPr>
-          <w:rFonts w:hint="eastAsia"/>
-        </w:rPr>
-        <w:t xml:space="preserve">时，按门店聚合继续判断：</w:t>
-      </w:r>
-    </w:p>
-    <w:tbl>
-      <w:tblPr>
-        <w:tblStyle w:val="Table"/>
-        <w:tblW w:type="pct" w:w="5000"/>
-        <w:jc w:val="left"/>
-        <w:tblInd w:w="720" w:type="dxa"/>
-        <w:tblLayout w:type="fixed"/>
-        <w:tblLook w:firstRow="1" w:lastRow="0" w:firstColumn="0" w:lastColumn="0" w:noHBand="0" w:noVBand="0" w:val="0020"/>
-      </w:tblPr>
-      <w:tblGrid>
-        <w:gridCol w:w="2160"/>
-        <w:gridCol w:w="5760"/>
-      </w:tblGrid>
-      <w:tr>
-        <w:trPr>
-          <w:tblHeader w:val="on"/>
-        </w:trPr>
-        <w:tc>
-          <w:tcPr/>
-          <w:p>
-            <w:pPr>
-              <w:pStyle w:val="Compact"/>
-            </w:pPr>
-            <w:r>
-              <w:rPr>
-                <w:rFonts w:hint="eastAsia"/>
-              </w:rPr>
-              <w:t xml:space="preserve">状态</w:t>
-            </w:r>
-          </w:p>
-        </w:tc>
-        <w:tc>
-          <w:tcPr/>
-          <w:p>
-            <w:pPr>
-              <w:pStyle w:val="Compact"/>
-            </w:pPr>
-            <w:r>
-              <w:rPr>
-                <w:rFonts w:hint="eastAsia"/>
-              </w:rPr>
-              <w:t xml:space="preserve">条件（摘要）</w:t>
-            </w:r>
-          </w:p>
-        </w:tc>
-      </w:tr>
-      <w:tr>
-        <w:tc>
-          <w:tcPr/>
-          <w:p>
-            <w:pPr>
-              <w:pStyle w:val="Compact"/>
-            </w:pPr>
-            <w:r>
-              <w:rPr>
-                <w:rFonts w:hint="eastAsia"/>
-                <w:b/>
-                <w:bCs/>
-              </w:rPr>
-              <w:t xml:space="preserve">部分门店下发失败</w:t>
-            </w:r>
-          </w:p>
-        </w:tc>
-        <w:tc>
-          <w:tcPr/>
-          <w:p>
-            <w:pPr>
-              <w:pStyle w:val="Compact"/>
-            </w:pPr>
-            <w:r>
-              <w:rPr>
-                <w:rFonts w:hint="eastAsia"/>
-              </w:rPr>
-              <w:t xml:space="preserve">存在失败门店，且（存在成功门店</w:t>
-            </w:r>
-            <w:r>
-              <w:t xml:space="preserve"> </w:t>
-            </w:r>
-            <w:r>
-              <w:rPr>
-                <w:rFonts w:hint="eastAsia"/>
-                <w:b/>
-                <w:bCs/>
-              </w:rPr>
-              <w:t xml:space="preserve">或</w:t>
-            </w:r>
-            <w:r>
-              <w:t xml:space="preserve"> </w:t>
-            </w:r>
-            <w:r>
-              <w:rPr>
-                <w:rFonts w:hint="eastAsia"/>
-              </w:rPr>
-              <w:t xml:space="preserve">仍存在下发中门店）</w:t>
-            </w:r>
-          </w:p>
-        </w:tc>
-      </w:tr>
-      <w:tr>
-        <w:tc>
-          <w:tcPr/>
-          <w:p>
-            <w:pPr>
-              <w:pStyle w:val="Compact"/>
-            </w:pPr>
-            <w:r>
-              <w:rPr>
-                <w:rFonts w:hint="eastAsia"/>
-                <w:b/>
-                <w:bCs/>
-              </w:rPr>
-              <w:t xml:space="preserve">下发失败</w:t>
-            </w:r>
-          </w:p>
-        </w:tc>
-        <w:tc>
-          <w:tcPr/>
-          <w:p>
-            <w:pPr>
-              <w:pStyle w:val="Compact"/>
-            </w:pPr>
-            <w:r>
-              <w:rPr>
-                <w:rFonts w:hint="eastAsia"/>
-              </w:rPr>
-              <w:t xml:space="preserve">仅失败、无成功、无下发中</w:t>
-            </w:r>
-          </w:p>
-        </w:tc>
-      </w:tr>
-      <w:tr>
-        <w:tc>
-          <w:tcPr/>
-          <w:p>
-            <w:pPr>
-              <w:pStyle w:val="Compact"/>
-            </w:pPr>
-            <w:r>
-              <w:rPr>
-                <w:rFonts w:hint="eastAsia"/>
-                <w:b/>
-                <w:bCs/>
-              </w:rPr>
-              <w:t xml:space="preserve">下发中</w:t>
-            </w:r>
-          </w:p>
-        </w:tc>
-        <w:tc>
-          <w:tcPr/>
-          <w:p>
-            <w:pPr>
-              <w:pStyle w:val="Compact"/>
-            </w:pPr>
-            <w:r>
-              <w:rPr>
-                <w:rFonts w:hint="eastAsia"/>
-              </w:rPr>
-              <w:t xml:space="preserve">存在</w:t>
-            </w:r>
-            <w:r>
-              <w:t xml:space="preserve"> </w:t>
-            </w:r>
-            <w:r>
-              <w:rPr>
-                <w:rStyle w:val="VerbatimChar"/>
-              </w:rPr>
-              <w:t xml:space="preserve">pending</w:t>
-            </w:r>
-            <w:r>
-              <w:t xml:space="preserve"> </w:t>
-            </w:r>
-            <w:r>
-              <w:rPr>
-                <w:rFonts w:hint="eastAsia"/>
-              </w:rPr>
-              <w:t xml:space="preserve">门店</w:t>
-            </w:r>
-          </w:p>
-        </w:tc>
-      </w:tr>
-      <w:tr>
-        <w:tc>
-          <w:tcPr/>
-          <w:p>
-            <w:pPr>
-              <w:pStyle w:val="Compact"/>
-            </w:pPr>
-            <w:r>
-              <w:rPr>
-                <w:rFonts w:hint="eastAsia"/>
-                <w:b/>
-                <w:bCs/>
-              </w:rPr>
-              <w:t xml:space="preserve">部分渠道下发失败</w:t>
-            </w:r>
-          </w:p>
-        </w:tc>
-        <w:tc>
-          <w:tcPr/>
-          <w:p>
-            <w:pPr>
-              <w:pStyle w:val="Compact"/>
-            </w:pPr>
-            <w:r>
-              <w:rPr>
-                <w:rFonts w:hint="eastAsia"/>
-              </w:rPr>
-              <w:t xml:space="preserve">所有门店在门店维度均为</w:t>
-            </w:r>
-            <w:r>
-              <w:t xml:space="preserve"> </w:t>
-            </w:r>
-            <w:r>
-              <w:rPr>
-                <w:rStyle w:val="VerbatimChar"/>
-              </w:rPr>
-              <w:t xml:space="preserve">success</w:t>
-            </w:r>
-            <w:r>
-              <w:rPr>
-                <w:rFonts w:hint="eastAsia"/>
-              </w:rPr>
-              <w:t xml:space="preserve">，但存在</w:t>
-            </w:r>
-            <w:r>
-              <w:t xml:space="preserve"> </w:t>
-            </w:r>
-            <w:r>
-              <w:rPr>
-                <w:rFonts w:hint="eastAsia"/>
-                <w:b/>
-                <w:bCs/>
-              </w:rPr>
-              <w:t xml:space="preserve">渠道级失败</w:t>
-            </w:r>
-            <w:r>
-              <w:rPr>
-                <w:rFonts w:hint="eastAsia"/>
-              </w:rPr>
-              <w:t xml:space="preserve">（</w:t>
-            </w:r>
-            <w:r>
-              <w:rPr>
-                <w:rStyle w:val="VerbatimChar"/>
-              </w:rPr>
-              <w:t xml:space="preserve">channelStatuses</w:t>
-            </w:r>
-            <w:r>
-              <w:t xml:space="preserve"> </w:t>
-            </w:r>
-            <w:r>
-              <w:rPr>
-                <w:rFonts w:hint="eastAsia"/>
-              </w:rPr>
-              <w:t xml:space="preserve">中有失败）</w:t>
-            </w:r>
-          </w:p>
-        </w:tc>
-      </w:tr>
-      <w:tr>
-        <w:tc>
-          <w:tcPr/>
-          <w:p>
-            <w:pPr>
-              <w:pStyle w:val="Compact"/>
-            </w:pPr>
-            <w:r>
-              <w:rPr>
-                <w:rFonts w:hint="eastAsia"/>
-                <w:b/>
-                <w:bCs/>
-              </w:rPr>
-              <w:t xml:space="preserve">已下发</w:t>
-            </w:r>
-          </w:p>
-        </w:tc>
-        <w:tc>
-          <w:tcPr/>
-          <w:p>
-            <w:pPr>
-              <w:pStyle w:val="Compact"/>
-            </w:pPr>
-            <w:r>
-              <w:rPr>
-                <w:rFonts w:hint="eastAsia"/>
-              </w:rPr>
-              <w:t xml:space="preserve">以上皆不满足时的默认终态（如：全成功且无渠道级失败）</w:t>
-            </w:r>
-          </w:p>
-        </w:tc>
-      </w:tr>
-    </w:tbl>
-    <w:bookmarkEnd w:id="12"/>
-    <w:bookmarkStart w:id="13" w:name="与部分渠道下发失败的先后关系"/>
-    <w:p>
-      <w:pPr>
         <w:pStyle w:val="Heading3"/>
       </w:pPr>
       <w:r>
-        <w:t xml:space="preserve">2.3 </w:t>
-      </w:r>
-      <w:r>
-        <w:rPr>
-          <w:rFonts w:hint="eastAsia"/>
-        </w:rPr>
-        <w:t xml:space="preserve">与「部分渠道下发失败」的先后关系</w:t>
-      </w:r>
-    </w:p>
-    <w:p>
-      <w:pPr>
-        <w:pStyle w:val="FirstParagraph"/>
-      </w:pPr>
-      <w:r>
-        <w:rPr>
-          <w:rFonts w:hint="eastAsia"/>
-        </w:rPr>
-        <w:t xml:space="preserve">代码按</w:t>
-      </w:r>
-      <w:r>
-        <w:t xml:space="preserve"> </w:t>
-      </w:r>
-      <w:r>
-        <w:rPr>
-          <w:rFonts w:hint="eastAsia"/>
-          <w:b/>
-          <w:bCs/>
-        </w:rPr>
-        <w:t xml:space="preserve">先门店失败/中/全失败</w:t>
-      </w:r>
-      <w:r>
-        <w:rPr>
-          <w:rFonts w:hint="eastAsia"/>
-        </w:rPr>
-        <w:t xml:space="preserve">，再判断</w:t>
-      </w:r>
-      <w:r>
-        <w:t xml:space="preserve"> </w:t>
-      </w:r>
-      <w:r>
-        <w:rPr>
-          <w:rFonts w:hint="eastAsia"/>
-          <w:b/>
-          <w:bCs/>
-        </w:rPr>
-        <w:t xml:space="preserve">「全门店成功</w:t>
-      </w:r>
-      <w:r>
-        <w:rPr>
-          <w:b/>
-          <w:bCs/>
-        </w:rPr>
-        <w:t xml:space="preserve"> + </w:t>
-      </w:r>
-      <w:r>
-        <w:rPr>
-          <w:rFonts w:hint="eastAsia"/>
-          <w:b/>
-          <w:bCs/>
-        </w:rPr>
-        <w:t xml:space="preserve">渠道级失败」</w:t>
-      </w:r>
-      <w:r>
-        <w:rPr>
-          <w:rFonts w:hint="eastAsia"/>
-        </w:rPr>
-        <w:t xml:space="preserve">。因此</w:t>
-      </w:r>
-      <w:r>
-        <w:t xml:space="preserve"> </w:t>
-      </w:r>
-      <w:r>
-        <w:rPr>
-          <w:rFonts w:hint="eastAsia"/>
-          <w:b/>
-          <w:bCs/>
-        </w:rPr>
-        <w:t xml:space="preserve">部分门店下发失败</w:t>
-      </w:r>
-      <w:r>
-        <w:t xml:space="preserve"> </w:t>
-      </w:r>
-      <w:r>
-        <w:rPr>
-          <w:rFonts w:hint="eastAsia"/>
-        </w:rPr>
-        <w:t xml:space="preserve">与</w:t>
-      </w:r>
-      <w:r>
-        <w:t xml:space="preserve"> </w:t>
-      </w:r>
-      <w:r>
-        <w:rPr>
-          <w:rFonts w:hint="eastAsia"/>
-          <w:b/>
-          <w:bCs/>
-        </w:rPr>
-        <w:t xml:space="preserve">部分渠道下发失败</w:t>
-      </w:r>
-      <w:r>
-        <w:t xml:space="preserve"> </w:t>
-      </w:r>
-      <w:r>
-        <w:rPr>
-          <w:rFonts w:hint="eastAsia"/>
-        </w:rPr>
-        <w:t xml:space="preserve">不会同时出现在同一次计算结果中；门店层有失败或中时，不会落到「部分渠道下发失败」分支。</w:t>
-      </w:r>
-    </w:p>
-    <w:p>
-      <w:r>
-        <w:pict>
-          <v:rect style="width:0;height:1.5pt" o:hralign="center" o:hrstd="t" o:hr="t"/>
-        </w:pict>
-      </w:r>
-    </w:p>
-    <w:bookmarkEnd w:id="13"/>
-    <w:bookmarkEnd w:id="14"/>
-    <w:bookmarkStart w:id="20" w:name="生效状态主题级"/>
-    <w:p>
-      <w:pPr>
-        <w:pStyle w:val="Heading2"/>
-      </w:pPr>
-      <w:r>
-        <w:t xml:space="preserve">3. </w:t>
-      </w:r>
-      <w:r>
-        <w:rPr>
-          <w:rFonts w:hint="eastAsia"/>
-        </w:rPr>
-        <w:t xml:space="preserve">生效状态（主题级）</w:t>
-      </w:r>
-    </w:p>
-    <w:bookmarkStart w:id="15" w:name="前提-1"/>
-    <w:p>
-      <w:pPr>
-        <w:pStyle w:val="Heading3"/>
-      </w:pPr>
-      <w:r>
-        <w:t xml:space="preserve">3.1 </w:t>
-      </w:r>
-      <w:r>
-        <w:rPr>
-          <w:rFonts w:hint="eastAsia"/>
-        </w:rPr>
-        <w:t xml:space="preserve">前提</w:t>
-      </w:r>
-    </w:p>
-    <w:p>
-      <w:pPr>
-        <w:pStyle w:val="Compact"/>
-        <w:numPr>
-          <w:ilvl w:val="0"/>
-          <w:numId w:val="1005"/>
-        </w:numPr>
-      </w:pPr>
-      <w:r>
-        <w:rPr>
-          <w:rFonts w:hint="eastAsia"/>
-        </w:rPr>
-        <w:t xml:space="preserve">需存在</w:t>
-      </w:r>
-      <w:r>
-        <w:t xml:space="preserve"> </w:t>
+        <w:t xml:space="preserve">3.2 </w:t>
+      </w:r>
+      <w:r>
+        <w:rPr>
+          <w:rFonts w:hint="eastAsia"/>
+        </w:rPr>
+        <w:t xml:space="preserve">时段（</w:t>
       </w:r>
       <w:r>
         <w:rPr>
@@ -1901,64 +1534,6 @@
         <w:rPr>
           <w:rFonts w:hint="eastAsia"/>
         </w:rPr>
-        <w:t xml:space="preserve">且不为</w:t>
-      </w:r>
-      <w:r>
-        <w:t xml:space="preserve"> </w:t>
-      </w:r>
-      <w:r>
-        <w:rPr>
-          <w:rStyle w:val="VerbatimChar"/>
-        </w:rPr>
-        <w:t xml:space="preserve">'--'</w:t>
-      </w:r>
-      <w:r>
-        <w:rPr>
-          <w:rFonts w:hint="eastAsia"/>
-        </w:rPr>
-        <w:t xml:space="preserve">；否则无生效状态（</w:t>
-      </w:r>
-      <w:r>
-        <w:rPr>
-          <w:rStyle w:val="VerbatimChar"/>
-        </w:rPr>
-        <w:t xml:space="preserve">null</w:t>
-      </w:r>
-      <w:r>
-        <w:rPr>
-          <w:rFonts w:hint="eastAsia"/>
-        </w:rPr>
-        <w:t xml:space="preserve">）。</w:t>
-      </w:r>
-    </w:p>
-    <w:bookmarkEnd w:id="15"/>
-    <w:bookmarkStart w:id="16" w:name="自定义时段effecttime-为开始---结束两段"/>
-    <w:p>
-      <w:pPr>
-        <w:pStyle w:val="Heading3"/>
-      </w:pPr>
-      <w:r>
-        <w:t xml:space="preserve">3.2 </w:t>
-      </w:r>
-      <w:r>
-        <w:rPr>
-          <w:rFonts w:hint="eastAsia"/>
-        </w:rPr>
-        <w:t xml:space="preserve">自定义时段（</w:t>
-      </w:r>
-      <w:r>
-        <w:rPr>
-          <w:rStyle w:val="VerbatimChar"/>
-        </w:rPr>
-        <w:t xml:space="preserve">effectTime</w:t>
-      </w:r>
-      <w:r>
-        <w:t xml:space="preserve"> </w:t>
-      </w:r>
-      <w:r>
-        <w:rPr>
-          <w:rFonts w:hint="eastAsia"/>
-        </w:rPr>
         <w:t xml:space="preserve">为「开始</w:t>
       </w:r>
       <w:r>
@@ -1968,7 +1543,7 @@
         <w:rPr>
           <w:rFonts w:hint="eastAsia"/>
         </w:rPr>
-        <w:t xml:space="preserve">结束」两段）</w:t>
+        <w:t xml:space="preserve">结束」两段，当前下发页唯一写法）</w:t>
       </w:r>
     </w:p>
     <w:tbl>
@@ -2154,8 +1729,8 @@
         </w:tc>
       </w:tr>
     </w:tbl>
-    <w:bookmarkEnd w:id="16"/>
-    <w:bookmarkStart w:id="17" w:name="立即生效effecttime-立即生效"/>
+    <w:bookmarkEnd w:id="13"/>
+    <w:bookmarkStart w:id="14" w:name="历史值立即生效仅旧数据"/>
     <w:p>
       <w:pPr>
         <w:pStyle w:val="Heading3"/>
@@ -2167,26 +1742,7 @@
         <w:rPr>
           <w:rFonts w:hint="eastAsia"/>
         </w:rPr>
-        <w:t xml:space="preserve">立即生效（</w:t>
-      </w:r>
-      <w:r>
-        <w:rPr>
-          <w:rStyle w:val="VerbatimChar"/>
-        </w:rPr>
-        <w:t xml:space="preserve">effectTime === </w:t>
-      </w:r>
-      <w:r>
-        <w:rPr>
-          <w:rStyle w:val="VerbatimChar"/>
-          <w:rFonts w:hint="eastAsia"/>
-        </w:rPr>
-        <w:t xml:space="preserve">'立即生效'</w:t>
-      </w:r>
-      <w:r>
-        <w:rPr>
-          <w:rFonts w:hint="eastAsia"/>
-        </w:rPr>
-        <w:t xml:space="preserve">）</w:t>
+        <w:t xml:space="preserve">历史值：「立即生效」（仅旧数据）</w:t>
       </w:r>
     </w:p>
     <w:p>
@@ -2194,115 +1750,111 @@
         <w:pStyle w:val="Compact"/>
         <w:numPr>
           <w:ilvl w:val="0"/>
-          <w:numId w:val="1006"/>
+          <w:numId w:val="1004"/>
         </w:numPr>
       </w:pPr>
       <w:r>
         <w:rPr>
           <w:rFonts w:hint="eastAsia"/>
         </w:rPr>
-        <w:t xml:space="preserve">先计算</w:t>
-      </w:r>
-      <w:r>
-        <w:t xml:space="preserve"> </w:t>
-      </w:r>
-      <w:r>
-        <w:rPr>
-          <w:rFonts w:hint="eastAsia"/>
-          <w:b/>
-          <w:bCs/>
-        </w:rPr>
-        <w:t xml:space="preserve">下发状态</w:t>
-      </w:r>
-      <w:r>
-        <w:rPr>
-          <w:rFonts w:hint="eastAsia"/>
-        </w:rPr>
-        <w:t xml:space="preserve">：</w:t>
+        <w:t xml:space="preserve">若</w:t>
+      </w:r>
+      <w:r>
+        <w:t xml:space="preserve"> </w:t>
+      </w:r>
+      <w:r>
+        <w:rPr>
+          <w:rStyle w:val="VerbatimChar"/>
+        </w:rPr>
+        <w:t xml:space="preserve">effectTime === </w:t>
+      </w:r>
+      <w:r>
+        <w:rPr>
+          <w:rStyle w:val="VerbatimChar"/>
+          <w:rFonts w:hint="eastAsia"/>
+        </w:rPr>
+        <w:t xml:space="preserve">'立即生效'</w:t>
+      </w:r>
+      <w:r>
+        <w:rPr>
+          <w:rFonts w:hint="eastAsia"/>
+        </w:rPr>
+        <w:t xml:space="preserve">（历史下发产生），列表</w:t>
+      </w:r>
+      <w:r>
+        <w:t xml:space="preserve"> </w:t>
+      </w:r>
+      <w:r>
+        <w:rPr>
+          <w:rFonts w:hint="eastAsia"/>
+          <w:b/>
+          <w:bCs/>
+        </w:rPr>
+        <w:t xml:space="preserve">生效状态</w:t>
+      </w:r>
+      <w:r>
+        <w:t xml:space="preserve"> </w:t>
+      </w:r>
+      <w:r>
+        <w:rPr>
+          <w:rFonts w:hint="eastAsia"/>
+        </w:rPr>
+        <w:t xml:space="preserve">仍固定为</w:t>
+      </w:r>
+      <w:r>
+        <w:t xml:space="preserve"> </w:t>
+      </w:r>
+      <w:r>
+        <w:rPr>
+          <w:rFonts w:hint="eastAsia"/>
+          <w:b/>
+          <w:bCs/>
+        </w:rPr>
+        <w:t xml:space="preserve">已生效</w:t>
+      </w:r>
+      <w:r>
+        <w:rPr>
+          <w:rFonts w:hint="eastAsia"/>
+        </w:rPr>
+        <w:t xml:space="preserve">（见</w:t>
+      </w:r>
+      <w:r>
+        <w:t xml:space="preserve"> </w:t>
+      </w:r>
+      <w:r>
+        <w:rPr>
+          <w:rStyle w:val="VerbatimChar"/>
+        </w:rPr>
+        <w:t xml:space="preserve">kiosk-theme-list.html</w:t>
+      </w:r>
+      <w:r>
+        <w:rPr>
+          <w:rFonts w:hint="eastAsia"/>
+        </w:rPr>
+        <w:t xml:space="preserve">）；</w:t>
+      </w:r>
+      <w:r>
+        <w:rPr>
+          <w:rFonts w:hint="eastAsia"/>
+          <w:b/>
+          <w:bCs/>
+        </w:rPr>
+        <w:t xml:space="preserve">新流程</w:t>
+      </w:r>
+      <w:r>
+        <w:t xml:space="preserve"> </w:t>
+      </w:r>
+      <w:r>
+        <w:rPr>
+          <w:rFonts w:hint="eastAsia"/>
+        </w:rPr>
+        <w:t xml:space="preserve">不再写入该值。</w:t>
       </w:r>
     </w:p>
+    <w:bookmarkEnd w:id="14"/>
+    <w:bookmarkStart w:id="15" w:name="说明"/>
     <w:p>
       <w:pPr>
-        <w:pStyle w:val="Compact"/>
-        <w:numPr>
-          <w:ilvl w:val="1"/>
-          <w:numId w:val="1007"/>
-        </w:numPr>
-      </w:pPr>
-      <w:r>
-        <w:rPr>
-          <w:rFonts w:hint="eastAsia"/>
-        </w:rPr>
-        <w:t xml:space="preserve">若下发状态为</w:t>
-      </w:r>
-      <w:r>
-        <w:t xml:space="preserve"> </w:t>
-      </w:r>
-      <w:r>
-        <w:rPr>
-          <w:rFonts w:hint="eastAsia"/>
-          <w:b/>
-          <w:bCs/>
-        </w:rPr>
-        <w:t xml:space="preserve">待下发</w:t>
-      </w:r>
-      <w:r>
-        <w:rPr>
-          <w:rFonts w:hint="eastAsia"/>
-        </w:rPr>
-        <w:t xml:space="preserve">（或无法得到下发状态）：展示</w:t>
-      </w:r>
-      <w:r>
-        <w:t xml:space="preserve"> </w:t>
-      </w:r>
-      <w:r>
-        <w:rPr>
-          <w:rFonts w:hint="eastAsia"/>
-          <w:b/>
-          <w:bCs/>
-        </w:rPr>
-        <w:t xml:space="preserve">待生效</w:t>
-      </w:r>
-      <w:r>
-        <w:t xml:space="preserve">。</w:t>
-      </w:r>
-      <w:r>
-        <w:br/>
-      </w:r>
-    </w:p>
-    <w:p>
-      <w:pPr>
-        <w:pStyle w:val="Compact"/>
-        <w:numPr>
-          <w:ilvl w:val="1"/>
-          <w:numId w:val="1007"/>
-        </w:numPr>
-      </w:pPr>
-      <w:r>
-        <w:rPr>
-          <w:rFonts w:hint="eastAsia"/>
-        </w:rPr>
-        <w:t xml:space="preserve">否则：展示</w:t>
-      </w:r>
-      <w:r>
-        <w:t xml:space="preserve"> </w:t>
-      </w:r>
-      <w:r>
-        <w:rPr>
-          <w:rFonts w:hint="eastAsia"/>
-          <w:b/>
-          <w:bCs/>
-        </w:rPr>
-        <w:t xml:space="preserve">已生效</w:t>
-      </w:r>
-      <w:r>
-        <w:t xml:space="preserve">。</w:t>
-      </w:r>
-    </w:p>
-    <w:bookmarkEnd w:id="17"/>
-    <w:bookmarkStart w:id="18" w:name="与下发状态的关系"/>
-    <w:p>
-      <w:pPr>
         <w:pStyle w:val="Heading3"/>
       </w:pPr>
       <w:r>
@@ -2312,7 +1864,7 @@
         <w:rPr>
           <w:rFonts w:hint="eastAsia"/>
         </w:rPr>
-        <w:t xml:space="preserve">与下发状态的关系</w:t>
+        <w:t xml:space="preserve">说明</w:t>
       </w:r>
     </w:p>
     <w:tbl>
@@ -2348,21 +1900,21 @@
               <w:rPr>
                 <w:rFonts w:hint="eastAsia"/>
               </w:rPr>
-              <w:t xml:space="preserve">类型</w:t>
-            </w:r>
-          </w:p>
-        </w:tc>
-        <w:tc>
-          <w:tcPr/>
-          <w:p>
-            <w:pPr>
-              <w:pStyle w:val="Compact"/>
-            </w:pPr>
-            <w:r>
-              <w:rPr>
-                <w:rFonts w:hint="eastAsia"/>
-              </w:rPr>
-              <w:t xml:space="preserve">是否依赖下发状态</w:t>
+              <w:t xml:space="preserve">形式</w:t>
+            </w:r>
+          </w:p>
+        </w:tc>
+        <w:tc>
+          <w:tcPr/>
+          <w:p>
+            <w:pPr>
+              <w:pStyle w:val="Compact"/>
+            </w:pPr>
+            <w:r>
+              <w:rPr>
+                <w:rFonts w:hint="eastAsia"/>
+              </w:rPr>
+              <w:t xml:space="preserve">计算依据</w:t>
             </w:r>
           </w:p>
         </w:tc>
@@ -2376,96 +1928,134 @@
             </w:pPr>
             <w:r>
               <w:rPr>
-                <w:rFonts w:hint="eastAsia"/>
-              </w:rPr>
-              <w:t xml:space="preserve">自定义区间</w:t>
-            </w:r>
-          </w:p>
-        </w:tc>
-        <w:tc>
-          <w:tcPr/>
-          <w:p>
-            <w:pPr>
-              <w:pStyle w:val="Compact"/>
-            </w:pPr>
+                <w:rStyle w:val="VerbatimChar"/>
+                <w:rFonts w:hint="eastAsia"/>
+              </w:rPr>
+              <w:t xml:space="preserve">开始</w:t>
+            </w:r>
+            <w:r>
+              <w:rPr>
+                <w:rStyle w:val="VerbatimChar"/>
+              </w:rPr>
+              <w:t xml:space="preserve"> - </w:t>
+            </w:r>
+            <w:r>
+              <w:rPr>
+                <w:rStyle w:val="VerbatimChar"/>
+                <w:rFonts w:hint="eastAsia"/>
+              </w:rPr>
+              <w:t xml:space="preserve">结束</w:t>
+            </w:r>
+            <w:r>
+              <w:t xml:space="preserve"> </w:t>
+            </w:r>
+            <w:r>
+              <w:rPr>
+                <w:rFonts w:hint="eastAsia"/>
+              </w:rPr>
+              <w:t xml:space="preserve">两段</w:t>
+            </w:r>
+          </w:p>
+        </w:tc>
+        <w:tc>
+          <w:tcPr/>
+          <w:p>
+            <w:pPr>
+              <w:pStyle w:val="Compact"/>
+            </w:pPr>
+            <w:r>
+              <w:rPr>
+                <w:rFonts w:hint="eastAsia"/>
+              </w:rPr>
+              <w:t xml:space="preserve">仅比较时间窗与</w:t>
+            </w:r>
+            <w:r>
+              <w:t xml:space="preserve"> </w:t>
+            </w:r>
+            <w:r>
+              <w:rPr>
+                <w:rStyle w:val="VerbatimChar"/>
+              </w:rPr>
+              <w:t xml:space="preserve">now</w:t>
+            </w:r>
+            <w:r>
+              <w:rPr>
+                <w:rFonts w:hint="eastAsia"/>
+              </w:rPr>
+              <w:t xml:space="preserve">（见</w:t>
+            </w:r>
+            <w:r>
+              <w:t xml:space="preserve"> </w:t>
+            </w:r>
+            <w:r>
+              <w:rPr>
+                <w:rFonts w:hint="eastAsia"/>
+              </w:rPr>
+              <w:t xml:space="preserve">3.2）</w:t>
+            </w:r>
+          </w:p>
+        </w:tc>
+      </w:tr>
+      <w:tr>
+        <w:tc>
+          <w:tcPr/>
+          <w:p>
+            <w:pPr>
+              <w:pStyle w:val="Compact"/>
+            </w:pPr>
+            <w:r>
+              <w:rPr>
+                <w:rStyle w:val="VerbatimChar"/>
+                <w:rFonts w:hint="eastAsia"/>
+              </w:rPr>
+              <w:t xml:space="preserve">立即生效</w:t>
+            </w:r>
+          </w:p>
+        </w:tc>
+        <w:tc>
+          <w:tcPr/>
+          <w:p>
+            <w:pPr>
+              <w:pStyle w:val="Compact"/>
+            </w:pPr>
+            <w:r>
+              <w:rPr>
+                <w:rFonts w:hint="eastAsia"/>
+              </w:rPr>
+              <w:t xml:space="preserve">恒为</w:t>
+            </w:r>
+            <w:r>
+              <w:t xml:space="preserve"> </w:t>
+            </w:r>
             <w:r>
               <w:rPr>
                 <w:rFonts w:hint="eastAsia"/>
                 <w:b/>
                 <w:bCs/>
               </w:rPr>
-              <w:t xml:space="preserve">不依赖</w:t>
-            </w:r>
-            <w:r>
-              <w:rPr>
-                <w:rFonts w:hint="eastAsia"/>
-              </w:rPr>
-              <w:t xml:space="preserve">；仅比较时间窗与</w:t>
+              <w:t xml:space="preserve">已生效</w:t>
+            </w:r>
+            <w:r>
+              <w:rPr>
+                <w:rFonts w:hint="eastAsia"/>
+              </w:rPr>
+              <w:t xml:space="preserve">（见</w:t>
             </w:r>
             <w:r>
               <w:t xml:space="preserve"> </w:t>
             </w:r>
             <w:r>
               <w:rPr>
-                <w:rStyle w:val="VerbatimChar"/>
-              </w:rPr>
-              <w:t xml:space="preserve">now</w:t>
-            </w:r>
-          </w:p>
-        </w:tc>
-      </w:tr>
-      <w:tr>
-        <w:tc>
-          <w:tcPr/>
-          <w:p>
-            <w:pPr>
-              <w:pStyle w:val="Compact"/>
-            </w:pPr>
-            <w:r>
-              <w:rPr>
-                <w:rFonts w:hint="eastAsia"/>
-              </w:rPr>
-              <w:t xml:space="preserve">立即生效</w:t>
-            </w:r>
-          </w:p>
-        </w:tc>
-        <w:tc>
-          <w:tcPr/>
-          <w:p>
-            <w:pPr>
-              <w:pStyle w:val="Compact"/>
-            </w:pPr>
-            <w:r>
-              <w:rPr>
-                <w:rFonts w:hint="eastAsia"/>
-                <w:b/>
-                <w:bCs/>
-              </w:rPr>
-              <w:t xml:space="preserve">依赖</w:t>
-            </w:r>
-            <w:r>
-              <w:rPr>
-                <w:rFonts w:hint="eastAsia"/>
-              </w:rPr>
-              <w:t xml:space="preserve">；下发仍为待下发时保持</w:t>
-            </w:r>
-            <w:r>
-              <w:t xml:space="preserve"> </w:t>
-            </w:r>
-            <w:r>
-              <w:rPr>
-                <w:rFonts w:hint="eastAsia"/>
-                <w:b/>
-                <w:bCs/>
-              </w:rPr>
-              <w:t xml:space="preserve">待生效</w:t>
+                <w:rFonts w:hint="eastAsia"/>
+              </w:rPr>
+              <w:t xml:space="preserve">3.3，兼容旧数据）</w:t>
             </w:r>
           </w:p>
         </w:tc>
       </w:tr>
     </w:tbl>
-    <w:bookmarkEnd w:id="18"/>
-    <w:bookmarkStart w:id="19" w:name="展示下架叠加态非独立日历失效"/>
+    <w:bookmarkEnd w:id="15"/>
+    <w:bookmarkStart w:id="16" w:name="展示下架叠加态非独立日历失效"/>
     <w:p>
       <w:pPr>
         <w:pStyle w:val="Heading3"/>
@@ -2485,7 +2075,7 @@
         <w:pStyle w:val="Compact"/>
         <w:numPr>
           <w:ilvl w:val="0"/>
-          <w:numId w:val="1008"/>
+          <w:numId w:val="1005"/>
         </w:numPr>
       </w:pPr>
       <w:r>
@@ -2532,7 +2122,7 @@
         <w:pStyle w:val="Compact"/>
         <w:numPr>
           <w:ilvl w:val="0"/>
-          <w:numId w:val="1008"/>
+          <w:numId w:val="1005"/>
         </w:numPr>
       </w:pPr>
       <w:r>
@@ -2600,9 +2190,9 @@
         </w:pict>
       </w:r>
     </w:p>
-    <w:bookmarkEnd w:id="19"/>
-    <w:bookmarkEnd w:id="20"/>
-    <w:bookmarkStart w:id="23" w:name="操作定义与约束"/>
+    <w:bookmarkEnd w:id="16"/>
+    <w:bookmarkEnd w:id="17"/>
+    <w:bookmarkStart w:id="20" w:name="操作定义与约束"/>
     <w:p>
       <w:pPr>
         <w:pStyle w:val="Heading2"/>
@@ -2617,7 +2207,7 @@
         <w:t xml:space="preserve">操作定义与约束</w:t>
       </w:r>
     </w:p>
-    <w:bookmarkStart w:id="21" w:name="主题屏保级-列表卡片菜单"/>
+    <w:bookmarkStart w:id="18" w:name="主题屏保级-列表卡片菜单"/>
     <w:p>
       <w:pPr>
         <w:pStyle w:val="Heading3"/>
@@ -3120,8 +2710,8 @@
         <w:t xml:space="preserve">操作（见下节）。</w:t>
       </w:r>
     </w:p>
-    <w:bookmarkEnd w:id="21"/>
-    <w:bookmarkStart w:id="22" w:name="门店级-下发门店详情弹窗仅-status-success-的门店"/>
+    <w:bookmarkEnd w:id="18"/>
+    <w:bookmarkStart w:id="19" w:name="门店级-下发门店详情弹窗按渠道上下架删除为整店"/>
     <w:p>
       <w:pPr>
         <w:pStyle w:val="Heading3"/>
@@ -3142,25 +2732,7 @@
         <w:rPr>
           <w:rFonts w:hint="eastAsia"/>
         </w:rPr>
-        <w:t xml:space="preserve">「下发门店详情」弹窗（仅</w:t>
-      </w:r>
-      <w:r>
-        <w:t xml:space="preserve"> </w:t>
-      </w:r>
-      <w:r>
-        <w:rPr>
-          <w:rStyle w:val="VerbatimChar"/>
-        </w:rPr>
-        <w:t xml:space="preserve">status === 'success'</w:t>
-      </w:r>
-      <w:r>
-        <w:t xml:space="preserve"> </w:t>
-      </w:r>
-      <w:r>
-        <w:rPr>
-          <w:rFonts w:hint="eastAsia"/>
-        </w:rPr>
-        <w:t xml:space="preserve">的门店）</w:t>
+        <w:t xml:space="preserve">「下发门店详情」弹窗（按渠道上下架；删除为整店）</w:t>
       </w:r>
     </w:p>
     <w:tbl>
@@ -3241,20 +2813,65 @@
               <w:rPr>
                 <w:rFonts w:hint="eastAsia"/>
               </w:rPr>
-              <w:t xml:space="preserve">（门店）</w:t>
-            </w:r>
-          </w:p>
-        </w:tc>
-        <w:tc>
-          <w:tcPr/>
-          <w:p>
-            <w:pPr>
-              <w:pStyle w:val="Compact"/>
-            </w:pPr>
+              <w:t xml:space="preserve">（渠道）</w:t>
+            </w:r>
+          </w:p>
+        </w:tc>
+        <w:tc>
+          <w:tcPr/>
+          <w:p>
+            <w:pPr>
+              <w:pStyle w:val="Compact"/>
+            </w:pPr>
+            <w:r>
+              <w:rPr>
+                <w:rFonts w:hint="eastAsia"/>
+              </w:rPr>
+              <w:t xml:space="preserve">对该条</w:t>
+            </w:r>
+            <w:r>
+              <w:t xml:space="preserve"> </w:t>
+            </w:r>
             <w:r>
               <w:rPr>
                 <w:rStyle w:val="VerbatimChar"/>
               </w:rPr>
+              <w:t xml:space="preserve">channelStatuses[]</w:t>
+            </w:r>
+            <w:r>
+              <w:t xml:space="preserve"> </w:t>
+            </w:r>
+            <w:r>
+              <w:rPr>
+                <w:rFonts w:hint="eastAsia"/>
+              </w:rPr>
+              <w:t xml:space="preserve">中</w:t>
+            </w:r>
+            <w:r>
+              <w:t xml:space="preserve"> </w:t>
+            </w:r>
+            <w:r>
+              <w:rPr>
+                <w:rStyle w:val="VerbatimChar"/>
+              </w:rPr>
+              <w:t xml:space="preserve">status === 'success'</w:t>
+            </w:r>
+            <w:r>
+              <w:t xml:space="preserve"> </w:t>
+            </w:r>
+            <w:r>
+              <w:rPr>
+                <w:rFonts w:hint="eastAsia"/>
+              </w:rPr>
+              <w:t xml:space="preserve">的项写入</w:t>
+            </w:r>
+            <w:r>
+              <w:t xml:space="preserve"> </w:t>
+            </w:r>
+            <w:r>
+              <w:rPr>
+                <w:rStyle w:val="VerbatimChar"/>
+              </w:rPr>
               <w:t xml:space="preserve">shelfStatus = 'off_shelf'</w:t>
             </w:r>
           </w:p>
@@ -3269,18 +2886,45 @@
               <w:rPr>
                 <w:rFonts w:hint="eastAsia"/>
               </w:rPr>
-              <w:t xml:space="preserve">仅</w:t>
-            </w:r>
-            <w:r>
-              <w:t xml:space="preserve"> </w:t>
-            </w:r>
+              <w:t xml:space="preserve">仅该渠道当前已上架</w:t>
+            </w:r>
+          </w:p>
+        </w:tc>
+      </w:tr>
+      <w:tr>
+        <w:tc>
+          <w:tcPr/>
+          <w:p>
+            <w:pPr>
+              <w:pStyle w:val="Compact"/>
+            </w:pPr>
             <w:r>
               <w:rPr>
                 <w:rFonts w:hint="eastAsia"/>
                 <w:b/>
                 <w:bCs/>
               </w:rPr>
-              <w:t xml:space="preserve">在架</w:t>
+              <w:t xml:space="preserve">重新上架</w:t>
+            </w:r>
+            <w:r>
+              <w:rPr>
+                <w:rFonts w:hint="eastAsia"/>
+              </w:rPr>
+              <w:t xml:space="preserve">（渠道）</w:t>
+            </w:r>
+          </w:p>
+        </w:tc>
+        <w:tc>
+          <w:tcPr/>
+          <w:p>
+            <w:pPr>
+              <w:pStyle w:val="Compact"/>
+            </w:pPr>
+            <w:r>
+              <w:rPr>
+                <w:rStyle w:val="VerbatimChar"/>
+              </w:rPr>
+              <w:t xml:space="preserve">delete</w:t>
             </w:r>
             <w:r>
               <w:t xml:space="preserve"> </w:t>
@@ -3289,7 +2933,7 @@
               <w:rPr>
                 <w:rFonts w:hint="eastAsia"/>
               </w:rPr>
-              <w:t xml:space="preserve">的成功门店（未标</w:t>
+              <w:t xml:space="preserve">该渠道项上的</w:t>
             </w:r>
             <w:r>
               <w:t xml:space="preserve"> </w:t>
@@ -3298,16 +2942,45 @@
               <w:rPr>
                 <w:rStyle w:val="VerbatimChar"/>
               </w:rPr>
-              <w:t xml:space="preserve">off_shelf</w:t>
+              <w:t xml:space="preserve">shelfStatus</w:t>
+            </w:r>
+            <w:r>
+              <w:rPr>
+                <w:rFonts w:hint="eastAsia"/>
+              </w:rPr>
+              <w:t xml:space="preserve">；若存在旧数据门店级</w:t>
             </w:r>
             <w:r>
               <w:t xml:space="preserve"> </w:t>
             </w:r>
             <w:r>
               <w:rPr>
-                <w:rFonts w:hint="eastAsia"/>
-              </w:rPr>
-              <w:t xml:space="preserve">视为在架）</w:t>
+                <w:rStyle w:val="VerbatimChar"/>
+              </w:rPr>
+              <w:t xml:space="preserve">store.shelfStatus</w:t>
+            </w:r>
+            <w:r>
+              <w:t xml:space="preserve"> </w:t>
+            </w:r>
+            <w:r>
+              <w:rPr>
+                <w:rFonts w:hint="eastAsia"/>
+              </w:rPr>
+              <w:t xml:space="preserve">则一并清除</w:t>
+            </w:r>
+          </w:p>
+        </w:tc>
+        <w:tc>
+          <w:tcPr/>
+          <w:p>
+            <w:pPr>
+              <w:pStyle w:val="Compact"/>
+            </w:pPr>
+            <w:r>
+              <w:rPr>
+                <w:rFonts w:hint="eastAsia"/>
+              </w:rPr>
+              <w:t xml:space="preserve">仅该渠道已下架</w:t>
             </w:r>
           </w:p>
         </w:tc>
@@ -3325,7 +2998,7 @@
                 <w:b/>
                 <w:bCs/>
               </w:rPr>
-              <w:t xml:space="preserve">重新上架</w:t>
+              <w:t xml:space="preserve">删除</w:t>
             </w:r>
             <w:r>
               <w:rPr>
@@ -3345,7 +3018,7 @@
               <w:rPr>
                 <w:rFonts w:hint="eastAsia"/>
               </w:rPr>
-              <w:t xml:space="preserve">去掉</w:t>
+              <w:t xml:space="preserve">从</w:t>
             </w:r>
             <w:r>
               <w:t xml:space="preserve"> </w:t>
@@ -3354,27 +3027,7 @@
               <w:rPr>
                 <w:rStyle w:val="VerbatimChar"/>
               </w:rPr>
-              <w:t xml:space="preserve">shelfStatus</w:t>
-            </w:r>
-            <w:r>
-              <w:rPr>
-                <w:rFonts w:hint="eastAsia"/>
-              </w:rPr>
-              <w:t xml:space="preserve">（恢复在架）</w:t>
-            </w:r>
-          </w:p>
-        </w:tc>
-        <w:tc>
-          <w:tcPr/>
-          <w:p>
-            <w:pPr>
-              <w:pStyle w:val="Compact"/>
-            </w:pPr>
-            <w:r>
-              <w:rPr>
-                <w:rFonts w:hint="eastAsia"/>
-              </w:rPr>
-              <w:t xml:space="preserve">仅</w:t>
+              <w:t xml:space="preserve">distributedStores</w:t>
             </w:r>
             <w:r>
               <w:t xml:space="preserve"> </w:t>
@@ -3382,109 +3035,31 @@
             <w:r>
               <w:rPr>
                 <w:rFonts w:hint="eastAsia"/>
-                <w:b/>
-                <w:bCs/>
-              </w:rPr>
-              <w:t xml:space="preserve">已下架</w:t>
+              </w:rPr>
+              <w:t xml:space="preserve">移除该</w:t>
             </w:r>
             <w:r>
               <w:t xml:space="preserve"> </w:t>
             </w:r>
             <w:r>
               <w:rPr>
-                <w:rFonts w:hint="eastAsia"/>
-              </w:rPr>
-              <w:t xml:space="preserve">的成功门店</w:t>
-            </w:r>
-          </w:p>
-        </w:tc>
-      </w:tr>
-      <w:tr>
-        <w:tc>
-          <w:tcPr/>
-          <w:p>
-            <w:pPr>
-              <w:pStyle w:val="Compact"/>
-            </w:pPr>
-            <w:r>
-              <w:rPr>
-                <w:rFonts w:hint="eastAsia"/>
-                <w:b/>
-                <w:bCs/>
-              </w:rPr>
-              <w:t xml:space="preserve">删除</w:t>
-            </w:r>
-            <w:r>
-              <w:rPr>
-                <w:rFonts w:hint="eastAsia"/>
-              </w:rPr>
-              <w:t xml:space="preserve">（门店）</w:t>
-            </w:r>
-          </w:p>
-        </w:tc>
-        <w:tc>
-          <w:tcPr/>
-          <w:p>
-            <w:pPr>
-              <w:pStyle w:val="Compact"/>
-            </w:pPr>
-            <w:r>
-              <w:rPr>
-                <w:rFonts w:hint="eastAsia"/>
-              </w:rPr>
-              <w:t xml:space="preserve">从</w:t>
-            </w:r>
-            <w:r>
-              <w:t xml:space="preserve"> </w:t>
-            </w:r>
-            <w:r>
-              <w:rPr>
                 <w:rStyle w:val="VerbatimChar"/>
               </w:rPr>
-              <w:t xml:space="preserve">distributedStores</w:t>
-            </w:r>
-            <w:r>
-              <w:t xml:space="preserve"> </w:t>
-            </w:r>
-            <w:r>
-              <w:rPr>
-                <w:rFonts w:hint="eastAsia"/>
-              </w:rPr>
-              <w:t xml:space="preserve">移除</w:t>
-            </w:r>
-          </w:p>
-        </w:tc>
-        <w:tc>
-          <w:tcPr/>
-          <w:p>
-            <w:pPr>
-              <w:pStyle w:val="Compact"/>
-            </w:pPr>
-            <w:r>
-              <w:rPr>
-                <w:rFonts w:hint="eastAsia"/>
-              </w:rPr>
-              <w:t xml:space="preserve">仅</w:t>
-            </w:r>
-            <w:r>
-              <w:t xml:space="preserve"> </w:t>
-            </w:r>
-            <w:r>
-              <w:rPr>
-                <w:rFonts w:hint="eastAsia"/>
-                <w:b/>
-                <w:bCs/>
-              </w:rPr>
-              <w:t xml:space="preserve">已下架</w:t>
-            </w:r>
-            <w:r>
-              <w:t xml:space="preserve"> </w:t>
-            </w:r>
-            <w:r>
-              <w:rPr>
-                <w:rFonts w:hint="eastAsia"/>
-              </w:rPr>
-              <w:t xml:space="preserve">的成功门店；有二次确认</w:t>
+              <w:t xml:space="preserve">mid</w:t>
+            </w:r>
+          </w:p>
+        </w:tc>
+        <w:tc>
+          <w:tcPr/>
+          <w:p>
+            <w:pPr>
+              <w:pStyle w:val="Compact"/>
+            </w:pPr>
+            <w:r>
+              <w:rPr>
+                <w:rFonts w:hint="eastAsia"/>
+              </w:rPr>
+              <w:t xml:space="preserve">任意门店维度状态均可删除；有二次确认</w:t>
             </w:r>
           </w:p>
         </w:tc>
@@ -3576,9 +3151,9 @@
         </w:pict>
       </w:r>
     </w:p>
-    <w:bookmarkEnd w:id="22"/>
-    <w:bookmarkEnd w:id="23"/>
-    <w:bookmarkStart w:id="24" w:name="跨主题约束生效时间-渠道"/>
+    <w:bookmarkEnd w:id="19"/>
+    <w:bookmarkEnd w:id="20"/>
+    <w:bookmarkStart w:id="21" w:name="跨主题约束生效时间-渠道"/>
     <w:p>
       <w:pPr>
         <w:pStyle w:val="Heading2"/>
@@ -3638,7 +3213,7 @@
         <w:pStyle w:val="Compact"/>
         <w:numPr>
           <w:ilvl w:val="0"/>
-          <w:numId w:val="1009"/>
+          <w:numId w:val="1006"/>
         </w:numPr>
       </w:pPr>
       <w:r>
@@ -3656,7 +3231,7 @@
           <w:b/>
           <w:bCs/>
         </w:rPr>
-        <w:t xml:space="preserve">相同下发渠道</w:t>
+        <w:t xml:space="preserve">相同展示渠道</w:t>
       </w:r>
       <w:r>
         <w:rPr>
@@ -3715,7 +3290,43 @@
         <w:rPr>
           <w:rFonts w:hint="eastAsia"/>
         </w:rPr>
-        <w:t xml:space="preserve">（含「立即生效」与自定义区间、以及主题之间的区间比较）。</w:t>
+        <w:t xml:space="preserve">（当前页仅区间与区间比较；与其它主题若仍为「立即生效」旧值，重叠校验仍按</w:t>
+      </w:r>
+      <w:r>
+        <w:t xml:space="preserve"> </w:t>
+      </w:r>
+      <w:r>
+        <w:rPr>
+          <w:rStyle w:val="VerbatimChar"/>
+        </w:rPr>
+        <w:t xml:space="preserve">effective-time.html</w:t>
+      </w:r>
+      <w:r>
+        <w:t xml:space="preserve"> </w:t>
+      </w:r>
+      <w:r>
+        <w:rPr>
+          <w:rFonts w:hint="eastAsia"/>
+        </w:rPr>
+        <w:t xml:space="preserve">内</w:t>
+      </w:r>
+      <w:r>
+        <w:t xml:space="preserve"> </w:t>
+      </w:r>
+      <w:r>
+        <w:rPr>
+          <w:rStyle w:val="VerbatimChar"/>
+        </w:rPr>
+        <w:t xml:space="preserve">parseStoredThemeEffectRange</w:t>
+      </w:r>
+      <w:r>
+        <w:t xml:space="preserve"> </w:t>
+      </w:r>
+      <w:r>
+        <w:rPr>
+          <w:rFonts w:hint="eastAsia"/>
+        </w:rPr>
+        <w:t xml:space="preserve">处理）。</w:t>
       </w:r>
     </w:p>
     <w:p>
@@ -3723,7 +3334,7 @@
         <w:pStyle w:val="Compact"/>
         <w:numPr>
           <w:ilvl w:val="0"/>
-          <w:numId w:val="1009"/>
+          <w:numId w:val="1006"/>
         </w:numPr>
       </w:pPr>
       <w:r>
@@ -3752,8 +3363,8 @@
         </w:pict>
       </w:r>
     </w:p>
-    <w:bookmarkEnd w:id="24"/>
-    <w:bookmarkStart w:id="25" w:name="其他时间与操作约束完成页"/>
+    <w:bookmarkEnd w:id="21"/>
+    <w:bookmarkStart w:id="22" w:name="其他时间与操作约束完成页"/>
     <w:p>
       <w:pPr>
         <w:pStyle w:val="Heading2"/>
@@ -3773,22 +3384,22 @@
         <w:pStyle w:val="Compact"/>
         <w:numPr>
           <w:ilvl w:val="0"/>
-          <w:numId w:val="1010"/>
+          <w:numId w:val="1007"/>
         </w:numPr>
       </w:pPr>
       <w:r>
         <w:rPr>
           <w:rFonts w:hint="eastAsia"/>
         </w:rPr>
-        <w:t xml:space="preserve">自定义生效时：</w:t>
-      </w:r>
-      <w:r>
-        <w:rPr>
-          <w:rFonts w:hint="eastAsia"/>
-          <w:b/>
-          <w:bCs/>
-        </w:rPr>
-        <w:t xml:space="preserve">生效开始不得早于下发时间</w:t>
+        <w:t xml:space="preserve">填写开始、结束时：</w:t>
+      </w:r>
+      <w:r>
+        <w:rPr>
+          <w:rFonts w:hint="eastAsia"/>
+          <w:b/>
+          <w:bCs/>
+        </w:rPr>
+        <w:t xml:space="preserve">结束不得早于开始</w:t>
       </w:r>
       <w:r>
         <w:rPr>
@@ -3802,10 +3413,22 @@
           <w:b/>
           <w:bCs/>
         </w:rPr>
-        <w:t xml:space="preserve">结束不得早于开始</w:t>
-      </w:r>
-      <w:r>
-        <w:t xml:space="preserve">。</w:t>
+        <w:t xml:space="preserve">同渠道生效区间不可重叠</w:t>
+      </w:r>
+      <w:r>
+        <w:rPr>
+          <w:rFonts w:hint="eastAsia"/>
+        </w:rPr>
+        <w:t xml:space="preserve">（见第</w:t>
+      </w:r>
+      <w:r>
+        <w:t xml:space="preserve"> 5 </w:t>
+      </w:r>
+      <w:r>
+        <w:rPr>
+          <w:rFonts w:hint="eastAsia"/>
+        </w:rPr>
+        <w:t xml:space="preserve">节）。</w:t>
       </w:r>
     </w:p>
     <w:p>
@@ -3813,7 +3436,7 @@
         <w:pStyle w:val="Compact"/>
         <w:numPr>
           <w:ilvl w:val="0"/>
-          <w:numId w:val="1010"/>
+          <w:numId w:val="1007"/>
         </w:numPr>
       </w:pPr>
       <w:r>
@@ -3857,8 +3480,8 @@
         </w:pict>
       </w:r>
     </w:p>
-    <w:bookmarkEnd w:id="25"/>
-    <w:bookmarkStart w:id="38" w:name="状态流转文字说明-表-图"/>
+    <w:bookmarkEnd w:id="22"/>
+    <w:bookmarkStart w:id="33" w:name="状态流转文字说明-表-图"/>
     <w:p>
       <w:pPr>
         <w:pStyle w:val="Heading2"/>
@@ -3936,7 +3559,7 @@
           <w:b/>
           <w:bCs/>
         </w:rPr>
-        <w:t xml:space="preserve">§7.1～§7.6</w:t>
+        <w:t xml:space="preserve">§7.2～§7.6</w:t>
       </w:r>
       <w:r>
         <w:rPr>
@@ -4008,1179 +3631,39 @@
         <w:rPr>
           <w:rFonts w:hint="eastAsia"/>
         </w:rPr>
-        <w:t xml:space="preserve">）。</w:t>
+        <w:t xml:space="preserve">）。主题级「下发状态」已从列表页移除，故</w:t>
+      </w:r>
+      <w:r>
+        <w:t xml:space="preserve"> </w:t>
+      </w:r>
+      <w:r>
+        <w:rPr>
+          <w:rFonts w:hint="eastAsia"/>
+          <w:b/>
+          <w:bCs/>
+        </w:rPr>
+        <w:t xml:space="preserve">无</w:t>
+      </w:r>
+      <w:r>
+        <w:rPr>
+          <w:b/>
+          <w:bCs/>
+        </w:rPr>
+        <w:t xml:space="preserve"> §7.1 </w:t>
+      </w:r>
+      <w:r>
+        <w:rPr>
+          <w:rFonts w:hint="eastAsia"/>
+          <w:b/>
+          <w:bCs/>
+        </w:rPr>
+        <w:t xml:space="preserve">图示</w:t>
+      </w:r>
+      <w:r>
+        <w:t xml:space="preserve">。</w:t>
       </w:r>
     </w:p>
-    <w:bookmarkStart w:id="26" w:name="主题级下发状态-驱动因素与流转"/>
-    <w:p>
-      <w:pPr>
-        <w:pStyle w:val="Heading3"/>
-      </w:pPr>
-      <w:r>
-        <w:t xml:space="preserve">7.1 </w:t>
-      </w:r>
-      <w:r>
-        <w:rPr>
-          <w:rFonts w:hint="eastAsia"/>
-        </w:rPr>
-        <w:t xml:space="preserve">主题级「下发状态」—</w:t>
-      </w:r>
-      <w:r>
-        <w:t xml:space="preserve"> </w:t>
-      </w:r>
-      <w:r>
-        <w:rPr>
-          <w:rFonts w:hint="eastAsia"/>
-        </w:rPr>
-        <w:t xml:space="preserve">驱动因素与流转</w:t>
-      </w:r>
-    </w:p>
-    <w:p>
-      <w:pPr>
-        <w:pStyle w:val="FirstParagraph"/>
-      </w:pPr>
-      <w:r>
-        <w:rPr>
-          <w:rFonts w:hint="eastAsia"/>
-          <w:b/>
-          <w:bCs/>
-        </w:rPr>
-        <w:t xml:space="preserve">驱动因素</w:t>
-      </w:r>
-      <w:r>
-        <w:rPr>
-          <w:rFonts w:hint="eastAsia"/>
-        </w:rPr>
-        <w:t xml:space="preserve">（每一时刻由代码</w:t>
-      </w:r>
-      <w:r>
-        <w:t xml:space="preserve"> </w:t>
-      </w:r>
-      <w:r>
-        <w:rPr>
-          <w:rFonts w:hint="eastAsia"/>
-          <w:b/>
-          <w:bCs/>
-        </w:rPr>
-        <w:t xml:space="preserve">重新计算</w:t>
-      </w:r>
-      <w:r>
-        <w:rPr>
-          <w:rFonts w:hint="eastAsia"/>
-        </w:rPr>
-        <w:t xml:space="preserve">，非持久「状态机字段」）：</w:t>
-      </w:r>
-    </w:p>
-    <w:tbl>
-      <w:tblPr>
-        <w:tblStyle w:val="Table"/>
-        <w:tblW w:type="pct" w:w="5000"/>
-        <w:tblLayout w:type="fixed"/>
-        <w:tblLook w:firstRow="1" w:lastRow="0" w:firstColumn="0" w:lastColumn="0" w:noHBand="0" w:noVBand="0" w:val="0020"/>
-      </w:tblPr>
-      <w:tblGrid>
-        <w:gridCol w:w="3960"/>
-        <w:gridCol w:w="3960"/>
-      </w:tblGrid>
-      <w:tr>
-        <w:trPr>
-          <w:tblHeader w:val="on"/>
-        </w:trPr>
-        <w:tc>
-          <w:tcPr/>
-          <w:p>
-            <w:pPr>
-              <w:pStyle w:val="Compact"/>
-            </w:pPr>
-            <w:r>
-              <w:rPr>
-                <w:rFonts w:hint="eastAsia"/>
-              </w:rPr>
-              <w:t xml:space="preserve">因素</w:t>
-            </w:r>
-          </w:p>
-        </w:tc>
-        <w:tc>
-          <w:tcPr/>
-          <w:p>
-            <w:pPr>
-              <w:pStyle w:val="Compact"/>
-            </w:pPr>
-            <w:r>
-              <w:rPr>
-                <w:rFonts w:hint="eastAsia"/>
-              </w:rPr>
-              <w:t xml:space="preserve">作用</w:t>
-            </w:r>
-          </w:p>
-        </w:tc>
-      </w:tr>
-      <w:tr>
-        <w:tc>
-          <w:tcPr/>
-          <w:p>
-            <w:pPr>
-              <w:pStyle w:val="Compact"/>
-            </w:pPr>
-            <w:r>
-              <w:rPr>
-                <w:rFonts w:hint="eastAsia"/>
-              </w:rPr>
-              <w:t xml:space="preserve">当前时间</w:t>
-            </w:r>
-            <w:r>
-              <w:t xml:space="preserve"> </w:t>
-            </w:r>
-            <w:r>
-              <w:rPr>
-                <w:rStyle w:val="VerbatimChar"/>
-              </w:rPr>
-              <w:t xml:space="preserve">now</w:t>
-            </w:r>
-            <w:r>
-              <w:t xml:space="preserve"> </w:t>
-            </w:r>
-            <w:r>
-              <w:rPr>
-                <w:rFonts w:hint="eastAsia"/>
-              </w:rPr>
-              <w:t xml:space="preserve">与</w:t>
-            </w:r>
-            <w:r>
-              <w:t xml:space="preserve"> </w:t>
-            </w:r>
-            <w:r>
-              <w:rPr>
-                <w:rStyle w:val="VerbatimChar"/>
-              </w:rPr>
-              <w:t xml:space="preserve">distributeTime</w:t>
-            </w:r>
-          </w:p>
-        </w:tc>
-        <w:tc>
-          <w:tcPr/>
-          <w:p>
-            <w:pPr>
-              <w:pStyle w:val="Compact"/>
-            </w:pPr>
-            <w:r>
-              <w:rPr>
-                <w:rStyle w:val="VerbatimChar"/>
-              </w:rPr>
-              <w:t xml:space="preserve">now &lt; </w:t>
-            </w:r>
-            <w:r>
-              <w:rPr>
-                <w:rStyle w:val="VerbatimChar"/>
-                <w:rFonts w:hint="eastAsia"/>
-              </w:rPr>
-              <w:t xml:space="preserve">下发时刻</w:t>
-            </w:r>
-            <w:r>
-              <w:t xml:space="preserve"> </w:t>
-            </w:r>
-            <w:r>
-              <w:t xml:space="preserve">→ </w:t>
-            </w:r>
-            <w:r>
-              <w:rPr>
-                <w:rFonts w:hint="eastAsia"/>
-              </w:rPr>
-              <w:t xml:space="preserve">固定为</w:t>
-            </w:r>
-            <w:r>
-              <w:t xml:space="preserve"> </w:t>
-            </w:r>
-            <w:r>
-              <w:rPr>
-                <w:rFonts w:hint="eastAsia"/>
-                <w:b/>
-                <w:bCs/>
-              </w:rPr>
-              <w:t xml:space="preserve">待下发</w:t>
-            </w:r>
-            <w:r>
-              <w:rPr>
-                <w:rFonts w:hint="eastAsia"/>
-              </w:rPr>
-              <w:t xml:space="preserve">（不再读门店列表）</w:t>
-            </w:r>
-          </w:p>
-        </w:tc>
-      </w:tr>
-      <w:tr>
-        <w:tc>
-          <w:tcPr/>
-          <w:p>
-            <w:pPr>
-              <w:pStyle w:val="Compact"/>
-            </w:pPr>
-            <w:r>
-              <w:rPr>
-                <w:rStyle w:val="VerbatimChar"/>
-              </w:rPr>
-              <w:t xml:space="preserve">distributedStores</w:t>
-            </w:r>
-            <w:r>
-              <w:t xml:space="preserve"> </w:t>
-            </w:r>
-            <w:r>
-              <w:rPr>
-                <w:rFonts w:hint="eastAsia"/>
-              </w:rPr>
-              <w:t xml:space="preserve">是否存在及内容</w:t>
-            </w:r>
-          </w:p>
-        </w:tc>
-        <w:tc>
-          <w:tcPr/>
-          <w:p>
-            <w:pPr>
-              <w:pStyle w:val="Compact"/>
-            </w:pPr>
-            <w:r>
-              <w:rPr>
-                <w:rFonts w:hint="eastAsia"/>
-              </w:rPr>
-              <w:t xml:space="preserve">仅当</w:t>
-            </w:r>
-            <w:r>
-              <w:t xml:space="preserve"> </w:t>
-            </w:r>
-            <w:r>
-              <w:rPr>
-                <w:rFonts w:hint="eastAsia"/>
-                <w:b/>
-                <w:bCs/>
-              </w:rPr>
-              <w:t xml:space="preserve">已过下发时刻</w:t>
-            </w:r>
-            <w:r>
-              <w:t xml:space="preserve"> </w:t>
-            </w:r>
-            <w:r>
-              <w:rPr>
-                <w:rFonts w:hint="eastAsia"/>
-              </w:rPr>
-              <w:t xml:space="preserve">后参与；若</w:t>
-            </w:r>
-            <w:r>
-              <w:t xml:space="preserve"> </w:t>
-            </w:r>
-            <w:r>
-              <w:rPr>
-                <w:rFonts w:hint="eastAsia"/>
-                <w:b/>
-                <w:bCs/>
-              </w:rPr>
-              <w:t xml:space="preserve">无门店记录或长度为</w:t>
-            </w:r>
-            <w:r>
-              <w:rPr>
-                <w:b/>
-                <w:bCs/>
-              </w:rPr>
-              <w:t xml:space="preserve"> 0</w:t>
-            </w:r>
-            <w:r>
-              <w:rPr>
-                <w:rFonts w:hint="eastAsia"/>
-              </w:rPr>
-              <w:t xml:space="preserve">，直接落到</w:t>
-            </w:r>
-            <w:r>
-              <w:t xml:space="preserve"> </w:t>
-            </w:r>
-            <w:r>
-              <w:rPr>
-                <w:rFonts w:hint="eastAsia"/>
-                <w:b/>
-                <w:bCs/>
-              </w:rPr>
-              <w:t xml:space="preserve">已下发</w:t>
-            </w:r>
-          </w:p>
-        </w:tc>
-      </w:tr>
-      <w:tr>
-        <w:tc>
-          <w:tcPr/>
-          <w:p>
-            <w:pPr>
-              <w:pStyle w:val="Compact"/>
-            </w:pPr>
-            <w:r>
-              <w:rPr>
-                <w:rFonts w:hint="eastAsia"/>
-              </w:rPr>
-              <w:t xml:space="preserve">用户点击「重试失败下发」（原型）</w:t>
-            </w:r>
-          </w:p>
-        </w:tc>
-        <w:tc>
-          <w:tcPr/>
-          <w:p>
-            <w:pPr>
-              <w:pStyle w:val="Compact"/>
-            </w:pPr>
-            <w:r>
-              <w:rPr>
-                <w:rFonts w:hint="eastAsia"/>
-              </w:rPr>
-              <w:t xml:space="preserve">随机改写门店/渠道结果，从而可能改变聚合后的下发状态</w:t>
-            </w:r>
-          </w:p>
-        </w:tc>
-      </w:tr>
-    </w:tbl>
-    <w:p>
-      <w:pPr>
-        <w:pStyle w:val="BodyText"/>
-      </w:pPr>
-      <w:r>
-        <w:rPr>
-          <w:rFonts w:hint="eastAsia"/>
-          <w:b/>
-          <w:bCs/>
-        </w:rPr>
-        <w:t xml:space="preserve">从「待下发」离开（时间到达下发点之后）</w:t>
-      </w:r>
-    </w:p>
-    <w:tbl>
-      <w:tblPr>
-        <w:tblStyle w:val="Table"/>
-        <w:tblW w:type="auto" w:w="0"/>
-        <w:tblLook w:firstRow="1" w:lastRow="0" w:firstColumn="0" w:lastColumn="0" w:noHBand="0" w:noVBand="0" w:val="0020"/>
-      </w:tblPr>
-      <w:tblGrid>
-        <w:gridCol w:w="3960"/>
-        <w:gridCol w:w="3960"/>
-      </w:tblGrid>
-      <w:tr>
-        <w:trPr>
-          <w:tblHeader w:val="on"/>
-        </w:trPr>
-        <w:tc>
-          <w:tcPr/>
-          <w:p>
-            <w:pPr>
-              <w:pStyle w:val="Compact"/>
-            </w:pPr>
-            <w:r>
-              <w:rPr>
-                <w:rFonts w:hint="eastAsia"/>
-              </w:rPr>
-              <w:t xml:space="preserve">下一状态</w:t>
-            </w:r>
-          </w:p>
-        </w:tc>
-        <w:tc>
-          <w:tcPr/>
-          <w:p>
-            <w:pPr>
-              <w:pStyle w:val="Compact"/>
-            </w:pPr>
-            <w:r>
-              <w:rPr>
-                <w:rFonts w:hint="eastAsia"/>
-              </w:rPr>
-              <w:t xml:space="preserve">条件（与代码分支一致）</w:t>
-            </w:r>
-          </w:p>
-        </w:tc>
-      </w:tr>
-      <w:tr>
-        <w:tc>
-          <w:tcPr/>
-          <w:p>
-            <w:pPr>
-              <w:pStyle w:val="Compact"/>
-            </w:pPr>
-            <w:r>
-              <w:rPr>
-                <w:rFonts w:hint="eastAsia"/>
-                <w:b/>
-                <w:bCs/>
-              </w:rPr>
-              <w:t xml:space="preserve">已下发</w:t>
-            </w:r>
-          </w:p>
-        </w:tc>
-        <w:tc>
-          <w:tcPr/>
-          <w:p>
-            <w:pPr>
-              <w:pStyle w:val="Compact"/>
-            </w:pPr>
-            <w:r>
-              <w:rPr>
-                <w:rFonts w:hint="eastAsia"/>
-              </w:rPr>
-              <w:t xml:space="preserve">无</w:t>
-            </w:r>
-            <w:r>
-              <w:t xml:space="preserve"> </w:t>
-            </w:r>
-            <w:r>
-              <w:rPr>
-                <w:rStyle w:val="VerbatimChar"/>
-              </w:rPr>
-              <w:t xml:space="preserve">distributedStores</w:t>
-            </w:r>
-            <w:r>
-              <w:t xml:space="preserve"> </w:t>
-            </w:r>
-            <w:r>
-              <w:rPr>
-                <w:rFonts w:hint="eastAsia"/>
-              </w:rPr>
-              <w:t xml:space="preserve">或长度为</w:t>
-            </w:r>
-            <w:r>
-              <w:t xml:space="preserve"> </w:t>
-            </w:r>
-            <w:r>
-              <w:rPr>
-                <w:rFonts w:hint="eastAsia"/>
-              </w:rPr>
-              <w:t xml:space="preserve">0（未走门店分支）</w:t>
-            </w:r>
-          </w:p>
-        </w:tc>
-      </w:tr>
-      <w:tr>
-        <w:tc>
-          <w:tcPr/>
-          <w:p>
-            <w:pPr>
-              <w:pStyle w:val="Compact"/>
-            </w:pPr>
-            <w:r>
-              <w:rPr>
-                <w:rFonts w:hint="eastAsia"/>
-                <w:b/>
-                <w:bCs/>
-              </w:rPr>
-              <w:t xml:space="preserve">下发中</w:t>
-            </w:r>
-          </w:p>
-        </w:tc>
-        <w:tc>
-          <w:tcPr/>
-          <w:p>
-            <w:pPr>
-              <w:pStyle w:val="Compact"/>
-            </w:pPr>
-            <w:r>
-              <w:rPr>
-                <w:rFonts w:hint="eastAsia"/>
-              </w:rPr>
-              <w:t xml:space="preserve">存在至少一条</w:t>
-            </w:r>
-            <w:r>
-              <w:t xml:space="preserve"> </w:t>
-            </w:r>
-            <w:r>
-              <w:rPr>
-                <w:rStyle w:val="VerbatimChar"/>
-              </w:rPr>
-              <w:t xml:space="preserve">pending</w:t>
-            </w:r>
-            <w:r>
-              <w:t xml:space="preserve"> </w:t>
-            </w:r>
-            <w:r>
-              <w:rPr>
-                <w:rFonts w:hint="eastAsia"/>
-              </w:rPr>
-              <w:t xml:space="preserve">门店</w:t>
-            </w:r>
-          </w:p>
-        </w:tc>
-      </w:tr>
-      <w:tr>
-        <w:tc>
-          <w:tcPr/>
-          <w:p>
-            <w:pPr>
-              <w:pStyle w:val="Compact"/>
-            </w:pPr>
-            <w:r>
-              <w:rPr>
-                <w:rFonts w:hint="eastAsia"/>
-                <w:b/>
-                <w:bCs/>
-              </w:rPr>
-              <w:t xml:space="preserve">下发失败</w:t>
-            </w:r>
-          </w:p>
-        </w:tc>
-        <w:tc>
-          <w:tcPr/>
-          <w:p>
-            <w:pPr>
-              <w:pStyle w:val="Compact"/>
-            </w:pPr>
-            <w:r>
-              <w:rPr>
-                <w:rFonts w:hint="eastAsia"/>
-              </w:rPr>
-              <w:t xml:space="preserve">有失败、无成功、无进行中</w:t>
-            </w:r>
-          </w:p>
-        </w:tc>
-      </w:tr>
-      <w:tr>
-        <w:tc>
-          <w:tcPr/>
-          <w:p>
-            <w:pPr>
-              <w:pStyle w:val="Compact"/>
-            </w:pPr>
-            <w:r>
-              <w:rPr>
-                <w:rFonts w:hint="eastAsia"/>
-                <w:b/>
-                <w:bCs/>
-              </w:rPr>
-              <w:t xml:space="preserve">部分门店下发失败</w:t>
-            </w:r>
-          </w:p>
-        </w:tc>
-        <w:tc>
-          <w:tcPr/>
-          <w:p>
-            <w:pPr>
-              <w:pStyle w:val="Compact"/>
-            </w:pPr>
-            <w:r>
-              <w:rPr>
-                <w:rFonts w:hint="eastAsia"/>
-              </w:rPr>
-              <w:t xml:space="preserve">有失败，且（有成功</w:t>
-            </w:r>
-            <w:r>
-              <w:t xml:space="preserve"> </w:t>
-            </w:r>
-            <w:r>
-              <w:rPr>
-                <w:rFonts w:hint="eastAsia"/>
-                <w:b/>
-                <w:bCs/>
-              </w:rPr>
-              <w:t xml:space="preserve">或</w:t>
-            </w:r>
-            <w:r>
-              <w:t xml:space="preserve"> </w:t>
-            </w:r>
-            <w:r>
-              <w:rPr>
-                <w:rFonts w:hint="eastAsia"/>
-              </w:rPr>
-              <w:t xml:space="preserve">有进行中）</w:t>
-            </w:r>
-          </w:p>
-        </w:tc>
-      </w:tr>
-      <w:tr>
-        <w:tc>
-          <w:tcPr/>
-          <w:p>
-            <w:pPr>
-              <w:pStyle w:val="Compact"/>
-            </w:pPr>
-            <w:r>
-              <w:rPr>
-                <w:rFonts w:hint="eastAsia"/>
-                <w:b/>
-                <w:bCs/>
-              </w:rPr>
-              <w:t xml:space="preserve">部分渠道下发失败</w:t>
-            </w:r>
-          </w:p>
-        </w:tc>
-        <w:tc>
-          <w:tcPr/>
-          <w:p>
-            <w:pPr>
-              <w:pStyle w:val="Compact"/>
-            </w:pPr>
-            <w:r>
-              <w:rPr>
-                <w:rFonts w:hint="eastAsia"/>
-              </w:rPr>
-              <w:t xml:space="preserve">门店</w:t>
-            </w:r>
-            <w:r>
-              <w:t xml:space="preserve"> </w:t>
-            </w:r>
-            <w:r>
-              <w:rPr>
-                <w:rFonts w:hint="eastAsia"/>
-                <w:b/>
-                <w:bCs/>
-              </w:rPr>
-              <w:t xml:space="preserve">全部</w:t>
-            </w:r>
-            <w:r>
-              <w:t xml:space="preserve"> </w:t>
-            </w:r>
-            <w:r>
-              <w:rPr>
-                <w:rStyle w:val="VerbatimChar"/>
-              </w:rPr>
-              <w:t xml:space="preserve">success</w:t>
-            </w:r>
-            <w:r>
-              <w:rPr>
-                <w:rFonts w:hint="eastAsia"/>
-              </w:rPr>
-              <w:t xml:space="preserve">，且存在渠道级失败</w:t>
-            </w:r>
-          </w:p>
-        </w:tc>
-      </w:tr>
-      <w:tr>
-        <w:tc>
-          <w:tcPr/>
-          <w:p>
-            <w:pPr>
-              <w:pStyle w:val="Compact"/>
-            </w:pPr>
-            <w:r>
-              <w:rPr>
-                <w:rFonts w:hint="eastAsia"/>
-                <w:b/>
-                <w:bCs/>
-              </w:rPr>
-              <w:t xml:space="preserve">已下发</w:t>
-            </w:r>
-          </w:p>
-        </w:tc>
-        <w:tc>
-          <w:tcPr/>
-          <w:p>
-            <w:pPr>
-              <w:pStyle w:val="Compact"/>
-            </w:pPr>
-            <w:r>
-              <w:rPr>
-                <w:rFonts w:hint="eastAsia"/>
-              </w:rPr>
-              <w:t xml:space="preserve">有门店数据、无</w:t>
-            </w:r>
-            <w:r>
-              <w:t xml:space="preserve"> </w:t>
-            </w:r>
-            <w:r>
-              <w:rPr>
-                <w:rFonts w:hint="eastAsia"/>
-              </w:rPr>
-              <w:t xml:space="preserve">pending、无失败、无渠道级失败</w:t>
-            </w:r>
-          </w:p>
-        </w:tc>
-      </w:tr>
-    </w:tbl>
-    <w:p>
-      <w:pPr>
-        <w:pStyle w:val="BodyText"/>
-      </w:pPr>
-      <w:r>
-        <w:rPr>
-          <w:rFonts w:hint="eastAsia"/>
-          <w:b/>
-          <w:bCs/>
-        </w:rPr>
-        <w:t xml:space="preserve">在「已过下发点」之后的典型变化（非互斥穷举，便于理解）</w:t>
-      </w:r>
-    </w:p>
-    <w:p>
-      <w:pPr>
-        <w:pStyle w:val="SourceCode"/>
-      </w:pPr>
-      <w:r>
-        <w:rPr>
-          <w:rStyle w:val="VerbatimChar"/>
-          <w:rFonts w:hint="eastAsia"/>
-        </w:rPr>
-        <w:t xml:space="preserve">待下发</w:t>
-      </w:r>
-      <w:r>
-        <w:rPr>
-          <w:rStyle w:val="VerbatimChar"/>
-        </w:rPr>
-        <w:t xml:space="preserve"> ──(now ≥ </w:t>
-      </w:r>
-      <w:r>
-        <w:rPr>
-          <w:rStyle w:val="VerbatimChar"/>
-          <w:rFonts w:hint="eastAsia"/>
-        </w:rPr>
-        <w:t xml:space="preserve">下发时刻)──►</w:t>
-      </w:r>
-      <w:r>
-        <w:rPr>
-          <w:rStyle w:val="VerbatimChar"/>
-        </w:rPr>
-        <w:t xml:space="preserve"> </w:t>
-      </w:r>
-      <w:r>
-        <w:rPr>
-          <w:rStyle w:val="VerbatimChar"/>
-          <w:rFonts w:hint="eastAsia"/>
-        </w:rPr>
-        <w:t xml:space="preserve">下发中</w:t>
-      </w:r>
-      <w:r>
-        <w:rPr>
-          <w:rStyle w:val="VerbatimChar"/>
-        </w:rPr>
-        <w:t xml:space="preserve"> / </w:t>
-      </w:r>
-      <w:r>
-        <w:rPr>
-          <w:rStyle w:val="VerbatimChar"/>
-          <w:rFonts w:hint="eastAsia"/>
-        </w:rPr>
-        <w:t xml:space="preserve">已下发</w:t>
-      </w:r>
-      <w:r>
-        <w:rPr>
-          <w:rStyle w:val="VerbatimChar"/>
-        </w:rPr>
-        <w:t xml:space="preserve"> / </w:t>
-      </w:r>
-      <w:r>
-        <w:rPr>
-          <w:rStyle w:val="VerbatimChar"/>
-          <w:rFonts w:hint="eastAsia"/>
-        </w:rPr>
-        <w:t xml:space="preserve">下发失败</w:t>
-      </w:r>
-      <w:r>
-        <w:rPr>
-          <w:rStyle w:val="VerbatimChar"/>
-        </w:rPr>
-        <w:t xml:space="preserve"> / </w:t>
-      </w:r>
-      <w:r>
-        <w:rPr>
-          <w:rStyle w:val="VerbatimChar"/>
-          <w:rFonts w:hint="eastAsia"/>
-        </w:rPr>
-        <w:t xml:space="preserve">部分门店下发失败</w:t>
-      </w:r>
-      <w:r>
-        <w:rPr>
-          <w:rStyle w:val="VerbatimChar"/>
-        </w:rPr>
-        <w:t xml:space="preserve"> / </w:t>
-      </w:r>
-      <w:r>
-        <w:rPr>
-          <w:rStyle w:val="VerbatimChar"/>
-          <w:rFonts w:hint="eastAsia"/>
-        </w:rPr>
-        <w:t xml:space="preserve">部分渠道下发失败</w:t>
-      </w:r>
-      <w:r>
-        <w:br/>
-      </w:r>
-      <w:r>
-        <w:rPr>
-          <w:rStyle w:val="VerbatimChar"/>
-        </w:rPr>
-        <w:t xml:space="preserve">                                    │</w:t>
-      </w:r>
-      <w:r>
-        <w:br/>
-      </w:r>
-      <w:r>
-        <w:rPr>
-          <w:rStyle w:val="VerbatimChar"/>
-        </w:rPr>
-        <w:t xml:space="preserve">                                    </w:t>
-      </w:r>
-      <w:r>
-        <w:rPr>
-          <w:rStyle w:val="VerbatimChar"/>
-          <w:rFonts w:hint="eastAsia"/>
-        </w:rPr>
-        <w:t xml:space="preserve">└──(重试、异步结果变化)──►</w:t>
-      </w:r>
-      <w:r>
-        <w:rPr>
-          <w:rStyle w:val="VerbatimChar"/>
-        </w:rPr>
-        <w:t xml:space="preserve"> </w:t>
-      </w:r>
-      <w:r>
-        <w:rPr>
-          <w:rStyle w:val="VerbatimChar"/>
-          <w:rFonts w:hint="eastAsia"/>
-        </w:rPr>
-        <w:t xml:space="preserve">可在「下发中」与各类终态/组合态之间切换</w:t>
-      </w:r>
-    </w:p>
-    <w:p>
-      <w:pPr>
-        <w:pStyle w:val="FirstParagraph"/>
-      </w:pPr>
-      <w:r>
-        <w:rPr>
-          <w:rFonts w:hint="eastAsia"/>
-          <w:b/>
-          <w:bCs/>
-        </w:rPr>
-        <w:t xml:space="preserve">文字链（常见）</w:t>
-      </w:r>
-    </w:p>
-    <w:p>
-      <w:pPr>
-        <w:pStyle w:val="Compact"/>
-        <w:numPr>
-          <w:ilvl w:val="0"/>
-          <w:numId w:val="1011"/>
-        </w:numPr>
-      </w:pPr>
-      <w:r>
-        <w:rPr>
-          <w:rFonts w:hint="eastAsia"/>
-          <w:b/>
-          <w:bCs/>
-        </w:rPr>
-        <w:t xml:space="preserve">待下发</w:t>
-      </w:r>
-      <w:r>
-        <w:t xml:space="preserve"> </w:t>
-      </w:r>
-      <w:r>
-        <w:t xml:space="preserve">→ </w:t>
-      </w:r>
-      <w:r>
-        <w:rPr>
-          <w:rFonts w:hint="eastAsia"/>
-        </w:rPr>
-        <w:t xml:space="preserve">时间到</w:t>
-      </w:r>
-      <w:r>
-        <w:t xml:space="preserve"> →</w:t>
-      </w:r>
-      <w:r>
-        <w:t xml:space="preserve"> </w:t>
-      </w:r>
-      <w:r>
-        <w:rPr>
-          <w:rFonts w:hint="eastAsia"/>
-          <w:b/>
-          <w:bCs/>
-        </w:rPr>
-        <w:t xml:space="preserve">下发中</w:t>
-      </w:r>
-      <w:r>
-        <w:rPr>
-          <w:rFonts w:hint="eastAsia"/>
-        </w:rPr>
-        <w:t xml:space="preserve">（出现</w:t>
-      </w:r>
-      <w:r>
-        <w:t xml:space="preserve"> </w:t>
-      </w:r>
-      <w:r>
-        <w:rPr>
-          <w:rStyle w:val="VerbatimChar"/>
-        </w:rPr>
-        <w:t xml:space="preserve">pending</w:t>
-      </w:r>
-      <w:r>
-        <w:rPr>
-          <w:rFonts w:hint="eastAsia"/>
-        </w:rPr>
-        <w:t xml:space="preserve">）→</w:t>
-      </w:r>
-      <w:r>
-        <w:t xml:space="preserve"> </w:t>
-      </w:r>
-      <w:r>
-        <w:rPr>
-          <w:rFonts w:hint="eastAsia"/>
-        </w:rPr>
-        <w:t xml:space="preserve">全部落定</w:t>
-      </w:r>
-      <w:r>
-        <w:t xml:space="preserve"> →</w:t>
-      </w:r>
-      <w:r>
-        <w:t xml:space="preserve"> </w:t>
-      </w:r>
-      <w:r>
-        <w:rPr>
-          <w:rFonts w:hint="eastAsia"/>
-          <w:b/>
-          <w:bCs/>
-        </w:rPr>
-        <w:t xml:space="preserve">已下发</w:t>
-      </w:r>
-      <w:r>
-        <w:t xml:space="preserve"> </w:t>
-      </w:r>
-      <w:r>
-        <w:t xml:space="preserve">/</w:t>
-      </w:r>
-      <w:r>
-        <w:t xml:space="preserve"> </w:t>
-      </w:r>
-      <w:r>
-        <w:rPr>
-          <w:rFonts w:hint="eastAsia"/>
-          <w:b/>
-          <w:bCs/>
-        </w:rPr>
-        <w:t xml:space="preserve">下发失败</w:t>
-      </w:r>
-      <w:r>
-        <w:t xml:space="preserve"> </w:t>
-      </w:r>
-      <w:r>
-        <w:t xml:space="preserve">/</w:t>
-      </w:r>
-      <w:r>
-        <w:t xml:space="preserve"> </w:t>
-      </w:r>
-      <w:r>
-        <w:rPr>
-          <w:rFonts w:hint="eastAsia"/>
-          <w:b/>
-          <w:bCs/>
-        </w:rPr>
-        <w:t xml:space="preserve">部分门店下发失败</w:t>
-      </w:r>
-      <w:r>
-        <w:t xml:space="preserve"> </w:t>
-      </w:r>
-      <w:r>
-        <w:t xml:space="preserve">/</w:t>
-      </w:r>
-      <w:r>
-        <w:t xml:space="preserve"> </w:t>
-      </w:r>
-      <w:r>
-        <w:rPr>
-          <w:rFonts w:hint="eastAsia"/>
-          <w:b/>
-          <w:bCs/>
-        </w:rPr>
-        <w:t xml:space="preserve">部分渠道下发失败</w:t>
-      </w:r>
-      <w:r>
-        <w:t xml:space="preserve">。</w:t>
-      </w:r>
-      <w:r>
-        <w:br/>
-      </w:r>
-    </w:p>
-    <w:p>
-      <w:pPr>
-        <w:pStyle w:val="Compact"/>
-        <w:numPr>
-          <w:ilvl w:val="0"/>
-          <w:numId w:val="1011"/>
-        </w:numPr>
-      </w:pPr>
-      <w:r>
-        <w:rPr>
-          <w:rFonts w:hint="eastAsia"/>
-          <w:b/>
-          <w:bCs/>
-        </w:rPr>
-        <w:t xml:space="preserve">待下发</w:t>
-      </w:r>
-      <w:r>
-        <w:t xml:space="preserve"> </w:t>
-      </w:r>
-      <w:r>
-        <w:t xml:space="preserve">→ </w:t>
-      </w:r>
-      <w:r>
-        <w:rPr>
-          <w:rFonts w:hint="eastAsia"/>
-        </w:rPr>
-        <w:t xml:space="preserve">时间到</w:t>
-      </w:r>
-      <w:r>
-        <w:t xml:space="preserve"> → </w:t>
-      </w:r>
-      <w:r>
-        <w:rPr>
-          <w:rFonts w:hint="eastAsia"/>
-        </w:rPr>
-        <w:t xml:space="preserve">若仍</w:t>
-      </w:r>
-      <w:r>
-        <w:t xml:space="preserve"> </w:t>
-      </w:r>
-      <w:r>
-        <w:rPr>
-          <w:rFonts w:hint="eastAsia"/>
-          <w:b/>
-          <w:bCs/>
-        </w:rPr>
-        <w:t xml:space="preserve">无任何门店记录</w:t>
-      </w:r>
-      <w:r>
-        <w:t xml:space="preserve"> </w:t>
-      </w:r>
-      <w:r>
-        <w:t xml:space="preserve">→</w:t>
-      </w:r>
-      <w:r>
-        <w:t xml:space="preserve"> </w:t>
-      </w:r>
-      <w:r>
-        <w:rPr>
-          <w:rFonts w:hint="eastAsia"/>
-          <w:b/>
-          <w:bCs/>
-        </w:rPr>
-        <w:t xml:space="preserve">已下发</w:t>
-      </w:r>
-      <w:r>
-        <w:rPr>
-          <w:rFonts w:hint="eastAsia"/>
-        </w:rPr>
-        <w:t xml:space="preserve">（占位语义：已到点、无门店可聚合）。</w:t>
-      </w:r>
-      <w:r>
-        <w:br/>
-      </w:r>
-    </w:p>
-    <w:p>
-      <w:pPr>
-        <w:pStyle w:val="Compact"/>
-        <w:numPr>
-          <w:ilvl w:val="0"/>
-          <w:numId w:val="1011"/>
-        </w:numPr>
-      </w:pPr>
-      <w:r>
-        <w:rPr>
-          <w:rFonts w:hint="eastAsia"/>
-          <w:b/>
-          <w:bCs/>
-        </w:rPr>
-        <w:t xml:space="preserve">部分门店下发失败</w:t>
-      </w:r>
-      <w:r>
-        <w:t xml:space="preserve"> </w:t>
-      </w:r>
-      <w:r>
-        <w:rPr>
-          <w:rFonts w:hint="eastAsia"/>
-        </w:rPr>
-        <w:t xml:space="preserve">或</w:t>
-      </w:r>
-      <w:r>
-        <w:t xml:space="preserve"> </w:t>
-      </w:r>
-      <w:r>
-        <w:rPr>
-          <w:rFonts w:hint="eastAsia"/>
-          <w:b/>
-          <w:bCs/>
-        </w:rPr>
-        <w:t xml:space="preserve">下发中</w:t>
-      </w:r>
-      <w:r>
-        <w:rPr>
-          <w:rFonts w:hint="eastAsia"/>
-        </w:rPr>
-        <w:t xml:space="preserve">：通过</w:t>
-      </w:r>
-      <w:r>
-        <w:t xml:space="preserve"> </w:t>
-      </w:r>
-      <w:r>
-        <w:rPr>
-          <w:rFonts w:hint="eastAsia"/>
-          <w:b/>
-          <w:bCs/>
-        </w:rPr>
-        <w:t xml:space="preserve">重试失败下发</w:t>
-      </w:r>
-      <w:r>
-        <w:t xml:space="preserve"> </w:t>
-      </w:r>
-      <w:r>
-        <w:rPr>
-          <w:rFonts w:hint="eastAsia"/>
-        </w:rPr>
-        <w:t xml:space="preserve">可能回到</w:t>
-      </w:r>
-      <w:r>
-        <w:t xml:space="preserve"> </w:t>
-      </w:r>
-      <w:r>
-        <w:rPr>
-          <w:rFonts w:hint="eastAsia"/>
-          <w:b/>
-          <w:bCs/>
-        </w:rPr>
-        <w:t xml:space="preserve">下发中</w:t>
-      </w:r>
-      <w:r>
-        <w:rPr>
-          <w:rFonts w:hint="eastAsia"/>
-        </w:rPr>
-        <w:t xml:space="preserve">，或最终进入</w:t>
-      </w:r>
-      <w:r>
-        <w:t xml:space="preserve"> </w:t>
-      </w:r>
-      <w:r>
-        <w:rPr>
-          <w:rFonts w:hint="eastAsia"/>
-          <w:b/>
-          <w:bCs/>
-        </w:rPr>
-        <w:t xml:space="preserve">已下发</w:t>
-      </w:r>
-      <w:r>
-        <w:t xml:space="preserve"> </w:t>
-      </w:r>
-      <w:r>
-        <w:t xml:space="preserve">/</w:t>
-      </w:r>
-      <w:r>
-        <w:t xml:space="preserve"> </w:t>
-      </w:r>
-      <w:r>
-        <w:rPr>
-          <w:rFonts w:hint="eastAsia"/>
-          <w:b/>
-          <w:bCs/>
-        </w:rPr>
-        <w:t xml:space="preserve">下发失败</w:t>
-      </w:r>
-      <w:r>
-        <w:t xml:space="preserve"> </w:t>
-      </w:r>
-      <w:r>
-        <w:rPr>
-          <w:rFonts w:hint="eastAsia"/>
-        </w:rPr>
-        <w:t xml:space="preserve">等。</w:t>
-      </w:r>
-    </w:p>
-    <w:p>
-      <w:r>
-        <w:pict>
-          <v:rect style="width:0;height:1.5pt" o:hralign="center" o:hrstd="t" o:hr="t"/>
-        </w:pict>
-      </w:r>
-    </w:p>
-    <w:bookmarkEnd w:id="26"/>
-    <w:bookmarkStart w:id="27" w:name="主题级生效状态-自定义时段仅时间驱动"/>
+    <w:bookmarkStart w:id="23" w:name="主题级生效状态-自定义时段仅时间驱动"/>
     <w:p>
       <w:pPr>
         <w:pStyle w:val="Heading3"/>
@@ -5304,7 +3787,7 @@
               <w:rPr>
                 <w:rFonts w:hint="eastAsia"/>
               </w:rPr>
-              <w:t xml:space="preserve">已配置自定义</w:t>
+              <w:t xml:space="preserve">已配置时段型</w:t>
             </w:r>
             <w:r>
               <w:t xml:space="preserve"> </w:t>
@@ -5610,8 +4093,8 @@
         </w:pict>
       </w:r>
     </w:p>
-    <w:bookmarkEnd w:id="27"/>
-    <w:bookmarkStart w:id="28" w:name="主题级生效状态-立即生效依赖下发状态"/>
+    <w:bookmarkEnd w:id="23"/>
+    <w:bookmarkStart w:id="24" w:name="主题级生效状态-历史立即生效旧数据"/>
     <w:p>
       <w:pPr>
         <w:pStyle w:val="Heading3"/>
@@ -5632,7 +4115,7 @@
         <w:rPr>
           <w:rFonts w:hint="eastAsia"/>
         </w:rPr>
-        <w:t xml:space="preserve">立即生效（依赖下发状态）</w:t>
+        <w:t xml:space="preserve">历史「立即生效」（旧数据）</w:t>
       </w:r>
     </w:p>
     <w:tbl>
@@ -5718,7 +4201,7 @@
                 <w:b/>
                 <w:bCs/>
               </w:rPr>
-              <w:t xml:space="preserve">待生效</w:t>
+              <w:t xml:space="preserve">已生效</w:t>
             </w:r>
           </w:p>
         </w:tc>
@@ -5742,66 +4225,27 @@
               <w:t xml:space="preserve">'立即生效'</w:t>
             </w:r>
             <w:r>
-              <w:t xml:space="preserve"> </w:t>
-            </w:r>
-            <w:r>
-              <w:rPr>
-                <w:rFonts w:hint="eastAsia"/>
-              </w:rPr>
-              <w:t xml:space="preserve">且（下发状态为</w:t>
-            </w:r>
-            <w:r>
-              <w:t xml:space="preserve"> </w:t>
-            </w:r>
+              <w:rPr>
+                <w:rFonts w:hint="eastAsia"/>
+              </w:rPr>
+              <w:t xml:space="preserve">（仅存于历史数据）</w:t>
+            </w:r>
+          </w:p>
+        </w:tc>
+      </w:tr>
+      <w:tr>
+        <w:tc>
+          <w:tcPr/>
+          <w:p>
+            <w:pPr>
+              <w:pStyle w:val="Compact"/>
+            </w:pPr>
             <w:r>
               <w:rPr>
                 <w:rFonts w:hint="eastAsia"/>
                 <w:b/>
                 <w:bCs/>
               </w:rPr>
-              <w:t xml:space="preserve">待下发</w:t>
-            </w:r>
-            <w:r>
-              <w:t xml:space="preserve"> </w:t>
-            </w:r>
-            <w:r>
-              <w:rPr>
-                <w:rFonts w:hint="eastAsia"/>
-              </w:rPr>
-              <w:t xml:space="preserve">或无法计算）</w:t>
-            </w:r>
-          </w:p>
-        </w:tc>
-      </w:tr>
-      <w:tr>
-        <w:tc>
-          <w:tcPr/>
-          <w:p>
-            <w:pPr>
-              <w:pStyle w:val="Compact"/>
-            </w:pPr>
-            <w:r>
-              <w:rPr>
-                <w:rFonts w:hint="eastAsia"/>
-                <w:b/>
-                <w:bCs/>
-              </w:rPr>
-              <w:t xml:space="preserve">待生效</w:t>
-            </w:r>
-          </w:p>
-        </w:tc>
-        <w:tc>
-          <w:tcPr/>
-          <w:p>
-            <w:pPr>
-              <w:pStyle w:val="Compact"/>
-            </w:pPr>
-            <w:r>
-              <w:rPr>
-                <w:rFonts w:hint="eastAsia"/>
-                <w:b/>
-                <w:bCs/>
-              </w:rPr>
               <w:t xml:space="preserve">已生效</w:t>
             </w:r>
           </w:p>
@@ -5813,58 +4257,6 @@
               <w:pStyle w:val="Compact"/>
             </w:pPr>
             <w:r>
-              <w:rPr>
-                <w:rFonts w:hint="eastAsia"/>
-              </w:rPr>
-              <w:t xml:space="preserve">下发状态</w:t>
-            </w:r>
-            <w:r>
-              <w:t xml:space="preserve"> </w:t>
-            </w:r>
-            <w:r>
-              <w:rPr>
-                <w:rFonts w:hint="eastAsia"/>
-                <w:b/>
-                <w:bCs/>
-              </w:rPr>
-              <w:t xml:space="preserve">不再是</w:t>
-            </w:r>
-            <w:r>
-              <w:t xml:space="preserve"> </w:t>
-            </w:r>
-            <w:r>
-              <w:rPr>
-                <w:rFonts w:hint="eastAsia"/>
-              </w:rPr>
-              <w:t xml:space="preserve">待下发（例如已到下发时刻且聚合结果脱离待下发）</w:t>
-            </w:r>
-          </w:p>
-        </w:tc>
-      </w:tr>
-      <w:tr>
-        <w:tc>
-          <w:tcPr/>
-          <w:p>
-            <w:pPr>
-              <w:pStyle w:val="Compact"/>
-            </w:pPr>
-            <w:r>
-              <w:rPr>
-                <w:rFonts w:hint="eastAsia"/>
-                <w:b/>
-                <w:bCs/>
-              </w:rPr>
-              <w:t xml:space="preserve">已生效</w:t>
-            </w:r>
-          </w:p>
-        </w:tc>
-        <w:tc>
-          <w:tcPr/>
-          <w:p>
-            <w:pPr>
-              <w:pStyle w:val="Compact"/>
-            </w:pPr>
-            <w:r>
               <w:t xml:space="preserve">—</w:t>
             </w:r>
           </w:p>
@@ -5879,7 +4271,7 @@
               <w:rPr>
                 <w:rFonts w:hint="eastAsia"/>
               </w:rPr>
-              <w:t xml:space="preserve">立即生效无「日历结束」；若需下线依赖</w:t>
+              <w:t xml:space="preserve">无日历结束时间；若需下线依赖</w:t>
             </w:r>
             <w:r>
               <w:t xml:space="preserve"> </w:t>
@@ -5921,8 +4313,8 @@
         </w:pict>
       </w:r>
     </w:p>
-    <w:bookmarkEnd w:id="28"/>
-    <w:bookmarkStart w:id="29" w:name="屏保展示在架-展示下架-与逻辑生效的叠加"/>
+    <w:bookmarkEnd w:id="24"/>
+    <w:bookmarkStart w:id="25" w:name="屏保展示在架-展示下架-与逻辑生效的叠加"/>
     <w:p>
       <w:pPr>
         <w:pStyle w:val="Heading3"/>
@@ -6395,8 +4787,8 @@
         </w:pict>
       </w:r>
     </w:p>
-    <w:bookmarkEnd w:id="29"/>
-    <w:bookmarkStart w:id="30" w:name="门店级-下发结果-statuspending-success-failed"/>
+    <w:bookmarkEnd w:id="25"/>
+    <w:bookmarkStart w:id="26" w:name="门店级-下发结果-statuspending-success-failed"/>
     <w:p>
       <w:pPr>
         <w:pStyle w:val="Heading3"/>
@@ -6723,7 +5115,7 @@
           <w:b/>
           <w:bCs/>
         </w:rPr>
-        <w:t xml:space="preserve">下架</w:t>
+        <w:t xml:space="preserve">按渠道下架</w:t>
       </w:r>
       <w:r>
         <w:rPr>
@@ -6741,21 +5133,6 @@
         <w:t xml:space="preserve">重新上架</w:t>
       </w:r>
       <w:r>
-        <w:rPr>
-          <w:b/>
-          <w:bCs/>
-        </w:rPr>
-        <w:t xml:space="preserve"> / </w:t>
-      </w:r>
-      <w:r>
-        <w:rPr>
-          <w:rFonts w:hint="eastAsia"/>
-          <w:b/>
-          <w:bCs/>
-        </w:rPr>
-        <w:t xml:space="preserve">删除</w:t>
-      </w:r>
-      <w:r>
         <w:t xml:space="preserve"> </w:t>
       </w:r>
       <w:r>
@@ -6769,50 +5146,37 @@
       </w:r>
       <w:r>
         <w:rPr>
-          <w:rStyle w:val="VerbatimChar"/>
-          <w:b/>
-          <w:bCs/>
-        </w:rPr>
-        <w:t xml:space="preserve">success</w:t>
-      </w:r>
-      <w:r>
-        <w:t xml:space="preserve"> </w:t>
-      </w:r>
-      <w:r>
-        <w:rPr>
-          <w:rFonts w:hint="eastAsia"/>
-        </w:rPr>
-        <w:t xml:space="preserve">门店展示；</w:t>
-      </w:r>
-      <w:r>
-        <w:rPr>
-          <w:rStyle w:val="VerbatimChar"/>
-        </w:rPr>
-        <w:t xml:space="preserve">pending</w:t>
-      </w:r>
-      <w:r>
-        <w:t xml:space="preserve"> </w:t>
-      </w:r>
-      <w:r>
-        <w:t xml:space="preserve">/</w:t>
-      </w:r>
-      <w:r>
-        <w:t xml:space="preserve"> </w:t>
-      </w:r>
-      <w:r>
-        <w:rPr>
-          <w:rStyle w:val="VerbatimChar"/>
-        </w:rPr>
-        <w:t xml:space="preserve">failed</w:t>
-      </w:r>
-      <w:r>
-        <w:t xml:space="preserve"> </w:t>
-      </w:r>
-      <w:r>
-        <w:rPr>
-          <w:rFonts w:hint="eastAsia"/>
-        </w:rPr>
-        <w:t xml:space="preserve">无上下架按钮。</w:t>
+          <w:rFonts w:hint="eastAsia"/>
+          <w:b/>
+          <w:bCs/>
+        </w:rPr>
+        <w:t xml:space="preserve">门店成功且该渠道成功</w:t>
+      </w:r>
+      <w:r>
+        <w:t xml:space="preserve"> </w:t>
+      </w:r>
+      <w:r>
+        <w:rPr>
+          <w:rFonts w:hint="eastAsia"/>
+        </w:rPr>
+        <w:t xml:space="preserve">的行展示；</w:t>
+      </w:r>
+      <w:r>
+        <w:rPr>
+          <w:rFonts w:hint="eastAsia"/>
+          <w:b/>
+          <w:bCs/>
+        </w:rPr>
+        <w:t xml:space="preserve">删除门店</w:t>
+      </w:r>
+      <w:r>
+        <w:t xml:space="preserve"> </w:t>
+      </w:r>
+      <w:r>
+        <w:rPr>
+          <w:rFonts w:hint="eastAsia"/>
+        </w:rPr>
+        <w:t xml:space="preserve">每条记录均可操作（与渠道上下架状态无关）。</w:t>
       </w:r>
     </w:p>
     <w:p>
@@ -6822,8 +5186,8 @@
         </w:pict>
       </w:r>
     </w:p>
-    <w:bookmarkEnd w:id="30"/>
-    <w:bookmarkStart w:id="31" w:name="门店级-成功门店在架-已下架shelfstatus"/>
+    <w:bookmarkEnd w:id="26"/>
+    <w:bookmarkStart w:id="27" w:name="X52850e9e645d66277cda7b0a212c51ce7481ed3"/>
     <w:p>
       <w:pPr>
         <w:pStyle w:val="Heading3"/>
@@ -6844,7 +5208,7 @@
         <w:rPr>
           <w:rFonts w:hint="eastAsia"/>
         </w:rPr>
-        <w:t xml:space="preserve">成功门店「在架</w:t>
+        <w:t xml:space="preserve">成功渠道「已上架</w:t>
       </w:r>
       <w:r>
         <w:t xml:space="preserve"> / </w:t>
@@ -6859,7 +5223,7 @@
         <w:rPr>
           <w:rStyle w:val="VerbatimChar"/>
         </w:rPr>
-        <w:t xml:space="preserve">shelfStatus</w:t>
+        <w:t xml:space="preserve">channelStatuses[].shelfStatus</w:t>
       </w:r>
       <w:r>
         <w:rPr>
@@ -6876,22 +5240,57 @@
         <w:rPr>
           <w:rFonts w:hint="eastAsia"/>
         </w:rPr>
-        <w:t xml:space="preserve">仅</w:t>
-      </w:r>
-      <w:r>
-        <w:t xml:space="preserve"> </w:t>
-      </w:r>
-      <w:r>
-        <w:rPr>
-          <w:rStyle w:val="VerbatimChar"/>
+        <w:t xml:space="preserve">仅对</w:t>
+      </w:r>
+      <w:r>
+        <w:t xml:space="preserve"> </w:t>
+      </w:r>
+      <w:r>
+        <w:rPr>
+          <w:rStyle w:val="VerbatimChar"/>
+          <w:b/>
+          <w:bCs/>
+        </w:rPr>
+        <w:t xml:space="preserve">channelStatuses</w:t>
+      </w:r>
+      <w:r>
+        <w:rPr>
+          <w:b/>
+          <w:bCs/>
+        </w:rPr>
+        <w:t xml:space="preserve"> </w:t>
+      </w:r>
+      <w:r>
+        <w:rPr>
+          <w:rFonts w:hint="eastAsia"/>
+          <w:b/>
+          <w:bCs/>
+        </w:rPr>
+        <w:t xml:space="preserve">中</w:t>
+      </w:r>
+      <w:r>
+        <w:rPr>
+          <w:b/>
+          <w:bCs/>
+        </w:rPr>
+        <w:t xml:space="preserve"> </w:t>
+      </w:r>
+      <w:r>
+        <w:rPr>
+          <w:rStyle w:val="VerbatimChar"/>
+          <w:b/>
+          <w:bCs/>
         </w:rPr>
         <w:t xml:space="preserve">status === 'success'</w:t>
       </w:r>
       <w:r>
-        <w:rPr>
-          <w:rFonts w:hint="eastAsia"/>
-        </w:rPr>
-        <w:t xml:space="preserve">：</w:t>
+        <w:t xml:space="preserve"> </w:t>
+      </w:r>
+      <w:r>
+        <w:rPr>
+          <w:rFonts w:hint="eastAsia"/>
+        </w:rPr>
+        <w:t xml:space="preserve">的渠道行：</w:t>
       </w:r>
     </w:p>
     <w:tbl>
@@ -6975,13 +5374,13 @@
                 <w:b/>
                 <w:bCs/>
               </w:rPr>
-              <w:t xml:space="preserve">在架</w:t>
-            </w:r>
-            <w:r>
-              <w:rPr>
-                <w:rFonts w:hint="eastAsia"/>
-              </w:rPr>
-              <w:t xml:space="preserve">（无</w:t>
+              <w:t xml:space="preserve">已上架</w:t>
+            </w:r>
+            <w:r>
+              <w:rPr>
+                <w:rFonts w:hint="eastAsia"/>
+              </w:rPr>
+              <w:t xml:space="preserve">（该渠道无</w:t>
             </w:r>
             <w:r>
               <w:t xml:space="preserve"> </w:t>
@@ -6996,7 +5395,25 @@
               <w:rPr>
                 <w:rFonts w:hint="eastAsia"/>
               </w:rPr>
-              <w:t xml:space="preserve">）</w:t>
+              <w:t xml:space="preserve">，且不因旧数据</w:t>
+            </w:r>
+            <w:r>
+              <w:t xml:space="preserve"> </w:t>
+            </w:r>
+            <w:r>
+              <w:rPr>
+                <w:rStyle w:val="VerbatimChar"/>
+              </w:rPr>
+              <w:t xml:space="preserve">store.shelfStatus</w:t>
+            </w:r>
+            <w:r>
+              <w:t xml:space="preserve"> </w:t>
+            </w:r>
+            <w:r>
+              <w:rPr>
+                <w:rFonts w:hint="eastAsia"/>
+              </w:rPr>
+              <w:t xml:space="preserve">视为整店下架）</w:t>
             </w:r>
           </w:p>
         </w:tc>
@@ -7026,7 +5443,7 @@
               <w:rPr>
                 <w:rFonts w:hint="eastAsia"/>
               </w:rPr>
-              <w:t xml:space="preserve">用户点</w:t>
+              <w:t xml:space="preserve">用户点该渠道</w:t>
             </w:r>
             <w:r>
               <w:t xml:space="preserve"> </w:t>
@@ -7039,21 +5456,6 @@
               </w:rPr>
               <w:t xml:space="preserve">下架</w:t>
             </w:r>
-            <w:r>
-              <w:t xml:space="preserve"> </w:t>
-            </w:r>
-            <w:r>
-              <w:t xml:space="preserve">→</w:t>
-            </w:r>
-            <w:r>
-              <w:t xml:space="preserve"> </w:t>
-            </w:r>
-            <w:r>
-              <w:rPr>
-                <w:rStyle w:val="VerbatimChar"/>
-              </w:rPr>
-              <w:t xml:space="preserve">shelfStatus = 'off_shelf'</w:t>
-            </w:r>
           </w:p>
         </w:tc>
       </w:tr>
@@ -7086,21 +5488,21 @@
                 <w:b/>
                 <w:bCs/>
               </w:rPr>
-              <w:t xml:space="preserve">在架</w:t>
-            </w:r>
-          </w:p>
-        </w:tc>
-        <w:tc>
-          <w:tcPr/>
-          <w:p>
-            <w:pPr>
-              <w:pStyle w:val="Compact"/>
-            </w:pPr>
-            <w:r>
-              <w:rPr>
-                <w:rFonts w:hint="eastAsia"/>
-              </w:rPr>
-              <w:t xml:space="preserve">用户点</w:t>
+              <w:t xml:space="preserve">已上架</w:t>
+            </w:r>
+          </w:p>
+        </w:tc>
+        <w:tc>
+          <w:tcPr/>
+          <w:p>
+            <w:pPr>
+              <w:pStyle w:val="Compact"/>
+            </w:pPr>
+            <w:r>
+              <w:rPr>
+                <w:rFonts w:hint="eastAsia"/>
+              </w:rPr>
+              <w:t xml:space="preserve">用户点该渠道</w:t>
             </w:r>
             <w:r>
               <w:t xml:space="preserve"> </w:t>
@@ -7112,107 +5514,6 @@
                 <w:bCs/>
               </w:rPr>
               <w:t xml:space="preserve">重新上架</w:t>
-            </w:r>
-            <w:r>
-              <w:t xml:space="preserve"> </w:t>
-            </w:r>
-            <w:r>
-              <w:t xml:space="preserve">→ </w:t>
-            </w:r>
-            <w:r>
-              <w:rPr>
-                <w:rFonts w:hint="eastAsia"/>
-              </w:rPr>
-              <w:t xml:space="preserve">删除</w:t>
-            </w:r>
-            <w:r>
-              <w:t xml:space="preserve"> </w:t>
-            </w:r>
-            <w:r>
-              <w:rPr>
-                <w:rStyle w:val="VerbatimChar"/>
-              </w:rPr>
-              <w:t xml:space="preserve">shelfStatus</w:t>
-            </w:r>
-          </w:p>
-        </w:tc>
-      </w:tr>
-      <w:tr>
-        <w:tc>
-          <w:tcPr/>
-          <w:p>
-            <w:pPr>
-              <w:pStyle w:val="Compact"/>
-            </w:pPr>
-            <w:r>
-              <w:rPr>
-                <w:rFonts w:hint="eastAsia"/>
-                <w:b/>
-                <w:bCs/>
-              </w:rPr>
-              <w:t xml:space="preserve">已下架</w:t>
-            </w:r>
-          </w:p>
-        </w:tc>
-        <w:tc>
-          <w:tcPr/>
-          <w:p>
-            <w:pPr>
-              <w:pStyle w:val="Compact"/>
-            </w:pPr>
-            <w:r>
-              <w:rPr>
-                <w:rFonts w:hint="eastAsia"/>
-                <w:b/>
-                <w:bCs/>
-              </w:rPr>
-              <w:t xml:space="preserve">记录删除</w:t>
-            </w:r>
-          </w:p>
-        </w:tc>
-        <w:tc>
-          <w:tcPr/>
-          <w:p>
-            <w:pPr>
-              <w:pStyle w:val="Compact"/>
-            </w:pPr>
-            <w:r>
-              <w:rPr>
-                <w:rFonts w:hint="eastAsia"/>
-              </w:rPr>
-              <w:t xml:space="preserve">用户点</w:t>
-            </w:r>
-            <w:r>
-              <w:t xml:space="preserve"> </w:t>
-            </w:r>
-            <w:r>
-              <w:rPr>
-                <w:rFonts w:hint="eastAsia"/>
-                <w:b/>
-                <w:bCs/>
-              </w:rPr>
-              <w:t xml:space="preserve">删除</w:t>
-            </w:r>
-            <w:r>
-              <w:t xml:space="preserve"> </w:t>
-            </w:r>
-            <w:r>
-              <w:rPr>
-                <w:rFonts w:hint="eastAsia"/>
-              </w:rPr>
-              <w:t xml:space="preserve">并确认</w:t>
-            </w:r>
-            <w:r>
-              <w:t xml:space="preserve"> → </w:t>
-            </w:r>
-            <w:r>
-              <w:rPr>
-                <w:rFonts w:hint="eastAsia"/>
-              </w:rPr>
-              <w:t xml:space="preserve">从数组移除该</w:t>
-            </w:r>
-            <w:r>
-              <w:t xml:space="preserve"> MID</w:t>
             </w:r>
           </w:p>
         </w:tc>
@@ -7224,14 +5525,93 @@
       </w:pPr>
       <w:r>
         <w:rPr>
-          <w:b/>
-          <w:bCs/>
-        </w:rPr>
-        <w:t xml:space="preserve">ASCII</w:t>
+          <w:rFonts w:hint="eastAsia"/>
+        </w:rPr>
+        <w:t xml:space="preserve">同弹窗内还可</w:t>
+      </w:r>
+      <w:r>
+        <w:t xml:space="preserve"> </w:t>
+      </w:r>
+      <w:r>
+        <w:rPr>
+          <w:rFonts w:hint="eastAsia"/>
+          <w:b/>
+          <w:bCs/>
+        </w:rPr>
+        <w:t xml:space="preserve">删除门店</w:t>
+      </w:r>
+      <w:r>
+        <w:rPr>
+          <w:rFonts w:hint="eastAsia"/>
+        </w:rPr>
+        <w:t xml:space="preserve">（与上表渠道上下架状态无关）：点</w:t>
+      </w:r>
+      <w:r>
+        <w:t xml:space="preserve"> </w:t>
+      </w:r>
+      <w:r>
+        <w:rPr>
+          <w:rFonts w:hint="eastAsia"/>
+          <w:b/>
+          <w:bCs/>
+        </w:rPr>
+        <w:t xml:space="preserve">删除门店</w:t>
+      </w:r>
+      <w:r>
+        <w:t xml:space="preserve"> </w:t>
+      </w:r>
+      <w:r>
+        <w:rPr>
+          <w:rFonts w:hint="eastAsia"/>
+        </w:rPr>
+        <w:t xml:space="preserve">并确认</w:t>
+      </w:r>
+      <w:r>
+        <w:t xml:space="preserve"> → </w:t>
+      </w:r>
+      <w:r>
+        <w:rPr>
+          <w:rFonts w:hint="eastAsia"/>
+        </w:rPr>
+        <w:t xml:space="preserve">从</w:t>
+      </w:r>
+      <w:r>
+        <w:t xml:space="preserve"> </w:t>
+      </w:r>
+      <w:r>
+        <w:rPr>
+          <w:rStyle w:val="VerbatimChar"/>
+        </w:rPr>
+        <w:t xml:space="preserve">distributedStores</w:t>
+      </w:r>
+      <w:r>
+        <w:t xml:space="preserve"> </w:t>
+      </w:r>
+      <w:r>
+        <w:rPr>
+          <w:rFonts w:hint="eastAsia"/>
+        </w:rPr>
+        <w:t xml:space="preserve">移除该</w:t>
+      </w:r>
+      <w:r>
+        <w:t xml:space="preserve"> MID。</w:t>
       </w:r>
     </w:p>
     <w:p>
       <w:pPr>
+        <w:pStyle w:val="BodyText"/>
+      </w:pPr>
+      <w:r>
+        <w:rPr>
+          <w:rFonts w:hint="eastAsia"/>
+          <w:b/>
+          <w:bCs/>
+        </w:rPr>
+        <w:t xml:space="preserve">ASCII（单渠道）</w:t>
+      </w:r>
+    </w:p>
+    <w:p>
+      <w:pPr>
         <w:pStyle w:val="SourceCode"/>
       </w:pPr>
       <w:r>
@@ -7239,7 +5619,7 @@
           <w:rStyle w:val="VerbatimChar"/>
           <w:rFonts w:hint="eastAsia"/>
         </w:rPr>
-        <w:t xml:space="preserve">在架</w:t>
+        <w:t xml:space="preserve">已上架</w:t>
       </w:r>
       <w:r>
         <w:rPr>
@@ -7291,58 +5671,7 @@
           <w:rStyle w:val="VerbatimChar"/>
           <w:rFonts w:hint="eastAsia"/>
         </w:rPr>
-        <w:t xml:space="preserve">在架</w:t>
-      </w:r>
-      <w:r>
-        <w:br/>
-      </w:r>
-      <w:r>
-        <w:rPr>
-          <w:rStyle w:val="VerbatimChar"/>
-        </w:rPr>
-        <w:t xml:space="preserve">          │</w:t>
-      </w:r>
-      <w:r>
-        <w:br/>
-      </w:r>
-      <w:r>
-        <w:rPr>
-          <w:rStyle w:val="VerbatimChar"/>
-        </w:rPr>
-        <w:t xml:space="preserve">          </w:t>
-      </w:r>
-      <w:r>
-        <w:rPr>
-          <w:rStyle w:val="VerbatimChar"/>
-          <w:rFonts w:hint="eastAsia"/>
-        </w:rPr>
-        <w:t xml:space="preserve">└──删除──►</w:t>
-      </w:r>
-      <w:r>
-        <w:rPr>
-          <w:rStyle w:val="VerbatimChar"/>
-        </w:rPr>
-        <w:t xml:space="preserve"> </w:t>
-      </w:r>
-      <w:r>
-        <w:rPr>
-          <w:rStyle w:val="VerbatimChar"/>
-          <w:rFonts w:hint="eastAsia"/>
-        </w:rPr>
-        <w:t xml:space="preserve">(从</w:t>
-      </w:r>
-      <w:r>
-        <w:rPr>
-          <w:rStyle w:val="VerbatimChar"/>
-        </w:rPr>
-        <w:t xml:space="preserve"> distributedStores </w:t>
-      </w:r>
-      <w:r>
-        <w:rPr>
-          <w:rStyle w:val="VerbatimChar"/>
-          <w:rFonts w:hint="eastAsia"/>
-        </w:rPr>
-        <w:t xml:space="preserve">移除)</w:t>
+        <w:t xml:space="preserve">已上架</w:t>
       </w:r>
     </w:p>
     <w:p>
@@ -7352,8 +5681,8 @@
         </w:pict>
       </w:r>
     </w:p>
-    <w:bookmarkEnd w:id="31"/>
-    <w:bookmarkStart w:id="37" w:name="mermaid-图示与-7.17.6-对应"/>
+    <w:bookmarkEnd w:id="27"/>
+    <w:bookmarkStart w:id="32" w:name="mermaid-图示与-7.27.6-对应"/>
     <w:p>
       <w:pPr>
         <w:pStyle w:val="Heading3"/>
@@ -7374,7 +5703,7 @@
         <w:rPr>
           <w:rFonts w:hint="eastAsia"/>
         </w:rPr>
-        <w:t xml:space="preserve">§7.1～§7.6</w:t>
+        <w:t xml:space="preserve">§7.2～§7.6</w:t>
       </w:r>
       <w:r>
         <w:t xml:space="preserve"> </w:t>
@@ -7457,8 +5786,22 @@
         </w:rPr>
         <w:t xml:space="preserve">或使用推荐扩展预览本文件）。</w:t>
       </w:r>
+      <w:r>
+        <w:rPr>
+          <w:rFonts w:hint="eastAsia"/>
+          <w:b/>
+          <w:bCs/>
+        </w:rPr>
+        <w:t xml:space="preserve">不含</w:t>
+      </w:r>
+      <w:r>
+        <w:rPr>
+          <w:rFonts w:hint="eastAsia"/>
+        </w:rPr>
+        <w:t xml:space="preserve">已移除的列表主题级「下发状态」图。</w:t>
+      </w:r>
     </w:p>
-    <w:bookmarkStart w:id="32" w:name="下发状态典型"/>
+    <w:bookmarkStart w:id="28" w:name="生效状态自定义时段"/>
     <w:p>
       <w:pPr>
         <w:pStyle w:val="Heading4"/>
@@ -7470,7 +5813,7 @@
         <w:rPr>
           <w:rFonts w:hint="eastAsia"/>
         </w:rPr>
-        <w:t xml:space="preserve">下发状态（典型）</w:t>
+        <w:t xml:space="preserve">生效状态（自定义时段）</w:t>
       </w:r>
     </w:p>
     <w:p>
@@ -7490,7 +5833,27 @@
         <w:rPr>
           <w:rStyle w:val="VerbatimChar"/>
         </w:rPr>
-        <w:t xml:space="preserve">  direction LR</w:t>
+        <w:t xml:space="preserve">  [*] --&gt; </w:t>
+      </w:r>
+      <w:r>
+        <w:rPr>
+          <w:rStyle w:val="VerbatimChar"/>
+          <w:rFonts w:hint="eastAsia"/>
+        </w:rPr>
+        <w:t xml:space="preserve">待生效:</w:t>
+      </w:r>
+      <w:r>
+        <w:rPr>
+          <w:rStyle w:val="VerbatimChar"/>
+        </w:rPr>
+        <w:t xml:space="preserve"> </w:t>
+      </w:r>
+      <w:r>
+        <w:rPr>
+          <w:rStyle w:val="VerbatimChar"/>
+          <w:rFonts w:hint="eastAsia"/>
+        </w:rPr>
+        <w:t xml:space="preserve">now小于开始</w:t>
       </w:r>
       <w:r>
         <w:br/>
@@ -7499,27 +5862,40 @@
         <w:rPr>
           <w:rStyle w:val="VerbatimChar"/>
         </w:rPr>
-        <w:t xml:space="preserve">  [*] --&gt; </w:t>
-      </w:r>
-      <w:r>
-        <w:rPr>
-          <w:rStyle w:val="VerbatimChar"/>
-          <w:rFonts w:hint="eastAsia"/>
-        </w:rPr>
-        <w:t xml:space="preserve">待下发:</w:t>
-      </w:r>
-      <w:r>
-        <w:rPr>
-          <w:rStyle w:val="VerbatimChar"/>
-        </w:rPr>
-        <w:t xml:space="preserve"> </w:t>
-      </w:r>
-      <w:r>
-        <w:rPr>
-          <w:rStyle w:val="VerbatimChar"/>
-          <w:rFonts w:hint="eastAsia"/>
-        </w:rPr>
-        <w:t xml:space="preserve">当前时间早于下发时间</w:t>
+        <w:t xml:space="preserve">  </w:t>
+      </w:r>
+      <w:r>
+        <w:rPr>
+          <w:rStyle w:val="VerbatimChar"/>
+          <w:rFonts w:hint="eastAsia"/>
+        </w:rPr>
+        <w:t xml:space="preserve">待生效</w:t>
+      </w:r>
+      <w:r>
+        <w:rPr>
+          <w:rStyle w:val="VerbatimChar"/>
+        </w:rPr>
+        <w:t xml:space="preserve"> --&gt; </w:t>
+      </w:r>
+      <w:r>
+        <w:rPr>
+          <w:rStyle w:val="VerbatimChar"/>
+          <w:rFonts w:hint="eastAsia"/>
+        </w:rPr>
+        <w:t xml:space="preserve">已生效:</w:t>
+      </w:r>
+      <w:r>
+        <w:rPr>
+          <w:rStyle w:val="VerbatimChar"/>
+        </w:rPr>
+        <w:t xml:space="preserve"> </w:t>
+      </w:r>
+      <w:r>
+        <w:rPr>
+          <w:rStyle w:val="VerbatimChar"/>
+          <w:rFonts w:hint="eastAsia"/>
+        </w:rPr>
+        <w:t xml:space="preserve">now进入时间窗</w:t>
       </w:r>
       <w:r>
         <w:br/>
@@ -7535,7 +5911,7 @@
           <w:rStyle w:val="VerbatimChar"/>
           <w:rFonts w:hint="eastAsia"/>
         </w:rPr>
-        <w:t xml:space="preserve">待下发</w:t>
+        <w:t xml:space="preserve">已生效</w:t>
       </w:r>
       <w:r>
         <w:rPr>
@@ -7548,276 +5924,24 @@
           <w:rStyle w:val="VerbatimChar"/>
           <w:rFonts w:hint="eastAsia"/>
         </w:rPr>
-        <w:t xml:space="preserve">下发中:</w:t>
-      </w:r>
-      <w:r>
-        <w:rPr>
-          <w:rStyle w:val="VerbatimChar"/>
-        </w:rPr>
-        <w:t xml:space="preserve"> </w:t>
-      </w:r>
-      <w:r>
-        <w:rPr>
-          <w:rStyle w:val="VerbatimChar"/>
-          <w:rFonts w:hint="eastAsia"/>
-        </w:rPr>
-        <w:t xml:space="preserve">到点且存在pending门店</w:t>
-      </w:r>
-      <w:r>
-        <w:br/>
-      </w:r>
-      <w:r>
-        <w:rPr>
-          <w:rStyle w:val="VerbatimChar"/>
-        </w:rPr>
-        <w:t xml:space="preserve">  </w:t>
-      </w:r>
-      <w:r>
-        <w:rPr>
-          <w:rStyle w:val="VerbatimChar"/>
-          <w:rFonts w:hint="eastAsia"/>
-        </w:rPr>
-        <w:t xml:space="preserve">下发中</w:t>
-      </w:r>
-      <w:r>
-        <w:rPr>
-          <w:rStyle w:val="VerbatimChar"/>
-        </w:rPr>
-        <w:t xml:space="preserve"> --&gt; </w:t>
-      </w:r>
-      <w:r>
-        <w:rPr>
-          <w:rStyle w:val="VerbatimChar"/>
-          <w:rFonts w:hint="eastAsia"/>
-        </w:rPr>
-        <w:t xml:space="preserve">已下发:</w:t>
-      </w:r>
-      <w:r>
-        <w:rPr>
-          <w:rStyle w:val="VerbatimChar"/>
-        </w:rPr>
-        <w:t xml:space="preserve"> </w:t>
-      </w:r>
-      <w:r>
-        <w:rPr>
-          <w:rStyle w:val="VerbatimChar"/>
-          <w:rFonts w:hint="eastAsia"/>
-        </w:rPr>
-        <w:t xml:space="preserve">全成功且无渠道级失败</w:t>
-      </w:r>
-      <w:r>
-        <w:br/>
-      </w:r>
-      <w:r>
-        <w:rPr>
-          <w:rStyle w:val="VerbatimChar"/>
-        </w:rPr>
-        <w:t xml:space="preserve">  </w:t>
-      </w:r>
-      <w:r>
-        <w:rPr>
-          <w:rStyle w:val="VerbatimChar"/>
-          <w:rFonts w:hint="eastAsia"/>
-        </w:rPr>
-        <w:t xml:space="preserve">下发中</w:t>
-      </w:r>
-      <w:r>
-        <w:rPr>
-          <w:rStyle w:val="VerbatimChar"/>
-        </w:rPr>
-        <w:t xml:space="preserve"> --&gt; </w:t>
-      </w:r>
-      <w:r>
-        <w:rPr>
-          <w:rStyle w:val="VerbatimChar"/>
-          <w:rFonts w:hint="eastAsia"/>
-        </w:rPr>
-        <w:t xml:space="preserve">部分门店下发失败:</w:t>
-      </w:r>
-      <w:r>
-        <w:rPr>
-          <w:rStyle w:val="VerbatimChar"/>
-        </w:rPr>
-        <w:t xml:space="preserve"> </w:t>
-      </w:r>
-      <w:r>
-        <w:rPr>
-          <w:rStyle w:val="VerbatimChar"/>
-          <w:rFonts w:hint="eastAsia"/>
-        </w:rPr>
-        <w:t xml:space="preserve">失败与成功或pending并存</w:t>
-      </w:r>
-      <w:r>
-        <w:br/>
-      </w:r>
-      <w:r>
-        <w:rPr>
-          <w:rStyle w:val="VerbatimChar"/>
-        </w:rPr>
-        <w:t xml:space="preserve">  </w:t>
-      </w:r>
-      <w:r>
-        <w:rPr>
-          <w:rStyle w:val="VerbatimChar"/>
-          <w:rFonts w:hint="eastAsia"/>
-        </w:rPr>
-        <w:t xml:space="preserve">下发中</w:t>
-      </w:r>
-      <w:r>
-        <w:rPr>
-          <w:rStyle w:val="VerbatimChar"/>
-        </w:rPr>
-        <w:t xml:space="preserve"> --&gt; </w:t>
-      </w:r>
-      <w:r>
-        <w:rPr>
-          <w:rStyle w:val="VerbatimChar"/>
-          <w:rFonts w:hint="eastAsia"/>
-        </w:rPr>
-        <w:t xml:space="preserve">下发失败:</w:t>
-      </w:r>
-      <w:r>
-        <w:rPr>
-          <w:rStyle w:val="VerbatimChar"/>
-        </w:rPr>
-        <w:t xml:space="preserve"> </w:t>
-      </w:r>
-      <w:r>
-        <w:rPr>
-          <w:rStyle w:val="VerbatimChar"/>
-          <w:rFonts w:hint="eastAsia"/>
-        </w:rPr>
-        <w:t xml:space="preserve">仅失败</w:t>
-      </w:r>
-      <w:r>
-        <w:br/>
-      </w:r>
-      <w:r>
-        <w:rPr>
-          <w:rStyle w:val="VerbatimChar"/>
-        </w:rPr>
-        <w:t xml:space="preserve">  </w:t>
-      </w:r>
-      <w:r>
-        <w:rPr>
-          <w:rStyle w:val="VerbatimChar"/>
-          <w:rFonts w:hint="eastAsia"/>
-        </w:rPr>
-        <w:t xml:space="preserve">下发中</w:t>
-      </w:r>
-      <w:r>
-        <w:rPr>
-          <w:rStyle w:val="VerbatimChar"/>
-        </w:rPr>
-        <w:t xml:space="preserve"> --&gt; </w:t>
-      </w:r>
-      <w:r>
-        <w:rPr>
-          <w:rStyle w:val="VerbatimChar"/>
-          <w:rFonts w:hint="eastAsia"/>
-        </w:rPr>
-        <w:t xml:space="preserve">部分渠道下发失败:</w:t>
-      </w:r>
-      <w:r>
-        <w:rPr>
-          <w:rStyle w:val="VerbatimChar"/>
-        </w:rPr>
-        <w:t xml:space="preserve"> </w:t>
-      </w:r>
-      <w:r>
-        <w:rPr>
-          <w:rStyle w:val="VerbatimChar"/>
-          <w:rFonts w:hint="eastAsia"/>
-        </w:rPr>
-        <w:t xml:space="preserve">门店全成功但有渠道失败</w:t>
-      </w:r>
-      <w:r>
-        <w:br/>
-      </w:r>
-      <w:r>
-        <w:rPr>
-          <w:rStyle w:val="VerbatimChar"/>
-        </w:rPr>
-        <w:t xml:space="preserve">  </w:t>
-      </w:r>
-      <w:r>
-        <w:rPr>
-          <w:rStyle w:val="VerbatimChar"/>
-          <w:rFonts w:hint="eastAsia"/>
-        </w:rPr>
-        <w:t xml:space="preserve">部分门店下发失败</w:t>
-      </w:r>
-      <w:r>
-        <w:rPr>
-          <w:rStyle w:val="VerbatimChar"/>
-        </w:rPr>
-        <w:t xml:space="preserve"> --&gt; </w:t>
-      </w:r>
-      <w:r>
-        <w:rPr>
-          <w:rStyle w:val="VerbatimChar"/>
-          <w:rFonts w:hint="eastAsia"/>
-        </w:rPr>
-        <w:t xml:space="preserve">下发中:</w:t>
-      </w:r>
-      <w:r>
-        <w:rPr>
-          <w:rStyle w:val="VerbatimChar"/>
-        </w:rPr>
-        <w:t xml:space="preserve"> </w:t>
-      </w:r>
-      <w:r>
-        <w:rPr>
-          <w:rStyle w:val="VerbatimChar"/>
-          <w:rFonts w:hint="eastAsia"/>
-        </w:rPr>
-        <w:t xml:space="preserve">重试后仍有pending等</w:t>
-      </w:r>
-      <w:r>
-        <w:br/>
-      </w:r>
-      <w:r>
-        <w:rPr>
-          <w:rStyle w:val="VerbatimChar"/>
-        </w:rPr>
-        <w:t xml:space="preserve">  </w:t>
-      </w:r>
-      <w:r>
-        <w:rPr>
-          <w:rStyle w:val="VerbatimChar"/>
-          <w:rFonts w:hint="eastAsia"/>
-        </w:rPr>
-        <w:t xml:space="preserve">部分门店下发失败</w:t>
-      </w:r>
-      <w:r>
-        <w:rPr>
-          <w:rStyle w:val="VerbatimChar"/>
-        </w:rPr>
-        <w:t xml:space="preserve"> --&gt; </w:t>
-      </w:r>
-      <w:r>
-        <w:rPr>
-          <w:rStyle w:val="VerbatimChar"/>
-          <w:rFonts w:hint="eastAsia"/>
-        </w:rPr>
-        <w:t xml:space="preserve">已下发:</w:t>
-      </w:r>
-      <w:r>
-        <w:rPr>
-          <w:rStyle w:val="VerbatimChar"/>
-        </w:rPr>
-        <w:t xml:space="preserve"> </w:t>
-      </w:r>
-      <w:r>
-        <w:rPr>
-          <w:rStyle w:val="VerbatimChar"/>
-          <w:rFonts w:hint="eastAsia"/>
-        </w:rPr>
-        <w:t xml:space="preserve">重试后全部成功且无渠道失败</w:t>
+        <w:t xml:space="preserve">已失效:</w:t>
+      </w:r>
+      <w:r>
+        <w:rPr>
+          <w:rStyle w:val="VerbatimChar"/>
+        </w:rPr>
+        <w:t xml:space="preserve"> </w:t>
+      </w:r>
+      <w:r>
+        <w:rPr>
+          <w:rStyle w:val="VerbatimChar"/>
+          <w:rFonts w:hint="eastAsia"/>
+        </w:rPr>
+        <w:t xml:space="preserve">now大于结束</w:t>
       </w:r>
     </w:p>
-    <w:bookmarkEnd w:id="32"/>
-    <w:bookmarkStart w:id="33" w:name="生效状态自定义时段"/>
+    <w:bookmarkEnd w:id="28"/>
+    <w:bookmarkStart w:id="29" w:name="历史立即生效下的生效状态旧数据"/>
     <w:p>
       <w:pPr>
         <w:pStyle w:val="Heading4"/>
@@ -7829,7 +5953,7 @@
         <w:rPr>
           <w:rFonts w:hint="eastAsia"/>
         </w:rPr>
-        <w:t xml:space="preserve">生效状态（自定义时段）</w:t>
+        <w:t xml:space="preserve">历史「立即生效」下的生效状态（旧数据）</w:t>
       </w:r>
     </w:p>
     <w:p>
@@ -7856,48 +5980,6 @@
           <w:rStyle w:val="VerbatimChar"/>
           <w:rFonts w:hint="eastAsia"/>
         </w:rPr>
-        <w:t xml:space="preserve">待生效:</w:t>
-      </w:r>
-      <w:r>
-        <w:rPr>
-          <w:rStyle w:val="VerbatimChar"/>
-        </w:rPr>
-        <w:t xml:space="preserve"> </w:t>
-      </w:r>
-      <w:r>
-        <w:rPr>
-          <w:rStyle w:val="VerbatimChar"/>
-          <w:rFonts w:hint="eastAsia"/>
-        </w:rPr>
-        <w:t xml:space="preserve">now小于开始</w:t>
-      </w:r>
-      <w:r>
-        <w:br/>
-      </w:r>
-      <w:r>
-        <w:rPr>
-          <w:rStyle w:val="VerbatimChar"/>
-        </w:rPr>
-        <w:t xml:space="preserve">  </w:t>
-      </w:r>
-      <w:r>
-        <w:rPr>
-          <w:rStyle w:val="VerbatimChar"/>
-          <w:rFonts w:hint="eastAsia"/>
-        </w:rPr>
-        <w:t xml:space="preserve">待生效</w:t>
-      </w:r>
-      <w:r>
-        <w:rPr>
-          <w:rStyle w:val="VerbatimChar"/>
-        </w:rPr>
-        <w:t xml:space="preserve"> --&gt; </w:t>
-      </w:r>
-      <w:r>
-        <w:rPr>
-          <w:rStyle w:val="VerbatimChar"/>
-          <w:rFonts w:hint="eastAsia"/>
-        </w:rPr>
         <w:t xml:space="preserve">已生效:</w:t>
       </w:r>
       <w:r>
@@ -7911,53 +5993,11 @@
           <w:rStyle w:val="VerbatimChar"/>
           <w:rFonts w:hint="eastAsia"/>
         </w:rPr>
-        <w:t xml:space="preserve">now进入时间窗</w:t>
-      </w:r>
-      <w:r>
-        <w:br/>
-      </w:r>
-      <w:r>
-        <w:rPr>
-          <w:rStyle w:val="VerbatimChar"/>
-        </w:rPr>
-        <w:t xml:space="preserve">  </w:t>
-      </w:r>
-      <w:r>
-        <w:rPr>
-          <w:rStyle w:val="VerbatimChar"/>
-          <w:rFonts w:hint="eastAsia"/>
-        </w:rPr>
-        <w:t xml:space="preserve">已生效</w:t>
-      </w:r>
-      <w:r>
-        <w:rPr>
-          <w:rStyle w:val="VerbatimChar"/>
-        </w:rPr>
-        <w:t xml:space="preserve"> --&gt; </w:t>
-      </w:r>
-      <w:r>
-        <w:rPr>
-          <w:rStyle w:val="VerbatimChar"/>
-          <w:rFonts w:hint="eastAsia"/>
-        </w:rPr>
-        <w:t xml:space="preserve">已失效:</w:t>
-      </w:r>
-      <w:r>
-        <w:rPr>
-          <w:rStyle w:val="VerbatimChar"/>
-        </w:rPr>
-        <w:t xml:space="preserve"> </w:t>
-      </w:r>
-      <w:r>
-        <w:rPr>
-          <w:rStyle w:val="VerbatimChar"/>
-          <w:rFonts w:hint="eastAsia"/>
-        </w:rPr>
-        <w:t xml:space="preserve">now大于结束</w:t>
+        <w:t xml:space="preserve">effectTime为立即生效</w:t>
       </w:r>
     </w:p>
-    <w:bookmarkEnd w:id="33"/>
-    <w:bookmarkStart w:id="34" w:name="立即生效下的生效状态"/>
+    <w:bookmarkEnd w:id="29"/>
+    <w:bookmarkStart w:id="30" w:name="屏保展示在架-展示下架"/>
     <w:p>
       <w:pPr>
         <w:pStyle w:val="Heading4"/>
@@ -7969,7 +6009,16 @@
         <w:rPr>
           <w:rFonts w:hint="eastAsia"/>
         </w:rPr>
-        <w:t xml:space="preserve">立即生效下的生效状态</w:t>
+        <w:t xml:space="preserve">屏保展示在架</w:t>
+      </w:r>
+      <w:r>
+        <w:t xml:space="preserve"> / </w:t>
+      </w:r>
+      <w:r>
+        <w:rPr>
+          <w:rFonts w:hint="eastAsia"/>
+        </w:rPr>
+        <w:t xml:space="preserve">展示下架</w:t>
       </w:r>
     </w:p>
     <w:p>
@@ -7989,27 +6038,7 @@
         <w:rPr>
           <w:rStyle w:val="VerbatimChar"/>
         </w:rPr>
-        <w:t xml:space="preserve">  [*] --&gt; </w:t>
-      </w:r>
-      <w:r>
-        <w:rPr>
-          <w:rStyle w:val="VerbatimChar"/>
-          <w:rFonts w:hint="eastAsia"/>
-        </w:rPr>
-        <w:t xml:space="preserve">待生效:</w:t>
-      </w:r>
-      <w:r>
-        <w:rPr>
-          <w:rStyle w:val="VerbatimChar"/>
-        </w:rPr>
-        <w:t xml:space="preserve"> </w:t>
-      </w:r>
-      <w:r>
-        <w:rPr>
-          <w:rStyle w:val="VerbatimChar"/>
-          <w:rFonts w:hint="eastAsia"/>
-        </w:rPr>
-        <w:t xml:space="preserve">下发仍为待下发等</w:t>
+        <w:t xml:space="preserve">  direction TB</w:t>
       </w:r>
       <w:r>
         <w:br/>
@@ -8025,7 +6054,77 @@
           <w:rStyle w:val="VerbatimChar"/>
           <w:rFonts w:hint="eastAsia"/>
         </w:rPr>
-        <w:t xml:space="preserve">待生效</w:t>
+        <w:t xml:space="preserve">逻辑已生效_展示在架:</w:t>
+      </w:r>
+      <w:r>
+        <w:rPr>
+          <w:rStyle w:val="VerbatimChar"/>
+        </w:rPr>
+        <w:t xml:space="preserve"> </w:t>
+      </w:r>
+      <w:r>
+        <w:rPr>
+          <w:rStyle w:val="VerbatimChar"/>
+          <w:rFonts w:hint="eastAsia"/>
+        </w:rPr>
+        <w:t xml:space="preserve">已生效且未effectShelfStatus</w:t>
+      </w:r>
+      <w:r>
+        <w:rPr>
+          <w:rStyle w:val="VerbatimChar"/>
+        </w:rPr>
+        <w:t xml:space="preserve"> off</w:t>
+      </w:r>
+      <w:r>
+        <w:br/>
+      </w:r>
+      <w:r>
+        <w:rPr>
+          <w:rStyle w:val="VerbatimChar"/>
+        </w:rPr>
+        <w:t xml:space="preserve">  </w:t>
+      </w:r>
+      <w:r>
+        <w:rPr>
+          <w:rStyle w:val="VerbatimChar"/>
+          <w:rFonts w:hint="eastAsia"/>
+        </w:rPr>
+        <w:t xml:space="preserve">逻辑已生效_展示已下架:</w:t>
+      </w:r>
+      <w:r>
+        <w:rPr>
+          <w:rStyle w:val="VerbatimChar"/>
+        </w:rPr>
+        <w:t xml:space="preserve"> </w:t>
+      </w:r>
+      <w:r>
+        <w:rPr>
+          <w:rStyle w:val="VerbatimChar"/>
+          <w:rFonts w:hint="eastAsia"/>
+        </w:rPr>
+        <w:t xml:space="preserve">已生效且effectShelfStatus</w:t>
+      </w:r>
+      <w:r>
+        <w:rPr>
+          <w:rStyle w:val="VerbatimChar"/>
+        </w:rPr>
+        <w:t xml:space="preserve"> off</w:t>
+      </w:r>
+      <w:r>
+        <w:br/>
+      </w:r>
+      <w:r>
+        <w:rPr>
+          <w:rStyle w:val="VerbatimChar"/>
+        </w:rPr>
+        <w:t xml:space="preserve">  </w:t>
+      </w:r>
+      <w:r>
+        <w:rPr>
+          <w:rStyle w:val="VerbatimChar"/>
+          <w:rFonts w:hint="eastAsia"/>
+        </w:rPr>
+        <w:t xml:space="preserve">逻辑已生效_展示在架</w:t>
       </w:r>
       <w:r>
         <w:rPr>
@@ -8038,24 +6137,66 @@
           <w:rStyle w:val="VerbatimChar"/>
           <w:rFonts w:hint="eastAsia"/>
         </w:rPr>
-        <w:t xml:space="preserve">已生效:</w:t>
-      </w:r>
-      <w:r>
-        <w:rPr>
-          <w:rStyle w:val="VerbatimChar"/>
-        </w:rPr>
-        <w:t xml:space="preserve"> </w:t>
-      </w:r>
-      <w:r>
-        <w:rPr>
-          <w:rStyle w:val="VerbatimChar"/>
-          <w:rFonts w:hint="eastAsia"/>
-        </w:rPr>
-        <w:t xml:space="preserve">下发脱离待下发</w:t>
+        <w:t xml:space="preserve">逻辑已生效_展示已下架:</w:t>
+      </w:r>
+      <w:r>
+        <w:rPr>
+          <w:rStyle w:val="VerbatimChar"/>
+        </w:rPr>
+        <w:t xml:space="preserve"> </w:t>
+      </w:r>
+      <w:r>
+        <w:rPr>
+          <w:rStyle w:val="VerbatimChar"/>
+          <w:rFonts w:hint="eastAsia"/>
+        </w:rPr>
+        <w:t xml:space="preserve">屏保下架</w:t>
+      </w:r>
+      <w:r>
+        <w:br/>
+      </w:r>
+      <w:r>
+        <w:rPr>
+          <w:rStyle w:val="VerbatimChar"/>
+        </w:rPr>
+        <w:t xml:space="preserve">  </w:t>
+      </w:r>
+      <w:r>
+        <w:rPr>
+          <w:rStyle w:val="VerbatimChar"/>
+          <w:rFonts w:hint="eastAsia"/>
+        </w:rPr>
+        <w:t xml:space="preserve">逻辑已生效_展示已下架</w:t>
+      </w:r>
+      <w:r>
+        <w:rPr>
+          <w:rStyle w:val="VerbatimChar"/>
+        </w:rPr>
+        <w:t xml:space="preserve"> --&gt; </w:t>
+      </w:r>
+      <w:r>
+        <w:rPr>
+          <w:rStyle w:val="VerbatimChar"/>
+          <w:rFonts w:hint="eastAsia"/>
+        </w:rPr>
+        <w:t xml:space="preserve">逻辑已生效_展示在架:</w:t>
+      </w:r>
+      <w:r>
+        <w:rPr>
+          <w:rStyle w:val="VerbatimChar"/>
+        </w:rPr>
+        <w:t xml:space="preserve"> </w:t>
+      </w:r>
+      <w:r>
+        <w:rPr>
+          <w:rStyle w:val="VerbatimChar"/>
+          <w:rFonts w:hint="eastAsia"/>
+        </w:rPr>
+        <w:t xml:space="preserve">屏保重新上架</w:t>
       </w:r>
     </w:p>
-    <w:bookmarkEnd w:id="34"/>
-    <w:bookmarkStart w:id="35" w:name="屏保展示在架-展示下架"/>
+    <w:bookmarkEnd w:id="30"/>
+    <w:bookmarkStart w:id="31" w:name="成功渠道已上架-已下架按渠道"/>
     <w:p>
       <w:pPr>
         <w:pStyle w:val="Heading4"/>
@@ -8067,7 +6208,7 @@
         <w:rPr>
           <w:rFonts w:hint="eastAsia"/>
         </w:rPr>
-        <w:t xml:space="preserve">屏保展示在架</w:t>
+        <w:t xml:space="preserve">成功渠道已上架</w:t>
       </w:r>
       <w:r>
         <w:t xml:space="preserve"> / </w:t>
@@ -8076,7 +6217,7 @@
         <w:rPr>
           <w:rFonts w:hint="eastAsia"/>
         </w:rPr>
-        <w:t xml:space="preserve">展示下架</w:t>
+        <w:t xml:space="preserve">已下架（按渠道）</w:t>
       </w:r>
     </w:p>
     <w:p>
@@ -8096,7 +6237,7 @@
         <w:rPr>
           <w:rStyle w:val="VerbatimChar"/>
         </w:rPr>
-        <w:t xml:space="preserve">  direction TB</w:t>
+        <w:t xml:space="preserve">  direction LR</w:t>
       </w:r>
       <w:r>
         <w:br/>
@@ -8105,33 +6246,14 @@
         <w:rPr>
           <w:rStyle w:val="VerbatimChar"/>
         </w:rPr>
-        <w:t xml:space="preserve">  </w:t>
-      </w:r>
-      <w:r>
-        <w:rPr>
-          <w:rStyle w:val="VerbatimChar"/>
-          <w:rFonts w:hint="eastAsia"/>
-        </w:rPr>
-        <w:t xml:space="preserve">逻辑已生效_展示在架:</w:t>
-      </w:r>
-      <w:r>
-        <w:rPr>
-          <w:rStyle w:val="VerbatimChar"/>
-        </w:rPr>
-        <w:t xml:space="preserve"> </w:t>
-      </w:r>
-      <w:r>
-        <w:rPr>
-          <w:rStyle w:val="VerbatimChar"/>
-          <w:rFonts w:hint="eastAsia"/>
-        </w:rPr>
-        <w:t xml:space="preserve">已生效且未effectShelfStatus</w:t>
-      </w:r>
-      <w:r>
-        <w:rPr>
-          <w:rStyle w:val="VerbatimChar"/>
-        </w:rPr>
-        <w:t xml:space="preserve"> off</w:t>
+        <w:t xml:space="preserve">  ch_on: </w:t>
+      </w:r>
+      <w:r>
+        <w:rPr>
+          <w:rStyle w:val="VerbatimChar"/>
+          <w:rFonts w:hint="eastAsia"/>
+        </w:rPr>
+        <w:t xml:space="preserve">渠道已上架</w:t>
       </w:r>
       <w:r>
         <w:br/>
@@ -8140,33 +6262,14 @@
         <w:rPr>
           <w:rStyle w:val="VerbatimChar"/>
         </w:rPr>
-        <w:t xml:space="preserve">  </w:t>
-      </w:r>
-      <w:r>
-        <w:rPr>
-          <w:rStyle w:val="VerbatimChar"/>
-          <w:rFonts w:hint="eastAsia"/>
-        </w:rPr>
-        <w:t xml:space="preserve">逻辑已生效_展示已下架:</w:t>
-      </w:r>
-      <w:r>
-        <w:rPr>
-          <w:rStyle w:val="VerbatimChar"/>
-        </w:rPr>
-        <w:t xml:space="preserve"> </w:t>
-      </w:r>
-      <w:r>
-        <w:rPr>
-          <w:rStyle w:val="VerbatimChar"/>
-          <w:rFonts w:hint="eastAsia"/>
-        </w:rPr>
-        <w:t xml:space="preserve">已生效且effectShelfStatus</w:t>
-      </w:r>
-      <w:r>
-        <w:rPr>
-          <w:rStyle w:val="VerbatimChar"/>
-        </w:rPr>
-        <w:t xml:space="preserve"> off</w:t>
+        <w:t xml:space="preserve">  ch_off: </w:t>
+      </w:r>
+      <w:r>
+        <w:rPr>
+          <w:rStyle w:val="VerbatimChar"/>
+          <w:rFonts w:hint="eastAsia"/>
+        </w:rPr>
+        <w:t xml:space="preserve">渠道已下架</w:t>
       </w:r>
       <w:r>
         <w:br/>
@@ -8175,40 +6278,14 @@
         <w:rPr>
           <w:rStyle w:val="VerbatimChar"/>
         </w:rPr>
-        <w:t xml:space="preserve">  </w:t>
-      </w:r>
-      <w:r>
-        <w:rPr>
-          <w:rStyle w:val="VerbatimChar"/>
-          <w:rFonts w:hint="eastAsia"/>
-        </w:rPr>
-        <w:t xml:space="preserve">逻辑已生效_展示在架</w:t>
-      </w:r>
-      <w:r>
-        <w:rPr>
-          <w:rStyle w:val="VerbatimChar"/>
-        </w:rPr>
-        <w:t xml:space="preserve"> --&gt; </w:t>
-      </w:r>
-      <w:r>
-        <w:rPr>
-          <w:rStyle w:val="VerbatimChar"/>
-          <w:rFonts w:hint="eastAsia"/>
-        </w:rPr>
-        <w:t xml:space="preserve">逻辑已生效_展示已下架:</w:t>
-      </w:r>
-      <w:r>
-        <w:rPr>
-          <w:rStyle w:val="VerbatimChar"/>
-        </w:rPr>
-        <w:t xml:space="preserve"> </w:t>
-      </w:r>
-      <w:r>
-        <w:rPr>
-          <w:rStyle w:val="VerbatimChar"/>
-          <w:rFonts w:hint="eastAsia"/>
-        </w:rPr>
-        <w:t xml:space="preserve">屏保下架</w:t>
+        <w:t xml:space="preserve">  ch_on --&gt; ch_off: </w:t>
+      </w:r>
+      <w:r>
+        <w:rPr>
+          <w:rStyle w:val="VerbatimChar"/>
+          <w:rFonts w:hint="eastAsia"/>
+        </w:rPr>
+        <w:t xml:space="preserve">渠道下架</w:t>
       </w:r>
       <w:r>
         <w:br/>
@@ -8217,76 +6294,14 @@
         <w:rPr>
           <w:rStyle w:val="VerbatimChar"/>
         </w:rPr>
-        <w:t xml:space="preserve">  </w:t>
-      </w:r>
-      <w:r>
-        <w:rPr>
-          <w:rStyle w:val="VerbatimChar"/>
-          <w:rFonts w:hint="eastAsia"/>
-        </w:rPr>
-        <w:t xml:space="preserve">逻辑已生效_展示已下架</w:t>
-      </w:r>
-      <w:r>
-        <w:rPr>
-          <w:rStyle w:val="VerbatimChar"/>
-        </w:rPr>
-        <w:t xml:space="preserve"> --&gt; </w:t>
-      </w:r>
-      <w:r>
-        <w:rPr>
-          <w:rStyle w:val="VerbatimChar"/>
-          <w:rFonts w:hint="eastAsia"/>
-        </w:rPr>
-        <w:t xml:space="preserve">逻辑已生效_展示在架:</w:t>
-      </w:r>
-      <w:r>
-        <w:rPr>
-          <w:rStyle w:val="VerbatimChar"/>
-        </w:rPr>
-        <w:t xml:space="preserve"> </w:t>
-      </w:r>
-      <w:r>
-        <w:rPr>
-          <w:rStyle w:val="VerbatimChar"/>
-          <w:rFonts w:hint="eastAsia"/>
-        </w:rPr>
-        <w:t xml:space="preserve">屏保重新上架</w:t>
-      </w:r>
-    </w:p>
-    <w:bookmarkEnd w:id="35"/>
-    <w:bookmarkStart w:id="36" w:name="成功门店在架-下架"/>
-    <w:p>
-      <w:pPr>
-        <w:pStyle w:val="Heading4"/>
-      </w:pPr>
-      <w:r>
-        <w:t xml:space="preserve">7.7.5 </w:t>
-      </w:r>
-      <w:r>
-        <w:rPr>
-          <w:rFonts w:hint="eastAsia"/>
-        </w:rPr>
-        <w:t xml:space="preserve">成功门店在架</w:t>
-      </w:r>
-      <w:r>
-        <w:t xml:space="preserve"> / </w:t>
-      </w:r>
-      <w:r>
-        <w:rPr>
-          <w:rFonts w:hint="eastAsia"/>
-        </w:rPr>
-        <w:t xml:space="preserve">下架</w:t>
-      </w:r>
-    </w:p>
-    <w:p>
-      <w:pPr>
-        <w:pStyle w:val="SourceCode"/>
-      </w:pPr>
-      <w:r>
-        <w:rPr>
-          <w:rStyle w:val="VerbatimChar"/>
-        </w:rPr>
-        <w:t xml:space="preserve">stateDiagram-v2</w:t>
+        <w:t xml:space="preserve">  ch_off --&gt; ch_on: </w:t>
+      </w:r>
+      <w:r>
+        <w:rPr>
+          <w:rStyle w:val="VerbatimChar"/>
+          <w:rFonts w:hint="eastAsia"/>
+        </w:rPr>
+        <w:t xml:space="preserve">渠道重新上架</w:t>
       </w:r>
       <w:r>
         <w:br/>
@@ -8295,197 +6310,14 @@
         <w:rPr>
           <w:rStyle w:val="VerbatimChar"/>
         </w:rPr>
-        <w:t xml:space="preserve">  direction LR</w:t>
-      </w:r>
-      <w:r>
-        <w:br/>
-      </w:r>
-      <w:r>
-        <w:rPr>
-          <w:rStyle w:val="VerbatimChar"/>
-        </w:rPr>
-        <w:t xml:space="preserve">  </w:t>
-      </w:r>
-      <w:r>
-        <w:rPr>
-          <w:rStyle w:val="VerbatimChar"/>
-          <w:rFonts w:hint="eastAsia"/>
-        </w:rPr>
-        <w:t xml:space="preserve">在架:</w:t>
-      </w:r>
-      <w:r>
-        <w:rPr>
-          <w:rStyle w:val="VerbatimChar"/>
-        </w:rPr>
-        <w:t xml:space="preserve"> </w:t>
-      </w:r>
-      <w:r>
-        <w:rPr>
-          <w:rStyle w:val="VerbatimChar"/>
-          <w:rFonts w:hint="eastAsia"/>
-        </w:rPr>
-        <w:t xml:space="preserve">成功且无off_shelf</w:t>
-      </w:r>
-      <w:r>
-        <w:br/>
-      </w:r>
-      <w:r>
-        <w:rPr>
-          <w:rStyle w:val="VerbatimChar"/>
-        </w:rPr>
-        <w:t xml:space="preserve">  </w:t>
-      </w:r>
-      <w:r>
-        <w:rPr>
-          <w:rStyle w:val="VerbatimChar"/>
-          <w:rFonts w:hint="eastAsia"/>
-        </w:rPr>
-        <w:t xml:space="preserve">已下架:</w:t>
-      </w:r>
-      <w:r>
-        <w:rPr>
-          <w:rStyle w:val="VerbatimChar"/>
-        </w:rPr>
-        <w:t xml:space="preserve"> </w:t>
-      </w:r>
-      <w:r>
-        <w:rPr>
-          <w:rStyle w:val="VerbatimChar"/>
-          <w:rFonts w:hint="eastAsia"/>
-        </w:rPr>
-        <w:t xml:space="preserve">成功且shelfStatus</w:t>
-      </w:r>
-      <w:r>
-        <w:rPr>
-          <w:rStyle w:val="VerbatimChar"/>
-        </w:rPr>
-        <w:t xml:space="preserve"> off_shelf</w:t>
-      </w:r>
-      <w:r>
-        <w:br/>
-      </w:r>
-      <w:r>
-        <w:rPr>
-          <w:rStyle w:val="VerbatimChar"/>
-        </w:rPr>
-        <w:t xml:space="preserve">  </w:t>
-      </w:r>
-      <w:r>
-        <w:rPr>
-          <w:rStyle w:val="VerbatimChar"/>
-          <w:rFonts w:hint="eastAsia"/>
-        </w:rPr>
-        <w:t xml:space="preserve">在架</w:t>
-      </w:r>
-      <w:r>
-        <w:rPr>
-          <w:rStyle w:val="VerbatimChar"/>
-        </w:rPr>
-        <w:t xml:space="preserve"> --&gt; </w:t>
-      </w:r>
-      <w:r>
-        <w:rPr>
-          <w:rStyle w:val="VerbatimChar"/>
-          <w:rFonts w:hint="eastAsia"/>
-        </w:rPr>
-        <w:t xml:space="preserve">已下架:</w:t>
-      </w:r>
-      <w:r>
-        <w:rPr>
-          <w:rStyle w:val="VerbatimChar"/>
-        </w:rPr>
-        <w:t xml:space="preserve"> </w:t>
-      </w:r>
-      <w:r>
-        <w:rPr>
-          <w:rStyle w:val="VerbatimChar"/>
-          <w:rFonts w:hint="eastAsia"/>
-        </w:rPr>
-        <w:t xml:space="preserve">门店下架</w:t>
-      </w:r>
-      <w:r>
-        <w:br/>
-      </w:r>
-      <w:r>
-        <w:rPr>
-          <w:rStyle w:val="VerbatimChar"/>
-        </w:rPr>
-        <w:t xml:space="preserve">  </w:t>
-      </w:r>
-      <w:r>
-        <w:rPr>
-          <w:rStyle w:val="VerbatimChar"/>
-          <w:rFonts w:hint="eastAsia"/>
-        </w:rPr>
-        <w:t xml:space="preserve">已下架</w:t>
-      </w:r>
-      <w:r>
-        <w:rPr>
-          <w:rStyle w:val="VerbatimChar"/>
-        </w:rPr>
-        <w:t xml:space="preserve"> --&gt; </w:t>
-      </w:r>
-      <w:r>
-        <w:rPr>
-          <w:rStyle w:val="VerbatimChar"/>
-          <w:rFonts w:hint="eastAsia"/>
-        </w:rPr>
-        <w:t xml:space="preserve">在架:</w:t>
-      </w:r>
-      <w:r>
-        <w:rPr>
-          <w:rStyle w:val="VerbatimChar"/>
-        </w:rPr>
-        <w:t xml:space="preserve"> </w:t>
-      </w:r>
-      <w:r>
-        <w:rPr>
-          <w:rStyle w:val="VerbatimChar"/>
-          <w:rFonts w:hint="eastAsia"/>
-        </w:rPr>
-        <w:t xml:space="preserve">门店重新上架</w:t>
-      </w:r>
-      <w:r>
-        <w:br/>
-      </w:r>
-      <w:r>
-        <w:rPr>
-          <w:rStyle w:val="VerbatimChar"/>
-        </w:rPr>
-        <w:t xml:space="preserve">  </w:t>
-      </w:r>
-      <w:r>
-        <w:rPr>
-          <w:rStyle w:val="VerbatimChar"/>
-          <w:rFonts w:hint="eastAsia"/>
-        </w:rPr>
-        <w:t xml:space="preserve">已下架</w:t>
-      </w:r>
-      <w:r>
-        <w:rPr>
-          <w:rStyle w:val="VerbatimChar"/>
-        </w:rPr>
-        <w:t xml:space="preserve"> --&gt; </w:t>
-      </w:r>
-      <w:r>
-        <w:rPr>
-          <w:rStyle w:val="VerbatimChar"/>
-          <w:rFonts w:hint="eastAsia"/>
-        </w:rPr>
-        <w:t xml:space="preserve">已移除:</w:t>
-      </w:r>
-      <w:r>
-        <w:rPr>
-          <w:rStyle w:val="VerbatimChar"/>
-        </w:rPr>
-        <w:t xml:space="preserve"> </w:t>
-      </w:r>
-      <w:r>
-        <w:rPr>
-          <w:rStyle w:val="VerbatimChar"/>
-          <w:rFonts w:hint="eastAsia"/>
-        </w:rPr>
-        <w:t xml:space="preserve">从记录删除</w:t>
+        <w:t xml:space="preserve">  note right of ch_off: </w:t>
+      </w:r>
+      <w:r>
+        <w:rPr>
+          <w:rStyle w:val="VerbatimChar"/>
+          <w:rFonts w:hint="eastAsia"/>
+        </w:rPr>
+        <w:t xml:space="preserve">全部门店成功渠道均已下架后可删整条门店记录</w:t>
       </w:r>
     </w:p>
     <w:p>
@@ -8495,10 +6327,10 @@
         </w:pict>
       </w:r>
     </w:p>
-    <w:bookmarkEnd w:id="36"/>
-    <w:bookmarkEnd w:id="37"/>
-    <w:bookmarkEnd w:id="38"/>
-    <w:bookmarkStart w:id="39" w:name="读状态时优先级口诀"/>
+    <w:bookmarkEnd w:id="31"/>
+    <w:bookmarkEnd w:id="32"/>
+    <w:bookmarkEnd w:id="33"/>
+    <w:bookmarkStart w:id="34" w:name="读状态时优先级口诀"/>
     <w:p>
       <w:pPr>
         <w:pStyle w:val="Heading2"/>
@@ -8518,7 +6350,7 @@
         <w:pStyle w:val="Compact"/>
         <w:numPr>
           <w:ilvl w:val="0"/>
-          <w:numId w:val="1012"/>
+          <w:numId w:val="1008"/>
         </w:numPr>
       </w:pPr>
       <w:r>
@@ -8527,30 +6359,89 @@
           <w:b/>
           <w:bCs/>
         </w:rPr>
-        <w:t xml:space="preserve">下发时间未到</w:t>
-      </w:r>
-      <w:r>
-        <w:t xml:space="preserve"> </w:t>
-      </w:r>
-      <w:r>
-        <w:t xml:space="preserve">→</w:t>
-      </w:r>
-      <w:r>
-        <w:t xml:space="preserve"> </w:t>
-      </w:r>
-      <w:r>
-        <w:rPr>
-          <w:rFonts w:hint="eastAsia"/>
-          <w:b/>
-          <w:bCs/>
-        </w:rPr>
-        <w:t xml:space="preserve">待下发</w:t>
-      </w:r>
-      <w:r>
-        <w:rPr>
-          <w:rFonts w:hint="eastAsia"/>
-        </w:rPr>
-        <w:t xml:space="preserve">（不再深入门店态）。</w:t>
+        <w:t xml:space="preserve">生效状态</w:t>
+      </w:r>
+      <w:r>
+        <w:rPr>
+          <w:rFonts w:hint="eastAsia"/>
+        </w:rPr>
+        <w:t xml:space="preserve">：时段型</w:t>
+      </w:r>
+      <w:r>
+        <w:t xml:space="preserve"> </w:t>
+      </w:r>
+      <w:r>
+        <w:rPr>
+          <w:rStyle w:val="VerbatimChar"/>
+        </w:rPr>
+        <w:t xml:space="preserve">effectTime</w:t>
+      </w:r>
+      <w:r>
+        <w:t xml:space="preserve"> </w:t>
+      </w:r>
+      <w:r>
+        <w:rPr>
+          <w:rFonts w:hint="eastAsia"/>
+        </w:rPr>
+        <w:t xml:space="preserve">只看</w:t>
+      </w:r>
+      <w:r>
+        <w:t xml:space="preserve"> </w:t>
+      </w:r>
+      <w:r>
+        <w:rPr>
+          <w:rFonts w:hint="eastAsia"/>
+          <w:b/>
+          <w:bCs/>
+        </w:rPr>
+        <w:t xml:space="preserve">生效窗与</w:t>
+      </w:r>
+      <w:r>
+        <w:rPr>
+          <w:b/>
+          <w:bCs/>
+        </w:rPr>
+        <w:t xml:space="preserve"> now</w:t>
+      </w:r>
+      <w:r>
+        <w:rPr>
+          <w:rFonts w:hint="eastAsia"/>
+        </w:rPr>
+        <w:t xml:space="preserve">；历史</w:t>
+      </w:r>
+      <w:r>
+        <w:t xml:space="preserve"> </w:t>
+      </w:r>
+      <w:r>
+        <w:rPr>
+          <w:rFonts w:hint="eastAsia"/>
+          <w:b/>
+          <w:bCs/>
+        </w:rPr>
+        <w:t xml:space="preserve">立即生效</w:t>
+      </w:r>
+      <w:r>
+        <w:t xml:space="preserve"> </w:t>
+      </w:r>
+      <w:r>
+        <w:rPr>
+          <w:rFonts w:hint="eastAsia"/>
+        </w:rPr>
+        <w:t xml:space="preserve">恒为</w:t>
+      </w:r>
+      <w:r>
+        <w:t xml:space="preserve"> </w:t>
+      </w:r>
+      <w:r>
+        <w:rPr>
+          <w:rFonts w:hint="eastAsia"/>
+          <w:b/>
+          <w:bCs/>
+        </w:rPr>
+        <w:t xml:space="preserve">已生效</w:t>
+      </w:r>
+      <w:r>
+        <w:t xml:space="preserve">。</w:t>
       </w:r>
       <w:r>
         <w:br/>
@@ -8561,7 +6452,7 @@
         <w:pStyle w:val="Compact"/>
         <w:numPr>
           <w:ilvl w:val="0"/>
-          <w:numId w:val="1012"/>
+          <w:numId w:val="1008"/>
         </w:numPr>
       </w:pPr>
       <w:r>
@@ -8570,78 +6461,133 @@
           <w:b/>
           <w:bCs/>
         </w:rPr>
-        <w:t xml:space="preserve">到点后</w:t>
-      </w:r>
-      <w:r>
-        <w:t xml:space="preserve"> </w:t>
-      </w:r>
-      <w:r>
-        <w:rPr>
-          <w:rFonts w:hint="eastAsia"/>
-        </w:rPr>
-        <w:t xml:space="preserve">再按门店</w:t>
-      </w:r>
-      <w:r>
-        <w:t xml:space="preserve"> </w:t>
-      </w:r>
-      <w:r>
-        <w:rPr>
-          <w:rStyle w:val="VerbatimChar"/>
-        </w:rPr>
-        <w:t xml:space="preserve">success / pending / failed</w:t>
-      </w:r>
-      <w:r>
-        <w:t xml:space="preserve"> </w:t>
-      </w:r>
-      <w:r>
-        <w:rPr>
-          <w:rFonts w:hint="eastAsia"/>
-        </w:rPr>
-        <w:t xml:space="preserve">与渠道失败标志得到</w:t>
-      </w:r>
-      <w:r>
-        <w:t xml:space="preserve"> </w:t>
-      </w:r>
-      <w:r>
-        <w:rPr>
-          <w:rFonts w:hint="eastAsia"/>
-          <w:b/>
-          <w:bCs/>
-        </w:rPr>
-        <w:t xml:space="preserve">下发中</w:t>
-      </w:r>
-      <w:r>
-        <w:rPr>
-          <w:b/>
-          <w:bCs/>
-        </w:rPr>
-        <w:t xml:space="preserve"> / </w:t>
-      </w:r>
-      <w:r>
-        <w:rPr>
-          <w:rFonts w:hint="eastAsia"/>
-          <w:b/>
-          <w:bCs/>
-        </w:rPr>
-        <w:t xml:space="preserve">各类失败</w:t>
-      </w:r>
-      <w:r>
-        <w:rPr>
-          <w:b/>
-          <w:bCs/>
-        </w:rPr>
-        <w:t xml:space="preserve"> / </w:t>
-      </w:r>
-      <w:r>
-        <w:rPr>
-          <w:rFonts w:hint="eastAsia"/>
-          <w:b/>
-          <w:bCs/>
-        </w:rPr>
-        <w:t xml:space="preserve">已下发</w:t>
-      </w:r>
-      <w:r>
-        <w:t xml:space="preserve">。</w:t>
+        <w:t xml:space="preserve">操作权限</w:t>
+      </w:r>
+      <w:r>
+        <w:rPr>
+          <w:rFonts w:hint="eastAsia"/>
+        </w:rPr>
+        <w:t xml:space="preserve">：</w:t>
+      </w:r>
+      <w:r>
+        <w:rPr>
+          <w:rFonts w:hint="eastAsia"/>
+          <w:b/>
+          <w:bCs/>
+        </w:rPr>
+        <w:t xml:space="preserve">屏保菜单</w:t>
+      </w:r>
+      <w:r>
+        <w:t xml:space="preserve"> </w:t>
+      </w:r>
+      <w:r>
+        <w:rPr>
+          <w:rFonts w:hint="eastAsia"/>
+        </w:rPr>
+        <w:t xml:space="preserve">看</w:t>
+      </w:r>
+      <w:r>
+        <w:t xml:space="preserve"> </w:t>
+      </w:r>
+      <w:r>
+        <w:rPr>
+          <w:rFonts w:hint="eastAsia"/>
+          <w:b/>
+          <w:bCs/>
+        </w:rPr>
+        <w:t xml:space="preserve">是否逻辑已生效</w:t>
+      </w:r>
+      <w:r>
+        <w:rPr>
+          <w:b/>
+          <w:bCs/>
+        </w:rPr>
+        <w:t xml:space="preserve"> + </w:t>
+      </w:r>
+      <w:r>
+        <w:rPr>
+          <w:rFonts w:hint="eastAsia"/>
+          <w:b/>
+          <w:bCs/>
+        </w:rPr>
+        <w:t xml:space="preserve">是否展示下架</w:t>
+      </w:r>
+      <w:r>
+        <w:rPr>
+          <w:rFonts w:hint="eastAsia"/>
+        </w:rPr>
+        <w:t xml:space="preserve">；</w:t>
+      </w:r>
+      <w:r>
+        <w:rPr>
+          <w:rFonts w:hint="eastAsia"/>
+          <w:b/>
+          <w:bCs/>
+        </w:rPr>
+        <w:t xml:space="preserve">门店弹窗</w:t>
+      </w:r>
+      <w:r>
+        <w:t xml:space="preserve"> </w:t>
+      </w:r>
+      <w:r>
+        <w:rPr>
+          <w:rFonts w:hint="eastAsia"/>
+        </w:rPr>
+        <w:t xml:space="preserve">内按</w:t>
+      </w:r>
+      <w:r>
+        <w:t xml:space="preserve"> </w:t>
+      </w:r>
+      <w:r>
+        <w:rPr>
+          <w:rFonts w:hint="eastAsia"/>
+          <w:b/>
+          <w:bCs/>
+        </w:rPr>
+        <w:t xml:space="preserve">渠道成功行</w:t>
+      </w:r>
+      <w:r>
+        <w:rPr>
+          <w:b/>
+          <w:bCs/>
+        </w:rPr>
+        <w:t xml:space="preserve"> +</w:t>
+      </w:r>
+      <w:r>
+        <w:rPr>
+          <w:b/>
+          <w:bCs/>
+        </w:rPr>
+        <w:t xml:space="preserve"> </w:t>
+      </w:r>
+      <w:r>
+        <w:rPr>
+          <w:rStyle w:val="VerbatimChar"/>
+          <w:b/>
+          <w:bCs/>
+        </w:rPr>
+        <w:t xml:space="preserve">channelStatuses[].shelfStatus</w:t>
+      </w:r>
+      <w:r>
+        <w:rPr>
+          <w:rFonts w:hint="eastAsia"/>
+        </w:rPr>
+        <w:t xml:space="preserve">（及旧数据门店级</w:t>
+      </w:r>
+      <w:r>
+        <w:t xml:space="preserve"> </w:t>
+      </w:r>
+      <w:r>
+        <w:rPr>
+          <w:rStyle w:val="VerbatimChar"/>
+        </w:rPr>
+        <w:t xml:space="preserve">shelfStatus</w:t>
+      </w:r>
+      <w:r>
+        <w:rPr>
+          <w:rFonts w:hint="eastAsia"/>
+        </w:rPr>
+        <w:t xml:space="preserve">）判断上下架与是否可删店。</w:t>
       </w:r>
       <w:r>
         <w:br/>
@@ -8652,205 +6598,54 @@
         <w:pStyle w:val="Compact"/>
         <w:numPr>
           <w:ilvl w:val="0"/>
-          <w:numId w:val="1012"/>
+          <w:numId w:val="1008"/>
         </w:numPr>
       </w:pPr>
       <w:r>
         <w:rPr>
           <w:rFonts w:hint="eastAsia"/>
-          <w:b/>
-          <w:bCs/>
-        </w:rPr>
-        <w:t xml:space="preserve">生效状态</w:t>
-      </w:r>
-      <w:r>
-        <w:rPr>
-          <w:rFonts w:hint="eastAsia"/>
-        </w:rPr>
-        <w:t xml:space="preserve">：自定义只看</w:t>
-      </w:r>
-      <w:r>
-        <w:t xml:space="preserve"> </w:t>
-      </w:r>
-      <w:r>
-        <w:rPr>
-          <w:rFonts w:hint="eastAsia"/>
-          <w:b/>
-          <w:bCs/>
-        </w:rPr>
-        <w:t xml:space="preserve">生效窗与</w:t>
-      </w:r>
-      <w:r>
-        <w:rPr>
-          <w:b/>
-          <w:bCs/>
-        </w:rPr>
-        <w:t xml:space="preserve"> now</w:t>
-      </w:r>
-      <w:r>
-        <w:rPr>
-          <w:rFonts w:hint="eastAsia"/>
-        </w:rPr>
-        <w:t xml:space="preserve">；</w:t>
-      </w:r>
-      <w:r>
-        <w:rPr>
-          <w:rFonts w:hint="eastAsia"/>
-          <w:b/>
-          <w:bCs/>
-        </w:rPr>
-        <w:t xml:space="preserve">立即生效</w:t>
-      </w:r>
-      <w:r>
-        <w:t xml:space="preserve"> </w:t>
-      </w:r>
-      <w:r>
-        <w:rPr>
-          <w:rFonts w:hint="eastAsia"/>
-        </w:rPr>
-        <w:t xml:space="preserve">需多看</w:t>
-      </w:r>
-      <w:r>
-        <w:t xml:space="preserve"> </w:t>
-      </w:r>
-      <w:r>
-        <w:rPr>
-          <w:rFonts w:hint="eastAsia"/>
-          <w:b/>
-          <w:bCs/>
-        </w:rPr>
-        <w:t xml:space="preserve">是否仍待下发</w:t>
-      </w:r>
-      <w:r>
-        <w:t xml:space="preserve">。</w:t>
-      </w:r>
-      <w:r>
-        <w:br/>
-      </w:r>
-    </w:p>
-    <w:p>
-      <w:pPr>
-        <w:pStyle w:val="Compact"/>
-        <w:numPr>
-          <w:ilvl w:val="0"/>
-          <w:numId w:val="1012"/>
-        </w:numPr>
-      </w:pPr>
-      <w:r>
-        <w:rPr>
-          <w:rFonts w:hint="eastAsia"/>
-          <w:b/>
-          <w:bCs/>
-        </w:rPr>
-        <w:t xml:space="preserve">操作权限</w:t>
-      </w:r>
-      <w:r>
-        <w:rPr>
-          <w:rFonts w:hint="eastAsia"/>
-        </w:rPr>
-        <w:t xml:space="preserve">：</w:t>
-      </w:r>
-      <w:r>
-        <w:rPr>
-          <w:rFonts w:hint="eastAsia"/>
-          <w:b/>
-          <w:bCs/>
-        </w:rPr>
-        <w:t xml:space="preserve">屏保菜单</w:t>
-      </w:r>
-      <w:r>
-        <w:t xml:space="preserve"> </w:t>
-      </w:r>
-      <w:r>
-        <w:rPr>
-          <w:rFonts w:hint="eastAsia"/>
-        </w:rPr>
-        <w:t xml:space="preserve">看</w:t>
-      </w:r>
-      <w:r>
-        <w:t xml:space="preserve"> </w:t>
-      </w:r>
-      <w:r>
-        <w:rPr>
-          <w:rFonts w:hint="eastAsia"/>
-          <w:b/>
-          <w:bCs/>
-        </w:rPr>
-        <w:t xml:space="preserve">是否逻辑已生效</w:t>
-      </w:r>
-      <w:r>
-        <w:rPr>
-          <w:b/>
-          <w:bCs/>
-        </w:rPr>
-        <w:t xml:space="preserve"> + </w:t>
-      </w:r>
-      <w:r>
-        <w:rPr>
-          <w:rFonts w:hint="eastAsia"/>
-          <w:b/>
-          <w:bCs/>
-        </w:rPr>
-        <w:t xml:space="preserve">是否展示下架</w:t>
-      </w:r>
-      <w:r>
-        <w:rPr>
-          <w:rFonts w:hint="eastAsia"/>
-        </w:rPr>
-        <w:t xml:space="preserve">；</w:t>
-      </w:r>
-      <w:r>
-        <w:rPr>
-          <w:rFonts w:hint="eastAsia"/>
-          <w:b/>
-          <w:bCs/>
-        </w:rPr>
-        <w:t xml:space="preserve">门店行</w:t>
-      </w:r>
-      <w:r>
-        <w:t xml:space="preserve"> </w:t>
-      </w:r>
-      <w:r>
-        <w:rPr>
-          <w:rFonts w:hint="eastAsia"/>
-        </w:rPr>
-        <w:t xml:space="preserve">看</w:t>
-      </w:r>
-      <w:r>
-        <w:t xml:space="preserve"> </w:t>
-      </w:r>
-      <w:r>
-        <w:rPr>
-          <w:rFonts w:hint="eastAsia"/>
-          <w:b/>
-          <w:bCs/>
-        </w:rPr>
-        <w:t xml:space="preserve">该条是否成功</w:t>
-      </w:r>
-      <w:r>
-        <w:rPr>
-          <w:b/>
-          <w:bCs/>
-        </w:rPr>
-        <w:t xml:space="preserve"> +</w:t>
-      </w:r>
-      <w:r>
-        <w:rPr>
-          <w:b/>
-          <w:bCs/>
-        </w:rPr>
-        <w:t xml:space="preserve"> </w:t>
-      </w:r>
-      <w:r>
-        <w:rPr>
-          <w:rStyle w:val="VerbatimChar"/>
-          <w:b/>
-          <w:bCs/>
-        </w:rPr>
-        <w:t xml:space="preserve">shelfStatus</w:t>
-      </w:r>
-      <w:r>
-        <w:t xml:space="preserve">。</w:t>
+        </w:rPr>
+        <w:t xml:space="preserve">列表</w:t>
+      </w:r>
+      <w:r>
+        <w:t xml:space="preserve"> </w:t>
+      </w:r>
+      <w:r>
+        <w:rPr>
+          <w:rFonts w:hint="eastAsia"/>
+          <w:b/>
+          <w:bCs/>
+        </w:rPr>
+        <w:t xml:space="preserve">不提供</w:t>
+      </w:r>
+      <w:r>
+        <w:t xml:space="preserve"> </w:t>
+      </w:r>
+      <w:r>
+        <w:rPr>
+          <w:rFonts w:hint="eastAsia"/>
+        </w:rPr>
+        <w:t xml:space="preserve">主题级「下发状态」聚合；门店同步结果以弹窗内</w:t>
+      </w:r>
+      <w:r>
+        <w:t xml:space="preserve"> </w:t>
+      </w:r>
+      <w:r>
+        <w:rPr>
+          <w:rFonts w:hint="eastAsia"/>
+          <w:b/>
+          <w:bCs/>
+        </w:rPr>
+        <w:t xml:space="preserve">门店状态</w:t>
+      </w:r>
+      <w:r>
+        <w:t xml:space="preserve"> </w:t>
+      </w:r>
+      <w:r>
+        <w:rPr>
+          <w:rFonts w:hint="eastAsia"/>
+        </w:rPr>
+        <w:t xml:space="preserve">为准。</w:t>
       </w:r>
     </w:p>
     <w:p>
@@ -8860,8 +6655,8 @@
         </w:pict>
       </w:r>
     </w:p>
-    <w:bookmarkEnd w:id="39"/>
-    <w:bookmarkStart w:id="40" w:name="相关文件索引"/>
+    <w:bookmarkEnd w:id="34"/>
+    <w:bookmarkStart w:id="35" w:name="相关文件索引"/>
     <w:p>
       <w:pPr>
         <w:pStyle w:val="Heading2"/>
@@ -8945,15 +6740,6 @@
               <w:rPr>
                 <w:rStyle w:val="VerbatimChar"/>
               </w:rPr>
-              <w:t xml:space="preserve">computeDistributeStatus</w:t>
-            </w:r>
-            <w:r>
-              <w:t xml:space="preserve">、</w:t>
-            </w:r>
-            <w:r>
-              <w:rPr>
-                <w:rStyle w:val="VerbatimChar"/>
-              </w:rPr>
               <w:t xml:space="preserve">computeEffectStatus</w:t>
             </w:r>
             <w:r>
@@ -9072,6 +6858,58 @@
             <w:r>
               <w:rPr>
                 <w:rStyle w:val="VerbatimChar"/>
+                <w:rFonts w:hint="eastAsia"/>
+              </w:rPr>
+              <w:t xml:space="preserve">屏保状态与操作说明.docx</w:t>
+            </w:r>
+          </w:p>
+        </w:tc>
+        <w:tc>
+          <w:tcPr/>
+          <w:p>
+            <w:pPr>
+              <w:pStyle w:val="Compact"/>
+            </w:pPr>
+            <w:r>
+              <w:t xml:space="preserve">Word </w:t>
+            </w:r>
+            <w:r>
+              <w:rPr>
+                <w:rFonts w:hint="eastAsia"/>
+              </w:rPr>
+              <w:t xml:space="preserve">版说明（由本</w:t>
+            </w:r>
+            <w:r>
+              <w:t xml:space="preserve"> Markdown </w:t>
+            </w:r>
+            <w:r>
+              <w:rPr>
+                <w:rFonts w:hint="eastAsia"/>
+              </w:rPr>
+              <w:t xml:space="preserve">导出，修订</w:t>
+            </w:r>
+            <w:r>
+              <w:t xml:space="preserve"> md </w:t>
+            </w:r>
+            <w:r>
+              <w:rPr>
+                <w:rFonts w:hint="eastAsia"/>
+              </w:rPr>
+              <w:t xml:space="preserve">后需重新导出以同步）</w:t>
+            </w:r>
+          </w:p>
+        </w:tc>
+      </w:tr>
+      <w:tr>
+        <w:tc>
+          <w:tcPr/>
+          <w:p>
+            <w:pPr>
+              <w:pStyle w:val="Compact"/>
+            </w:pPr>
+            <w:r>
+              <w:rPr>
+                <w:rStyle w:val="VerbatimChar"/>
               </w:rPr>
               <w:t xml:space="preserve">.vscode/extensions.json</w:t>
             </w:r>
@@ -9106,6 +6944,117 @@
                 <w:rFonts w:hint="eastAsia"/>
               </w:rPr>
               <w:t xml:space="preserve">Code）</w:t>
+            </w:r>
+          </w:p>
+        </w:tc>
+      </w:tr>
+      <w:tr>
+        <w:tc>
+          <w:tcPr/>
+          <w:p>
+            <w:pPr>
+              <w:pStyle w:val="Compact"/>
+            </w:pPr>
+            <w:r>
+              <w:rPr>
+                <w:rStyle w:val="VerbatimChar"/>
+                <w:rFonts w:hint="eastAsia"/>
+              </w:rPr>
+              <w:t xml:space="preserve">屏保新建到完成流程说明.md</w:t>
+            </w:r>
+          </w:p>
+        </w:tc>
+        <w:tc>
+          <w:tcPr/>
+          <w:p>
+            <w:pPr>
+              <w:pStyle w:val="Compact"/>
+            </w:pPr>
+            <w:r>
+              <w:rPr>
+                <w:rFonts w:hint="eastAsia"/>
+              </w:rPr>
+              <w:t xml:space="preserve">从新建屏保到下发完成的页面顺序与</w:t>
+            </w:r>
+            <w:r>
+              <w:t xml:space="preserve"> </w:t>
+            </w:r>
+            <w:r>
+              <w:rPr>
+                <w:rStyle w:val="VerbatimChar"/>
+              </w:rPr>
+              <w:t xml:space="preserve">localStorage</w:t>
+            </w:r>
+            <w:r>
+              <w:t xml:space="preserve"> </w:t>
+            </w:r>
+            <w:r>
+              <w:rPr>
+                <w:rFonts w:hint="eastAsia"/>
+              </w:rPr>
+              <w:t xml:space="preserve">衔接</w:t>
+            </w:r>
+          </w:p>
+        </w:tc>
+      </w:tr>
+      <w:tr>
+        <w:tc>
+          <w:tcPr/>
+          <w:p>
+            <w:pPr>
+              <w:pStyle w:val="Compact"/>
+            </w:pPr>
+            <w:r>
+              <w:rPr>
+                <w:rStyle w:val="VerbatimChar"/>
+                <w:rFonts w:hint="eastAsia"/>
+              </w:rPr>
+              <w:t xml:space="preserve">下发门店详情产品说明.md</w:t>
+            </w:r>
+          </w:p>
+        </w:tc>
+        <w:tc>
+          <w:tcPr/>
+          <w:p>
+            <w:pPr>
+              <w:pStyle w:val="Compact"/>
+            </w:pPr>
+            <w:r>
+              <w:rPr>
+                <w:rFonts w:hint="eastAsia"/>
+              </w:rPr>
+              <w:t xml:space="preserve">列表「下发门店详情」弹窗：业务逻辑、状态、操作与约束</w:t>
+            </w:r>
+          </w:p>
+        </w:tc>
+      </w:tr>
+      <w:tr>
+        <w:tc>
+          <w:tcPr/>
+          <w:p>
+            <w:pPr>
+              <w:pStyle w:val="Compact"/>
+            </w:pPr>
+            <w:r>
+              <w:rPr>
+                <w:rStyle w:val="VerbatimChar"/>
+                <w:rFonts w:hint="eastAsia"/>
+              </w:rPr>
+              <w:t xml:space="preserve">屏保图片预览产品说明.md</w:t>
+            </w:r>
+          </w:p>
+        </w:tc>
+        <w:tc>
+          <w:tcPr/>
+          <w:p>
+            <w:pPr>
+              <w:pStyle w:val="Compact"/>
+            </w:pPr>
+            <w:r>
+              <w:rPr>
+                <w:rFonts w:hint="eastAsia"/>
+              </w:rPr>
+              <w:t xml:space="preserve">列表点击缩略图大图预览：逻辑、操作、层级与约束</w:t>
             </w:r>
           </w:p>
         </w:tc>
@@ -9177,8 +7126,121 @@
         <w:t xml:space="preserve">中的函数与字段名。</w:t>
       </w:r>
     </w:p>
-    <w:bookmarkEnd w:id="40"/>
-    <w:bookmarkEnd w:id="41"/>
+    <w:p>
+      <w:pPr>
+        <w:pStyle w:val="BodyText"/>
+      </w:pPr>
+      <w:r>
+        <w:rPr>
+          <w:rFonts w:hint="eastAsia"/>
+          <w:i/>
+          <w:iCs/>
+        </w:rPr>
+        <w:t xml:space="preserve">重新生成</w:t>
+      </w:r>
+      <w:r>
+        <w:rPr>
+          <w:i/>
+          <w:iCs/>
+        </w:rPr>
+        <w:t xml:space="preserve"> </w:t>
+      </w:r>
+      <w:r>
+        <w:rPr>
+          <w:rFonts w:hint="eastAsia"/>
+          <w:i/>
+          <w:iCs/>
+        </w:rPr>
+        <w:t xml:space="preserve">Word：在项目根目录执行</w:t>
+      </w:r>
+      <w:r>
+        <w:rPr>
+          <w:i/>
+          <w:iCs/>
+        </w:rPr>
+        <w:t xml:space="preserve"> </w:t>
+      </w:r>
+      <w:r>
+        <w:rPr>
+          <w:rStyle w:val="VerbatimChar"/>
+          <w:i/>
+          <w:iCs/>
+        </w:rPr>
+        <w:t xml:space="preserve">python -c "import pypandoc; </w:t>
+      </w:r>
+      <w:r>
+        <w:rPr>
+          <w:rStyle w:val="VerbatimChar"/>
+          <w:rFonts w:hint="eastAsia"/>
+          <w:i/>
+          <w:iCs/>
+        </w:rPr>
+        <w:t xml:space="preserve">pypandoc.convert_file('屏保状态与操作说明.md','docx',outputfile='屏保状态与操作说明.docx',extra_args=['--standalone'])"</w:t>
+      </w:r>
+      <w:r>
+        <w:rPr>
+          <w:rFonts w:hint="eastAsia"/>
+          <w:i/>
+          <w:iCs/>
+        </w:rPr>
+        <w:t xml:space="preserve">（需已安装</w:t>
+      </w:r>
+      <w:r>
+        <w:rPr>
+          <w:i/>
+          <w:iCs/>
+        </w:rPr>
+        <w:t xml:space="preserve"> </w:t>
+      </w:r>
+      <w:r>
+        <w:rPr>
+          <w:rStyle w:val="VerbatimChar"/>
+          <w:i/>
+          <w:iCs/>
+        </w:rPr>
+        <w:t xml:space="preserve">pypandoc</w:t>
+      </w:r>
+      <w:r>
+        <w:rPr>
+          <w:i/>
+          <w:iCs/>
+        </w:rPr>
+        <w:t xml:space="preserve"> </w:t>
+      </w:r>
+      <w:r>
+        <w:rPr>
+          <w:rFonts w:hint="eastAsia"/>
+          <w:i/>
+          <w:iCs/>
+        </w:rPr>
+        <w:t xml:space="preserve">与</w:t>
+      </w:r>
+      <w:r>
+        <w:rPr>
+          <w:i/>
+          <w:iCs/>
+        </w:rPr>
+        <w:t xml:space="preserve"> </w:t>
+      </w:r>
+      <w:r>
+        <w:rPr>
+          <w:rStyle w:val="VerbatimChar"/>
+          <w:i/>
+          <w:iCs/>
+        </w:rPr>
+        <w:t xml:space="preserve">pypandoc_binary</w:t>
+      </w:r>
+      <w:r>
+        <w:rPr>
+          <w:rFonts w:hint="eastAsia"/>
+          <w:i/>
+          <w:iCs/>
+        </w:rPr>
+        <w:t xml:space="preserve">）。</w:t>
+      </w:r>
+    </w:p>
+    <w:bookmarkEnd w:id="35"/>
+    <w:bookmarkEnd w:id="36"/>
     <w:sectPr>
       <w:footnotePr>
         <w:numRestart w:val="eachSect"/>
@@ -9487,34 +7549,7 @@
     <w:abstractNumId w:val="991"/>
   </w:num>
   <w:num w:numId="1003">
-    <w:abstractNumId w:val="99411"/>
-    <w:lvlOverride w:ilvl="0">
-      <w:startOverride w:val="1"/>
-    </w:lvlOverride>
-    <w:lvlOverride w:ilvl="1">
-      <w:startOverride w:val="1"/>
-    </w:lvlOverride>
-    <w:lvlOverride w:ilvl="2">
-      <w:startOverride w:val="1"/>
-    </w:lvlOverride>
-    <w:lvlOverride w:ilvl="3">
-      <w:startOverride w:val="1"/>
-    </w:lvlOverride>
-    <w:lvlOverride w:ilvl="4">
-      <w:startOverride w:val="1"/>
-    </w:lvlOverride>
-    <w:lvlOverride w:ilvl="5">
-      <w:startOverride w:val="1"/>
-    </w:lvlOverride>
-    <w:lvlOverride w:ilvl="6">
-      <w:startOverride w:val="1"/>
-    </w:lvlOverride>
-    <w:lvlOverride w:ilvl="7">
-      <w:startOverride w:val="1"/>
-    </w:lvlOverride>
-    <w:lvlOverride w:ilvl="8">
-      <w:startOverride w:val="1"/>
-    </w:lvlOverride>
+    <w:abstractNumId w:val="991"/>
   </w:num>
   <w:num w:numId="1004">
     <w:abstractNumId w:val="991"/>
@@ -9529,45 +7564,6 @@
     <w:abstractNumId w:val="991"/>
   </w:num>
   <w:num w:numId="1008">
-    <w:abstractNumId w:val="991"/>
-  </w:num>
-  <w:num w:numId="1009">
-    <w:abstractNumId w:val="991"/>
-  </w:num>
-  <w:num w:numId="1010">
-    <w:abstractNumId w:val="991"/>
-  </w:num>
-  <w:num w:numId="1011">
-    <w:abstractNumId w:val="99411"/>
-    <w:lvlOverride w:ilvl="0">
-      <w:startOverride w:val="1"/>
-    </w:lvlOverride>
-    <w:lvlOverride w:ilvl="1">
-      <w:startOverride w:val="1"/>
-    </w:lvlOverride>
-    <w:lvlOverride w:ilvl="2">
-      <w:startOverride w:val="1"/>
-    </w:lvlOverride>
-    <w:lvlOverride w:ilvl="3">
-      <w:startOverride w:val="1"/>
-    </w:lvlOverride>
-    <w:lvlOverride w:ilvl="4">
-      <w:startOverride w:val="1"/>
-    </w:lvlOverride>
-    <w:lvlOverride w:ilvl="5">
-      <w:startOverride w:val="1"/>
-    </w:lvlOverride>
-    <w:lvlOverride w:ilvl="6">
-      <w:startOverride w:val="1"/>
-    </w:lvlOverride>
-    <w:lvlOverride w:ilvl="7">
-      <w:startOverride w:val="1"/>
-    </w:lvlOverride>
-    <w:lvlOverride w:ilvl="8">
-      <w:startOverride w:val="1"/>
-    </w:lvlOverride>
-  </w:num>
-  <w:num w:numId="1012">
     <w:abstractNumId w:val="99411"/>
     <w:lvlOverride w:ilvl="0">
       <w:startOverride w:val="1"/>
